--- a/license-plate-alpr-system CV.docx
+++ b/license-plate-alpr-system CV.docx
@@ -131,7 +131,29 @@
           <w:sz w:val="24"/>
           <w:szCs w:val="24"/>
         </w:rPr>
-        <w:t>Bloom's Taxonomy Levels: L3 – Apply | L4 – Analyse | L5 – Evaluate</w:t>
+        <w:t xml:space="preserve">Bloom's Taxonomy Levels: L3 – Apply | L4 – </w:t>
+      </w:r>
+      <w:proofErr w:type="spellStart"/>
+      <w:r>
+        <w:rPr>
+          <w:rFonts w:ascii="Times New Roman" w:hAnsi="Times New Roman" w:cs="Times New Roman"/>
+          <w:iCs/>
+          <w:color w:val="000000" w:themeColor="text1"/>
+          <w:sz w:val="24"/>
+          <w:szCs w:val="24"/>
+        </w:rPr>
+        <w:t>Analyse</w:t>
+      </w:r>
+      <w:proofErr w:type="spellEnd"/>
+      <w:r>
+        <w:rPr>
+          <w:rFonts w:ascii="Times New Roman" w:hAnsi="Times New Roman" w:cs="Times New Roman"/>
+          <w:iCs/>
+          <w:color w:val="000000" w:themeColor="text1"/>
+          <w:sz w:val="24"/>
+          <w:szCs w:val="24"/>
+        </w:rPr>
+        <w:t xml:space="preserve"> | L5 – Evaluate</w:t>
       </w:r>
       <w:r>
         <w:rPr>
@@ -152,7 +174,55 @@
           <w:sz w:val="24"/>
           <w:szCs w:val="24"/>
         </w:rPr>
-        <w:t>SDG Mapping: SDG 9 (Industry, Innovation, &amp; Infrastructure)  •  SDG 11 (Sustainable Cities &amp; Communities)  •  SDG 8 (Decent Work &amp; Economic Growth)</w:t>
+        <w:t xml:space="preserve">SDG Mapping: SDG 9 (Industry, Innovation, &amp; </w:t>
+      </w:r>
+      <w:proofErr w:type="gramStart"/>
+      <w:r>
+        <w:rPr>
+          <w:rFonts w:ascii="Times New Roman" w:hAnsi="Times New Roman" w:cs="Times New Roman"/>
+          <w:b/>
+          <w:iCs/>
+          <w:color w:val="000000" w:themeColor="text1"/>
+          <w:sz w:val="24"/>
+          <w:szCs w:val="24"/>
+        </w:rPr>
+        <w:t>Infrastructure)  •</w:t>
+      </w:r>
+      <w:proofErr w:type="gramEnd"/>
+      <w:r>
+        <w:rPr>
+          <w:rFonts w:ascii="Times New Roman" w:hAnsi="Times New Roman" w:cs="Times New Roman"/>
+          <w:b/>
+          <w:iCs/>
+          <w:color w:val="000000" w:themeColor="text1"/>
+          <w:sz w:val="24"/>
+          <w:szCs w:val="24"/>
+        </w:rPr>
+        <w:t xml:space="preserve">  SDG 11 (Sustainable Cities &amp; </w:t>
+      </w:r>
+      <w:proofErr w:type="gramStart"/>
+      <w:r>
+        <w:rPr>
+          <w:rFonts w:ascii="Times New Roman" w:hAnsi="Times New Roman" w:cs="Times New Roman"/>
+          <w:b/>
+          <w:iCs/>
+          <w:color w:val="000000" w:themeColor="text1"/>
+          <w:sz w:val="24"/>
+          <w:szCs w:val="24"/>
+        </w:rPr>
+        <w:t>Communities)  •</w:t>
+      </w:r>
+      <w:proofErr w:type="gramEnd"/>
+      <w:r>
+        <w:rPr>
+          <w:rFonts w:ascii="Times New Roman" w:hAnsi="Times New Roman" w:cs="Times New Roman"/>
+          <w:b/>
+          <w:iCs/>
+          <w:color w:val="000000" w:themeColor="text1"/>
+          <w:sz w:val="24"/>
+          <w:szCs w:val="24"/>
+        </w:rPr>
+        <w:t xml:space="preserve">  SDG 8 (Decent Work &amp; Economic Growth)</w:t>
       </w:r>
       <w:r>
         <w:rPr>
@@ -294,17 +364,7 @@
           <w:szCs w:val="24"/>
           <w:u w:val="single"/>
         </w:rPr>
-        <w:t>https://github.com/your-username/license-plate-alpr-system</w:t>
-      </w:r>
-      <w:r>
-        <w:rPr>
-          <w:rFonts w:ascii="Times New Roman" w:hAnsi="Times New Roman" w:cs="Times New Roman"/>
-          <w:color w:val="000000" w:themeColor="text1"/>
-          <w:sz w:val="24"/>
-          <w:szCs w:val="24"/>
-          <w:u w:val="single"/>
-        </w:rPr>
-        <w:br/>
+        <w:t>https://github.com/Nithiyashree07/Computer-Vision-CV</w:t>
       </w:r>
     </w:p>
     <w:p>
@@ -398,6 +458,8 @@
                 <w:szCs w:val="24"/>
               </w:rPr>
             </w:pPr>
+            <w:proofErr w:type="spellStart"/>
+            <w:proofErr w:type="gramStart"/>
             <w:r>
               <w:rPr>
                 <w:rFonts w:ascii="Times New Roman" w:hAnsi="Times New Roman" w:cs="Times New Roman"/>
@@ -408,6 +470,8 @@
               </w:rPr>
               <w:t>S.No</w:t>
             </w:r>
+            <w:proofErr w:type="spellEnd"/>
+            <w:proofErr w:type="gramEnd"/>
           </w:p>
         </w:tc>
         <w:tc>
@@ -2094,7 +2158,27 @@
           <w:sz w:val="24"/>
           <w:szCs w:val="24"/>
         </w:rPr>
-        <w:t>Sequential character extraction: Isolating individual alphanumeric glyphs through spatial segmentation or modeling the plate's text as an continuous sequence of pixel intensities.</w:t>
+        <w:t xml:space="preserve">Sequential character extraction: Isolating individual alphanumeric glyphs through spatial segmentation or modeling the plate's text as </w:t>
+      </w:r>
+      <w:proofErr w:type="gramStart"/>
+      <w:r>
+        <w:rPr>
+          <w:rFonts w:ascii="Times New Roman" w:hAnsi="Times New Roman" w:cs="Times New Roman"/>
+          <w:color w:val="000000" w:themeColor="text1"/>
+          <w:sz w:val="24"/>
+          <w:szCs w:val="24"/>
+        </w:rPr>
+        <w:t>an</w:t>
+      </w:r>
+      <w:proofErr w:type="gramEnd"/>
+      <w:r>
+        <w:rPr>
+          <w:rFonts w:ascii="Times New Roman" w:hAnsi="Times New Roman" w:cs="Times New Roman"/>
+          <w:color w:val="000000" w:themeColor="text1"/>
+          <w:sz w:val="24"/>
+          <w:szCs w:val="24"/>
+        </w:rPr>
+        <w:t xml:space="preserve"> continuous sequence of pixel intensities.</w:t>
       </w:r>
     </w:p>
     <w:p>
@@ -2265,7 +2349,29 @@
           <w:sz w:val="24"/>
           <w:szCs w:val="24"/>
         </w:rPr>
-        <w:t>FR2: Classical Preprocessing: The pipeline must automatically apply adaptive contrast enhancement, grayscaling, and edge-preserving noise reduction to eliminate rain, glare, and motion artifacts.</w:t>
+        <w:t xml:space="preserve">FR2: Classical Preprocessing: The pipeline must automatically apply adaptive contrast enhancement, </w:t>
+      </w:r>
+      <w:proofErr w:type="spellStart"/>
+      <w:r>
+        <w:rPr>
+          <w:rFonts w:ascii="Times New Roman" w:hAnsi="Times New Roman" w:cs="Times New Roman"/>
+          <w:bCs/>
+          <w:color w:val="000000" w:themeColor="text1"/>
+          <w:sz w:val="24"/>
+          <w:szCs w:val="24"/>
+        </w:rPr>
+        <w:t>grayscaling</w:t>
+      </w:r>
+      <w:proofErr w:type="spellEnd"/>
+      <w:r>
+        <w:rPr>
+          <w:rFonts w:ascii="Times New Roman" w:hAnsi="Times New Roman" w:cs="Times New Roman"/>
+          <w:bCs/>
+          <w:color w:val="000000" w:themeColor="text1"/>
+          <w:sz w:val="24"/>
+          <w:szCs w:val="24"/>
+        </w:rPr>
+        <w:t>, and edge-preserving noise reduction to eliminate rain, glare, and motion artifacts.</w:t>
       </w:r>
     </w:p>
     <w:p>
@@ -2313,7 +2419,73 @@
           <w:sz w:val="24"/>
           <w:szCs w:val="24"/>
         </w:rPr>
-        <w:t>FR4: Perspective Rectification (Deskewing): Using localized corner coordinates, the pipeline must perform a geometric perspective warp (homography) to rotate and deskew tilted license plates, aligning them horizontally.</w:t>
+        <w:t>FR4: Perspective Rectification (</w:t>
+      </w:r>
+      <w:proofErr w:type="spellStart"/>
+      <w:r>
+        <w:rPr>
+          <w:rFonts w:ascii="Times New Roman" w:hAnsi="Times New Roman" w:cs="Times New Roman"/>
+          <w:bCs/>
+          <w:color w:val="000000" w:themeColor="text1"/>
+          <w:sz w:val="24"/>
+          <w:szCs w:val="24"/>
+        </w:rPr>
+        <w:t>Deskewing</w:t>
+      </w:r>
+      <w:proofErr w:type="spellEnd"/>
+      <w:r>
+        <w:rPr>
+          <w:rFonts w:ascii="Times New Roman" w:hAnsi="Times New Roman" w:cs="Times New Roman"/>
+          <w:bCs/>
+          <w:color w:val="000000" w:themeColor="text1"/>
+          <w:sz w:val="24"/>
+          <w:szCs w:val="24"/>
+        </w:rPr>
+        <w:t>): Using localized corner coordinates, the pipeline must perform a geometric perspective warp (</w:t>
+      </w:r>
+      <w:proofErr w:type="spellStart"/>
+      <w:r>
+        <w:rPr>
+          <w:rFonts w:ascii="Times New Roman" w:hAnsi="Times New Roman" w:cs="Times New Roman"/>
+          <w:bCs/>
+          <w:color w:val="000000" w:themeColor="text1"/>
+          <w:sz w:val="24"/>
+          <w:szCs w:val="24"/>
+        </w:rPr>
+        <w:t>homography</w:t>
+      </w:r>
+      <w:proofErr w:type="spellEnd"/>
+      <w:r>
+        <w:rPr>
+          <w:rFonts w:ascii="Times New Roman" w:hAnsi="Times New Roman" w:cs="Times New Roman"/>
+          <w:bCs/>
+          <w:color w:val="000000" w:themeColor="text1"/>
+          <w:sz w:val="24"/>
+          <w:szCs w:val="24"/>
+        </w:rPr>
+        <w:t xml:space="preserve">) to rotate and </w:t>
+      </w:r>
+      <w:proofErr w:type="spellStart"/>
+      <w:r>
+        <w:rPr>
+          <w:rFonts w:ascii="Times New Roman" w:hAnsi="Times New Roman" w:cs="Times New Roman"/>
+          <w:bCs/>
+          <w:color w:val="000000" w:themeColor="text1"/>
+          <w:sz w:val="24"/>
+          <w:szCs w:val="24"/>
+        </w:rPr>
+        <w:t>deskew</w:t>
+      </w:r>
+      <w:proofErr w:type="spellEnd"/>
+      <w:r>
+        <w:rPr>
+          <w:rFonts w:ascii="Times New Roman" w:hAnsi="Times New Roman" w:cs="Times New Roman"/>
+          <w:bCs/>
+          <w:color w:val="000000" w:themeColor="text1"/>
+          <w:sz w:val="24"/>
+          <w:szCs w:val="24"/>
+        </w:rPr>
+        <w:t xml:space="preserve"> tilted license plates, aligning them horizontally.</w:t>
       </w:r>
     </w:p>
     <w:p>
@@ -3276,7 +3448,23 @@
                 <w:rFonts w:ascii="Times New Roman" w:hAnsi="Times New Roman" w:cs="Times New Roman"/>
                 <w:color w:val="000000" w:themeColor="text1"/>
               </w:rPr>
-              <w:t>Moderate — Highly optimized models (YOLOv8-Nano) run fast on edge GPUs/NPUs (ONNX/TensorRT).</w:t>
+              <w:t>Moderate — Highly optimized models (YOLOv8-Nano) run fast on edge GPUs/NPUs (ONNX/</w:t>
+            </w:r>
+            <w:proofErr w:type="spellStart"/>
+            <w:r>
+              <w:rPr>
+                <w:rFonts w:ascii="Times New Roman" w:hAnsi="Times New Roman" w:cs="Times New Roman"/>
+                <w:color w:val="000000" w:themeColor="text1"/>
+              </w:rPr>
+              <w:t>TensorRT</w:t>
+            </w:r>
+            <w:proofErr w:type="spellEnd"/>
+            <w:r>
+              <w:rPr>
+                <w:rFonts w:ascii="Times New Roman" w:hAnsi="Times New Roman" w:cs="Times New Roman"/>
+                <w:color w:val="000000" w:themeColor="text1"/>
+              </w:rPr>
+              <w:t>).</w:t>
             </w:r>
           </w:p>
         </w:tc>
@@ -3668,7 +3856,47 @@
           <w:sz w:val="24"/>
           <w:szCs w:val="24"/>
         </w:rPr>
-        <w:t>Based on this comparative analysis, a hybrid computer vision architecture is selected. This design combines the computational efficiency of classical image preprocessing (Bilateral filtering, CLAHE contrast correction, and perspective projection) with the exceptional accuracy and generalization of deep learning (YOLOv8-Nano for localization, and a Recurrent Neural Network with Connectionist Temporal Classification for character recognition). By utilizing classical preprocessing to denoise and deskew the plate region before feeding it to the OCR model, we drastically reduce the spatial variance that the neural network must handle. This hybrid design achieves high inference speeds (&lt;35 ms end-to-end) and meets the required</w:t>
+        <w:t xml:space="preserve">Based on this comparative analysis, a hybrid computer vision architecture is selected. This design combines the computational efficiency of classical image preprocessing (Bilateral filtering, CLAHE contrast correction, and perspective projection) with the exceptional accuracy and generalization of deep learning (YOLOv8-Nano for localization, and a Recurrent Neural Network with Connectionist Temporal Classification for character recognition). By utilizing classical preprocessing to denoise and </w:t>
+      </w:r>
+      <w:proofErr w:type="spellStart"/>
+      <w:r>
+        <w:rPr>
+          <w:rFonts w:ascii="Times New Roman" w:hAnsi="Times New Roman" w:cs="Times New Roman"/>
+          <w:color w:val="000000" w:themeColor="text1"/>
+          <w:sz w:val="24"/>
+          <w:szCs w:val="24"/>
+        </w:rPr>
+        <w:t>deskew</w:t>
+      </w:r>
+      <w:proofErr w:type="spellEnd"/>
+      <w:r>
+        <w:rPr>
+          <w:rFonts w:ascii="Times New Roman" w:hAnsi="Times New Roman" w:cs="Times New Roman"/>
+          <w:color w:val="000000" w:themeColor="text1"/>
+          <w:sz w:val="24"/>
+          <w:szCs w:val="24"/>
+        </w:rPr>
+        <w:t xml:space="preserve"> the plate region before feeding it to the OCR model, we drastically reduce the spatial variance that the neural network must handle. This hybrid design achieves high inference speeds (&lt;35 </w:t>
+      </w:r>
+      <w:proofErr w:type="spellStart"/>
+      <w:r>
+        <w:rPr>
+          <w:rFonts w:ascii="Times New Roman" w:hAnsi="Times New Roman" w:cs="Times New Roman"/>
+          <w:color w:val="000000" w:themeColor="text1"/>
+          <w:sz w:val="24"/>
+          <w:szCs w:val="24"/>
+        </w:rPr>
+        <w:t>ms</w:t>
+      </w:r>
+      <w:proofErr w:type="spellEnd"/>
+      <w:r>
+        <w:rPr>
+          <w:rFonts w:ascii="Times New Roman" w:hAnsi="Times New Roman" w:cs="Times New Roman"/>
+          <w:color w:val="000000" w:themeColor="text1"/>
+          <w:sz w:val="24"/>
+          <w:szCs w:val="24"/>
+        </w:rPr>
+        <w:t xml:space="preserve"> end-to-end) and meets the required</w:t>
       </w:r>
       <w:r>
         <w:rPr>
@@ -3816,7 +4044,95 @@
           <w:sz w:val="24"/>
           <w:szCs w:val="24"/>
         </w:rPr>
-        <w:t>Stage 3: License Plate Localization (YOLOv8-Nano): Passes the enhanced frame through an optimized YOLOv8-Nano model, which outputs the bounding box coordinates [x_min, y_min, x_max, y_max] of the license plate.</w:t>
+        <w:t>Stage 3: License Plate Localization (YOLOv8-Nano): Passes the enhanced frame through an optimized YOLOv8-Nano model, which outputs the bounding box coordinates [</w:t>
+      </w:r>
+      <w:proofErr w:type="spellStart"/>
+      <w:r>
+        <w:rPr>
+          <w:rFonts w:ascii="Times New Roman" w:hAnsi="Times New Roman" w:cs="Times New Roman"/>
+          <w:bCs/>
+          <w:color w:val="000000" w:themeColor="text1"/>
+          <w:sz w:val="24"/>
+          <w:szCs w:val="24"/>
+        </w:rPr>
+        <w:t>x_min</w:t>
+      </w:r>
+      <w:proofErr w:type="spellEnd"/>
+      <w:r>
+        <w:rPr>
+          <w:rFonts w:ascii="Times New Roman" w:hAnsi="Times New Roman" w:cs="Times New Roman"/>
+          <w:bCs/>
+          <w:color w:val="000000" w:themeColor="text1"/>
+          <w:sz w:val="24"/>
+          <w:szCs w:val="24"/>
+        </w:rPr>
+        <w:t xml:space="preserve">, </w:t>
+      </w:r>
+      <w:proofErr w:type="spellStart"/>
+      <w:r>
+        <w:rPr>
+          <w:rFonts w:ascii="Times New Roman" w:hAnsi="Times New Roman" w:cs="Times New Roman"/>
+          <w:bCs/>
+          <w:color w:val="000000" w:themeColor="text1"/>
+          <w:sz w:val="24"/>
+          <w:szCs w:val="24"/>
+        </w:rPr>
+        <w:t>y_min</w:t>
+      </w:r>
+      <w:proofErr w:type="spellEnd"/>
+      <w:r>
+        <w:rPr>
+          <w:rFonts w:ascii="Times New Roman" w:hAnsi="Times New Roman" w:cs="Times New Roman"/>
+          <w:bCs/>
+          <w:color w:val="000000" w:themeColor="text1"/>
+          <w:sz w:val="24"/>
+          <w:szCs w:val="24"/>
+        </w:rPr>
+        <w:t xml:space="preserve">, </w:t>
+      </w:r>
+      <w:proofErr w:type="spellStart"/>
+      <w:r>
+        <w:rPr>
+          <w:rFonts w:ascii="Times New Roman" w:hAnsi="Times New Roman" w:cs="Times New Roman"/>
+          <w:bCs/>
+          <w:color w:val="000000" w:themeColor="text1"/>
+          <w:sz w:val="24"/>
+          <w:szCs w:val="24"/>
+        </w:rPr>
+        <w:t>x_max</w:t>
+      </w:r>
+      <w:proofErr w:type="spellEnd"/>
+      <w:r>
+        <w:rPr>
+          <w:rFonts w:ascii="Times New Roman" w:hAnsi="Times New Roman" w:cs="Times New Roman"/>
+          <w:bCs/>
+          <w:color w:val="000000" w:themeColor="text1"/>
+          <w:sz w:val="24"/>
+          <w:szCs w:val="24"/>
+        </w:rPr>
+        <w:t xml:space="preserve">, </w:t>
+      </w:r>
+      <w:proofErr w:type="spellStart"/>
+      <w:r>
+        <w:rPr>
+          <w:rFonts w:ascii="Times New Roman" w:hAnsi="Times New Roman" w:cs="Times New Roman"/>
+          <w:bCs/>
+          <w:color w:val="000000" w:themeColor="text1"/>
+          <w:sz w:val="24"/>
+          <w:szCs w:val="24"/>
+        </w:rPr>
+        <w:t>y_max</w:t>
+      </w:r>
+      <w:proofErr w:type="spellEnd"/>
+      <w:r>
+        <w:rPr>
+          <w:rFonts w:ascii="Times New Roman" w:hAnsi="Times New Roman" w:cs="Times New Roman"/>
+          <w:bCs/>
+          <w:color w:val="000000" w:themeColor="text1"/>
+          <w:sz w:val="24"/>
+          <w:szCs w:val="24"/>
+        </w:rPr>
+        <w:t>] of the license plate.</w:t>
       </w:r>
     </w:p>
     <w:p>
@@ -3840,7 +4156,51 @@
           <w:sz w:val="24"/>
           <w:szCs w:val="24"/>
         </w:rPr>
-        <w:t>Stage 4: Homography &amp; Perspective Rectification: Detects the four corners of the plate within the bounding box and computes an affine homography matrix, warping the skewed plate to a flat, normalized horizontal coordinate space (e.g., 240x60 pixels).</w:t>
+        <w:t xml:space="preserve">Stage 4: </w:t>
+      </w:r>
+      <w:proofErr w:type="spellStart"/>
+      <w:r>
+        <w:rPr>
+          <w:rFonts w:ascii="Times New Roman" w:hAnsi="Times New Roman" w:cs="Times New Roman"/>
+          <w:bCs/>
+          <w:color w:val="000000" w:themeColor="text1"/>
+          <w:sz w:val="24"/>
+          <w:szCs w:val="24"/>
+        </w:rPr>
+        <w:t>Homography</w:t>
+      </w:r>
+      <w:proofErr w:type="spellEnd"/>
+      <w:r>
+        <w:rPr>
+          <w:rFonts w:ascii="Times New Roman" w:hAnsi="Times New Roman" w:cs="Times New Roman"/>
+          <w:bCs/>
+          <w:color w:val="000000" w:themeColor="text1"/>
+          <w:sz w:val="24"/>
+          <w:szCs w:val="24"/>
+        </w:rPr>
+        <w:t xml:space="preserve"> &amp; Perspective Rectification: Detects the four corners of the plate within the bounding box and computes an affine </w:t>
+      </w:r>
+      <w:proofErr w:type="spellStart"/>
+      <w:r>
+        <w:rPr>
+          <w:rFonts w:ascii="Times New Roman" w:hAnsi="Times New Roman" w:cs="Times New Roman"/>
+          <w:bCs/>
+          <w:color w:val="000000" w:themeColor="text1"/>
+          <w:sz w:val="24"/>
+          <w:szCs w:val="24"/>
+        </w:rPr>
+        <w:t>homography</w:t>
+      </w:r>
+      <w:proofErr w:type="spellEnd"/>
+      <w:r>
+        <w:rPr>
+          <w:rFonts w:ascii="Times New Roman" w:hAnsi="Times New Roman" w:cs="Times New Roman"/>
+          <w:bCs/>
+          <w:color w:val="000000" w:themeColor="text1"/>
+          <w:sz w:val="24"/>
+          <w:szCs w:val="24"/>
+        </w:rPr>
+        <w:t xml:space="preserve"> matrix, warping the skewed plate to a flat, normalized horizontal coordinate space (e.g., 240x60 pixels).</w:t>
       </w:r>
     </w:p>
     <w:p>
@@ -4167,7 +4527,39 @@
                 <w:rFonts w:ascii="Times New Roman" w:hAnsi="Times New Roman" w:cs="Times New Roman"/>
                 <w:color w:val="000000" w:themeColor="text1"/>
               </w:rPr>
-              <w:t>YOLOv8-Nano: ~3.2 Million Parameters; CRNN: ~4.5 Million Parameters</w:t>
+              <w:t xml:space="preserve">YOLOv8-Nano: ~3.2 </w:t>
+            </w:r>
+            <w:proofErr w:type="gramStart"/>
+            <w:r>
+              <w:rPr>
+                <w:rFonts w:ascii="Times New Roman" w:hAnsi="Times New Roman" w:cs="Times New Roman"/>
+                <w:color w:val="000000" w:themeColor="text1"/>
+              </w:rPr>
+              <w:t>Million</w:t>
+            </w:r>
+            <w:proofErr w:type="gramEnd"/>
+            <w:r>
+              <w:rPr>
+                <w:rFonts w:ascii="Times New Roman" w:hAnsi="Times New Roman" w:cs="Times New Roman"/>
+                <w:color w:val="000000" w:themeColor="text1"/>
+              </w:rPr>
+              <w:t xml:space="preserve"> Parameters; CRNN: ~4.5 </w:t>
+            </w:r>
+            <w:proofErr w:type="gramStart"/>
+            <w:r>
+              <w:rPr>
+                <w:rFonts w:ascii="Times New Roman" w:hAnsi="Times New Roman" w:cs="Times New Roman"/>
+                <w:color w:val="000000" w:themeColor="text1"/>
+              </w:rPr>
+              <w:t>Million</w:t>
+            </w:r>
+            <w:proofErr w:type="gramEnd"/>
+            <w:r>
+              <w:rPr>
+                <w:rFonts w:ascii="Times New Roman" w:hAnsi="Times New Roman" w:cs="Times New Roman"/>
+                <w:color w:val="000000" w:themeColor="text1"/>
+              </w:rPr>
+              <w:t xml:space="preserve"> Parameters</w:t>
             </w:r>
           </w:p>
         </w:tc>
@@ -4215,7 +4607,39 @@
                 <w:rFonts w:ascii="Times New Roman" w:hAnsi="Times New Roman" w:cs="Times New Roman"/>
                 <w:color w:val="000000" w:themeColor="text1"/>
               </w:rPr>
-              <w:t>YOLOv8: 640 x 640 px (vehicle frame); CRNN: 240 x 60 px (rectified cropped plate)</w:t>
+              <w:t xml:space="preserve">YOLOv8: 640 x 640 </w:t>
+            </w:r>
+            <w:proofErr w:type="spellStart"/>
+            <w:r>
+              <w:rPr>
+                <w:rFonts w:ascii="Times New Roman" w:hAnsi="Times New Roman" w:cs="Times New Roman"/>
+                <w:color w:val="000000" w:themeColor="text1"/>
+              </w:rPr>
+              <w:t>px</w:t>
+            </w:r>
+            <w:proofErr w:type="spellEnd"/>
+            <w:r>
+              <w:rPr>
+                <w:rFonts w:ascii="Times New Roman" w:hAnsi="Times New Roman" w:cs="Times New Roman"/>
+                <w:color w:val="000000" w:themeColor="text1"/>
+              </w:rPr>
+              <w:t xml:space="preserve"> (vehicle frame); CRNN: 240 x 60 </w:t>
+            </w:r>
+            <w:proofErr w:type="spellStart"/>
+            <w:r>
+              <w:rPr>
+                <w:rFonts w:ascii="Times New Roman" w:hAnsi="Times New Roman" w:cs="Times New Roman"/>
+                <w:color w:val="000000" w:themeColor="text1"/>
+              </w:rPr>
+              <w:t>px</w:t>
+            </w:r>
+            <w:proofErr w:type="spellEnd"/>
+            <w:r>
+              <w:rPr>
+                <w:rFonts w:ascii="Times New Roman" w:hAnsi="Times New Roman" w:cs="Times New Roman"/>
+                <w:color w:val="000000" w:themeColor="text1"/>
+              </w:rPr>
+              <w:t xml:space="preserve"> (rectified cropped plate)</w:t>
             </w:r>
           </w:p>
         </w:tc>
@@ -4266,7 +4690,23 @@
                 <w:rFonts w:ascii="Times New Roman" w:hAnsi="Times New Roman" w:cs="Times New Roman"/>
                 <w:color w:val="000000" w:themeColor="text1"/>
               </w:rPr>
-              <w:t>YOLOv8: Complete Intersection over Union (CIoU) Loss + DFL; CRNN: Connectionist Temporal Classification (CTC) Loss</w:t>
+              <w:t>YOLOv8: Complete Intersection over Union (</w:t>
+            </w:r>
+            <w:proofErr w:type="spellStart"/>
+            <w:r>
+              <w:rPr>
+                <w:rFonts w:ascii="Times New Roman" w:hAnsi="Times New Roman" w:cs="Times New Roman"/>
+                <w:color w:val="000000" w:themeColor="text1"/>
+              </w:rPr>
+              <w:t>CIoU</w:t>
+            </w:r>
+            <w:proofErr w:type="spellEnd"/>
+            <w:r>
+              <w:rPr>
+                <w:rFonts w:ascii="Times New Roman" w:hAnsi="Times New Roman" w:cs="Times New Roman"/>
+                <w:color w:val="000000" w:themeColor="text1"/>
+              </w:rPr>
+              <w:t>) Loss + DFL; CRNN: Connectionist Temporal Classification (CTC) Loss</w:t>
             </w:r>
           </w:p>
         </w:tc>
@@ -4309,12 +4749,21 @@
                 <w:color w:val="000000" w:themeColor="text1"/>
               </w:rPr>
             </w:pPr>
-            <w:r>
-              <w:rPr>
-                <w:rFonts w:ascii="Times New Roman" w:hAnsi="Times New Roman" w:cs="Times New Roman"/>
-                <w:color w:val="000000" w:themeColor="text1"/>
-              </w:rPr>
-              <w:t>AdamW Optimizer, initial Learning Rate (LR) = 1e-3, cosine decay scheduler to 1e-6</w:t>
+            <w:proofErr w:type="spellStart"/>
+            <w:r>
+              <w:rPr>
+                <w:rFonts w:ascii="Times New Roman" w:hAnsi="Times New Roman" w:cs="Times New Roman"/>
+                <w:color w:val="000000" w:themeColor="text1"/>
+              </w:rPr>
+              <w:t>AdamW</w:t>
+            </w:r>
+            <w:proofErr w:type="spellEnd"/>
+            <w:r>
+              <w:rPr>
+                <w:rFonts w:ascii="Times New Roman" w:hAnsi="Times New Roman" w:cs="Times New Roman"/>
+                <w:color w:val="000000" w:themeColor="text1"/>
+              </w:rPr>
+              <w:t xml:space="preserve"> Optimizer, initial Learning Rate (LR) = 1e-3, cosine decay scheduler to 1e-6</w:t>
             </w:r>
           </w:p>
         </w:tc>
@@ -4365,7 +4814,23 @@
                 <w:rFonts w:ascii="Times New Roman" w:hAnsi="Times New Roman" w:cs="Times New Roman"/>
                 <w:color w:val="000000" w:themeColor="text1"/>
               </w:rPr>
-              <w:t>Random shearing (±15°), perspective perspective warping, motion blur simulation, random illumination jitter (±30%)</w:t>
+              <w:t xml:space="preserve">Random shearing (±15°), perspective </w:t>
+            </w:r>
+            <w:proofErr w:type="spellStart"/>
+            <w:r>
+              <w:rPr>
+                <w:rFonts w:ascii="Times New Roman" w:hAnsi="Times New Roman" w:cs="Times New Roman"/>
+                <w:color w:val="000000" w:themeColor="text1"/>
+              </w:rPr>
+              <w:t>perspective</w:t>
+            </w:r>
+            <w:proofErr w:type="spellEnd"/>
+            <w:r>
+              <w:rPr>
+                <w:rFonts w:ascii="Times New Roman" w:hAnsi="Times New Roman" w:cs="Times New Roman"/>
+                <w:color w:val="000000" w:themeColor="text1"/>
+              </w:rPr>
+              <w:t xml:space="preserve"> warping, motion blur simulation, random illumination jitter (±30%)</w:t>
             </w:r>
           </w:p>
         </w:tc>
@@ -4464,8 +4929,17 @@
                 <w:rFonts w:ascii="Times New Roman" w:hAnsi="Times New Roman" w:cs="Times New Roman"/>
                 <w:color w:val="000000" w:themeColor="text1"/>
               </w:rPr>
-              <w:t>Batch Size: 32 (YOLOv8) &amp; 64 (CRNN); Epochs: Up to 50 epochs on PyTorch</w:t>
-            </w:r>
+              <w:t xml:space="preserve">Batch Size: 32 (YOLOv8) &amp; 64 (CRNN); Epochs: Up to 50 epochs on </w:t>
+            </w:r>
+            <w:proofErr w:type="spellStart"/>
+            <w:r>
+              <w:rPr>
+                <w:rFonts w:ascii="Times New Roman" w:hAnsi="Times New Roman" w:cs="Times New Roman"/>
+                <w:color w:val="000000" w:themeColor="text1"/>
+              </w:rPr>
+              <w:t>PyTorch</w:t>
+            </w:r>
+            <w:proofErr w:type="spellEnd"/>
           </w:p>
         </w:tc>
       </w:tr>
@@ -4512,7 +4986,23 @@
                 <w:rFonts w:ascii="Times New Roman" w:hAnsi="Times New Roman" w:cs="Times New Roman"/>
                 <w:color w:val="000000" w:themeColor="text1"/>
               </w:rPr>
-              <w:t>Alphanumeric Regular Expression matching (e.g., State Code [A-Z]{2} District [0-9]{2} series [A-Z]{1,2} Plate Number [0-9]{4})</w:t>
+              <w:t>Alphanumeric Regular Expression matching (e.g., State Code [A-Z]{2} District [0-9]{2} series [A-</w:t>
+            </w:r>
+            <w:proofErr w:type="gramStart"/>
+            <w:r>
+              <w:rPr>
+                <w:rFonts w:ascii="Times New Roman" w:hAnsi="Times New Roman" w:cs="Times New Roman"/>
+                <w:color w:val="000000" w:themeColor="text1"/>
+              </w:rPr>
+              <w:t>Z]{</w:t>
+            </w:r>
+            <w:proofErr w:type="gramEnd"/>
+            <w:r>
+              <w:rPr>
+                <w:rFonts w:ascii="Times New Roman" w:hAnsi="Times New Roman" w:cs="Times New Roman"/>
+                <w:color w:val="000000" w:themeColor="text1"/>
+              </w:rPr>
+              <w:t>1,2} Plate Number [0-9]{4})</w:t>
             </w:r>
           </w:p>
         </w:tc>
@@ -4688,23 +5178,121 @@
                 <w:rFonts w:ascii="Times New Roman" w:hAnsi="Times New Roman" w:cs="Times New Roman"/>
                 <w:color w:val="000000" w:themeColor="text1"/>
               </w:rPr>
-              <w:t>ALGORITHM 1: ALPR_Inference_Pipeline</w:t>
-            </w:r>
+              <w:t xml:space="preserve">ALGORITHM 1: </w:t>
+            </w:r>
+            <w:proofErr w:type="spellStart"/>
+            <w:r>
+              <w:rPr>
+                <w:rFonts w:ascii="Times New Roman" w:hAnsi="Times New Roman" w:cs="Times New Roman"/>
+                <w:color w:val="000000" w:themeColor="text1"/>
+              </w:rPr>
+              <w:t>ALPR_Inference_Pipeline</w:t>
+            </w:r>
+            <w:proofErr w:type="spellEnd"/>
             <w:r>
               <w:rPr>
                 <w:rFonts w:ascii="Times New Roman" w:hAnsi="Times New Roman" w:cs="Times New Roman"/>
                 <w:color w:val="000000" w:themeColor="text1"/>
               </w:rPr>
               <w:br/>
-              <w:t>INPUT: Raw Roadside Camera Frame F, Trained YOLOv8-Nano Model M_det, Trained CRNN Model M_ocr, Confidence Threshold t_conf</w:t>
-            </w:r>
+              <w:t xml:space="preserve">INPUT: Raw Roadside Camera Frame F, Trained YOLOv8-Nano Model </w:t>
+            </w:r>
+            <w:proofErr w:type="spellStart"/>
+            <w:r>
+              <w:rPr>
+                <w:rFonts w:ascii="Times New Roman" w:hAnsi="Times New Roman" w:cs="Times New Roman"/>
+                <w:color w:val="000000" w:themeColor="text1"/>
+              </w:rPr>
+              <w:t>M_det</w:t>
+            </w:r>
+            <w:proofErr w:type="spellEnd"/>
+            <w:r>
+              <w:rPr>
+                <w:rFonts w:ascii="Times New Roman" w:hAnsi="Times New Roman" w:cs="Times New Roman"/>
+                <w:color w:val="000000" w:themeColor="text1"/>
+              </w:rPr>
+              <w:t xml:space="preserve">, Trained CRNN Model </w:t>
+            </w:r>
+            <w:proofErr w:type="spellStart"/>
+            <w:r>
+              <w:rPr>
+                <w:rFonts w:ascii="Times New Roman" w:hAnsi="Times New Roman" w:cs="Times New Roman"/>
+                <w:color w:val="000000" w:themeColor="text1"/>
+              </w:rPr>
+              <w:t>M_ocr</w:t>
+            </w:r>
+            <w:proofErr w:type="spellEnd"/>
+            <w:r>
+              <w:rPr>
+                <w:rFonts w:ascii="Times New Roman" w:hAnsi="Times New Roman" w:cs="Times New Roman"/>
+                <w:color w:val="000000" w:themeColor="text1"/>
+              </w:rPr>
+              <w:t xml:space="preserve">, Confidence Threshold </w:t>
+            </w:r>
+            <w:proofErr w:type="spellStart"/>
+            <w:r>
+              <w:rPr>
+                <w:rFonts w:ascii="Times New Roman" w:hAnsi="Times New Roman" w:cs="Times New Roman"/>
+                <w:color w:val="000000" w:themeColor="text1"/>
+              </w:rPr>
+              <w:t>t_conf</w:t>
+            </w:r>
+            <w:proofErr w:type="spellEnd"/>
             <w:r>
               <w:rPr>
                 <w:rFonts w:ascii="Times New Roman" w:hAnsi="Times New Roman" w:cs="Times New Roman"/>
                 <w:color w:val="000000" w:themeColor="text1"/>
               </w:rPr>
               <w:br/>
-              <w:t>OUTPUT: Transcribed_Plate_String S, Bounding_Box B, Confidence_Score C</w:t>
+              <w:t xml:space="preserve">OUTPUT: </w:t>
+            </w:r>
+            <w:proofErr w:type="spellStart"/>
+            <w:r>
+              <w:rPr>
+                <w:rFonts w:ascii="Times New Roman" w:hAnsi="Times New Roman" w:cs="Times New Roman"/>
+                <w:color w:val="000000" w:themeColor="text1"/>
+              </w:rPr>
+              <w:t>Transcribed_Plate_String</w:t>
+            </w:r>
+            <w:proofErr w:type="spellEnd"/>
+            <w:r>
+              <w:rPr>
+                <w:rFonts w:ascii="Times New Roman" w:hAnsi="Times New Roman" w:cs="Times New Roman"/>
+                <w:color w:val="000000" w:themeColor="text1"/>
+              </w:rPr>
+              <w:t xml:space="preserve"> S, </w:t>
+            </w:r>
+            <w:proofErr w:type="spellStart"/>
+            <w:r>
+              <w:rPr>
+                <w:rFonts w:ascii="Times New Roman" w:hAnsi="Times New Roman" w:cs="Times New Roman"/>
+                <w:color w:val="000000" w:themeColor="text1"/>
+              </w:rPr>
+              <w:t>Bounding_Box</w:t>
+            </w:r>
+            <w:proofErr w:type="spellEnd"/>
+            <w:r>
+              <w:rPr>
+                <w:rFonts w:ascii="Times New Roman" w:hAnsi="Times New Roman" w:cs="Times New Roman"/>
+                <w:color w:val="000000" w:themeColor="text1"/>
+              </w:rPr>
+              <w:t xml:space="preserve"> B, </w:t>
+            </w:r>
+            <w:proofErr w:type="spellStart"/>
+            <w:r>
+              <w:rPr>
+                <w:rFonts w:ascii="Times New Roman" w:hAnsi="Times New Roman" w:cs="Times New Roman"/>
+                <w:color w:val="000000" w:themeColor="text1"/>
+              </w:rPr>
+              <w:t>Confidence_Score</w:t>
+            </w:r>
+            <w:proofErr w:type="spellEnd"/>
+            <w:r>
+              <w:rPr>
+                <w:rFonts w:ascii="Times New Roman" w:hAnsi="Times New Roman" w:cs="Times New Roman"/>
+                <w:color w:val="000000" w:themeColor="text1"/>
+              </w:rPr>
+              <w:t xml:space="preserve"> C</w:t>
             </w:r>
             <w:r>
               <w:rPr>
@@ -4735,7 +5323,55 @@
                 <w:color w:val="000000" w:themeColor="text1"/>
               </w:rPr>
               <w:br/>
-              <w:t xml:space="preserve">   F_denoise &lt;- BILATERAL_FILTER(F_gray, d=5, sigmaColor=75, sigmaSpace=75)</w:t>
+              <w:t xml:space="preserve">   </w:t>
+            </w:r>
+            <w:proofErr w:type="spellStart"/>
+            <w:r>
+              <w:rPr>
+                <w:rFonts w:ascii="Times New Roman" w:hAnsi="Times New Roman" w:cs="Times New Roman"/>
+                <w:color w:val="000000" w:themeColor="text1"/>
+              </w:rPr>
+              <w:t>F_denoise</w:t>
+            </w:r>
+            <w:proofErr w:type="spellEnd"/>
+            <w:r>
+              <w:rPr>
+                <w:rFonts w:ascii="Times New Roman" w:hAnsi="Times New Roman" w:cs="Times New Roman"/>
+                <w:color w:val="000000" w:themeColor="text1"/>
+              </w:rPr>
+              <w:t xml:space="preserve"> &lt;- BILATERAL_FILTER(F_gray, d=5, </w:t>
+            </w:r>
+            <w:proofErr w:type="spellStart"/>
+            <w:r>
+              <w:rPr>
+                <w:rFonts w:ascii="Times New Roman" w:hAnsi="Times New Roman" w:cs="Times New Roman"/>
+                <w:color w:val="000000" w:themeColor="text1"/>
+              </w:rPr>
+              <w:t>sigmaColor</w:t>
+            </w:r>
+            <w:proofErr w:type="spellEnd"/>
+            <w:r>
+              <w:rPr>
+                <w:rFonts w:ascii="Times New Roman" w:hAnsi="Times New Roman" w:cs="Times New Roman"/>
+                <w:color w:val="000000" w:themeColor="text1"/>
+              </w:rPr>
+              <w:t xml:space="preserve">=75, </w:t>
+            </w:r>
+            <w:proofErr w:type="spellStart"/>
+            <w:r>
+              <w:rPr>
+                <w:rFonts w:ascii="Times New Roman" w:hAnsi="Times New Roman" w:cs="Times New Roman"/>
+                <w:color w:val="000000" w:themeColor="text1"/>
+              </w:rPr>
+              <w:t>sigmaSpace</w:t>
+            </w:r>
+            <w:proofErr w:type="spellEnd"/>
+            <w:r>
+              <w:rPr>
+                <w:rFonts w:ascii="Times New Roman" w:hAnsi="Times New Roman" w:cs="Times New Roman"/>
+                <w:color w:val="000000" w:themeColor="text1"/>
+              </w:rPr>
+              <w:t>=75)</w:t>
             </w:r>
             <w:r>
               <w:rPr>
@@ -4743,7 +5379,71 @@
                 <w:color w:val="000000" w:themeColor="text1"/>
               </w:rPr>
               <w:br/>
-              <w:t xml:space="preserve">   F_enhanced &lt;- CLAHE(F_denoise, clipLimit=2.0, tileGridSize=(8,8))</w:t>
+              <w:t xml:space="preserve">   </w:t>
+            </w:r>
+            <w:proofErr w:type="spellStart"/>
+            <w:r>
+              <w:rPr>
+                <w:rFonts w:ascii="Times New Roman" w:hAnsi="Times New Roman" w:cs="Times New Roman"/>
+                <w:color w:val="000000" w:themeColor="text1"/>
+              </w:rPr>
+              <w:t>F_enhanced</w:t>
+            </w:r>
+            <w:proofErr w:type="spellEnd"/>
+            <w:r>
+              <w:rPr>
+                <w:rFonts w:ascii="Times New Roman" w:hAnsi="Times New Roman" w:cs="Times New Roman"/>
+                <w:color w:val="000000" w:themeColor="text1"/>
+              </w:rPr>
+              <w:t xml:space="preserve"> &lt;- CLAHE(</w:t>
+            </w:r>
+            <w:proofErr w:type="spellStart"/>
+            <w:r>
+              <w:rPr>
+                <w:rFonts w:ascii="Times New Roman" w:hAnsi="Times New Roman" w:cs="Times New Roman"/>
+                <w:color w:val="000000" w:themeColor="text1"/>
+              </w:rPr>
+              <w:t>F_denoise</w:t>
+            </w:r>
+            <w:proofErr w:type="spellEnd"/>
+            <w:r>
+              <w:rPr>
+                <w:rFonts w:ascii="Times New Roman" w:hAnsi="Times New Roman" w:cs="Times New Roman"/>
+                <w:color w:val="000000" w:themeColor="text1"/>
+              </w:rPr>
+              <w:t xml:space="preserve">, </w:t>
+            </w:r>
+            <w:proofErr w:type="spellStart"/>
+            <w:r>
+              <w:rPr>
+                <w:rFonts w:ascii="Times New Roman" w:hAnsi="Times New Roman" w:cs="Times New Roman"/>
+                <w:color w:val="000000" w:themeColor="text1"/>
+              </w:rPr>
+              <w:t>clipLimit</w:t>
+            </w:r>
+            <w:proofErr w:type="spellEnd"/>
+            <w:r>
+              <w:rPr>
+                <w:rFonts w:ascii="Times New Roman" w:hAnsi="Times New Roman" w:cs="Times New Roman"/>
+                <w:color w:val="000000" w:themeColor="text1"/>
+              </w:rPr>
+              <w:t xml:space="preserve">=2.0, </w:t>
+            </w:r>
+            <w:proofErr w:type="spellStart"/>
+            <w:r>
+              <w:rPr>
+                <w:rFonts w:ascii="Times New Roman" w:hAnsi="Times New Roman" w:cs="Times New Roman"/>
+                <w:color w:val="000000" w:themeColor="text1"/>
+              </w:rPr>
+              <w:t>tileGridSize</w:t>
+            </w:r>
+            <w:proofErr w:type="spellEnd"/>
+            <w:r>
+              <w:rPr>
+                <w:rFonts w:ascii="Times New Roman" w:hAnsi="Times New Roman" w:cs="Times New Roman"/>
+                <w:color w:val="000000" w:themeColor="text1"/>
+              </w:rPr>
+              <w:t>=(8,8))</w:t>
             </w:r>
             <w:r>
               <w:rPr>
@@ -4766,7 +5466,39 @@
                 <w:color w:val="000000" w:themeColor="text1"/>
               </w:rPr>
               <w:br/>
-              <w:t xml:space="preserve">   Detections &lt;- M_det.forward(F_enhanced)</w:t>
+              <w:t xml:space="preserve">   Detections &lt;- </w:t>
+            </w:r>
+            <w:proofErr w:type="spellStart"/>
+            <w:r>
+              <w:rPr>
+                <w:rFonts w:ascii="Times New Roman" w:hAnsi="Times New Roman" w:cs="Times New Roman"/>
+                <w:color w:val="000000" w:themeColor="text1"/>
+              </w:rPr>
+              <w:t>M_det.forward</w:t>
+            </w:r>
+            <w:proofErr w:type="spellEnd"/>
+            <w:r>
+              <w:rPr>
+                <w:rFonts w:ascii="Times New Roman" w:hAnsi="Times New Roman" w:cs="Times New Roman"/>
+                <w:color w:val="000000" w:themeColor="text1"/>
+              </w:rPr>
+              <w:t>(</w:t>
+            </w:r>
+            <w:proofErr w:type="spellStart"/>
+            <w:r>
+              <w:rPr>
+                <w:rFonts w:ascii="Times New Roman" w:hAnsi="Times New Roman" w:cs="Times New Roman"/>
+                <w:color w:val="000000" w:themeColor="text1"/>
+              </w:rPr>
+              <w:t>F_enhanced</w:t>
+            </w:r>
+            <w:proofErr w:type="spellEnd"/>
+            <w:r>
+              <w:rPr>
+                <w:rFonts w:ascii="Times New Roman" w:hAnsi="Times New Roman" w:cs="Times New Roman"/>
+                <w:color w:val="000000" w:themeColor="text1"/>
+              </w:rPr>
+              <w:t>)</w:t>
             </w:r>
             <w:r>
               <w:rPr>
@@ -4774,7 +5506,39 @@
                 <w:color w:val="000000" w:themeColor="text1"/>
               </w:rPr>
               <w:br/>
-              <w:t xml:space="preserve">   B_best, score_best &lt;- NULL, 0.0</w:t>
+              <w:t xml:space="preserve">   </w:t>
+            </w:r>
+            <w:proofErr w:type="spellStart"/>
+            <w:r>
+              <w:rPr>
+                <w:rFonts w:ascii="Times New Roman" w:hAnsi="Times New Roman" w:cs="Times New Roman"/>
+                <w:color w:val="000000" w:themeColor="text1"/>
+              </w:rPr>
+              <w:t>B_best</w:t>
+            </w:r>
+            <w:proofErr w:type="spellEnd"/>
+            <w:r>
+              <w:rPr>
+                <w:rFonts w:ascii="Times New Roman" w:hAnsi="Times New Roman" w:cs="Times New Roman"/>
+                <w:color w:val="000000" w:themeColor="text1"/>
+              </w:rPr>
+              <w:t xml:space="preserve">, </w:t>
+            </w:r>
+            <w:proofErr w:type="spellStart"/>
+            <w:r>
+              <w:rPr>
+                <w:rFonts w:ascii="Times New Roman" w:hAnsi="Times New Roman" w:cs="Times New Roman"/>
+                <w:color w:val="000000" w:themeColor="text1"/>
+              </w:rPr>
+              <w:t>score_best</w:t>
+            </w:r>
+            <w:proofErr w:type="spellEnd"/>
+            <w:r>
+              <w:rPr>
+                <w:rFonts w:ascii="Times New Roman" w:hAnsi="Times New Roman" w:cs="Times New Roman"/>
+                <w:color w:val="000000" w:themeColor="text1"/>
+              </w:rPr>
+              <w:t xml:space="preserve"> &lt;- NULL, 0.0</w:t>
             </w:r>
             <w:r>
               <w:rPr>
@@ -4790,7 +5554,71 @@
                 <w:color w:val="000000" w:themeColor="text1"/>
               </w:rPr>
               <w:br/>
-              <w:t xml:space="preserve">       IF det.confidence &gt; t_conf AND det.confidence &gt; score_best THEN</w:t>
+              <w:t xml:space="preserve">       IF </w:t>
+            </w:r>
+            <w:proofErr w:type="spellStart"/>
+            <w:r>
+              <w:rPr>
+                <w:rFonts w:ascii="Times New Roman" w:hAnsi="Times New Roman" w:cs="Times New Roman"/>
+                <w:color w:val="000000" w:themeColor="text1"/>
+              </w:rPr>
+              <w:t>det.confidence</w:t>
+            </w:r>
+            <w:proofErr w:type="spellEnd"/>
+            <w:r>
+              <w:rPr>
+                <w:rFonts w:ascii="Times New Roman" w:hAnsi="Times New Roman" w:cs="Times New Roman"/>
+                <w:color w:val="000000" w:themeColor="text1"/>
+              </w:rPr>
+              <w:t xml:space="preserve"> &gt; </w:t>
+            </w:r>
+            <w:proofErr w:type="spellStart"/>
+            <w:r>
+              <w:rPr>
+                <w:rFonts w:ascii="Times New Roman" w:hAnsi="Times New Roman" w:cs="Times New Roman"/>
+                <w:color w:val="000000" w:themeColor="text1"/>
+              </w:rPr>
+              <w:t>t_conf</w:t>
+            </w:r>
+            <w:proofErr w:type="spellEnd"/>
+            <w:r>
+              <w:rPr>
+                <w:rFonts w:ascii="Times New Roman" w:hAnsi="Times New Roman" w:cs="Times New Roman"/>
+                <w:color w:val="000000" w:themeColor="text1"/>
+              </w:rPr>
+              <w:t xml:space="preserve"> AND </w:t>
+            </w:r>
+            <w:proofErr w:type="spellStart"/>
+            <w:r>
+              <w:rPr>
+                <w:rFonts w:ascii="Times New Roman" w:hAnsi="Times New Roman" w:cs="Times New Roman"/>
+                <w:color w:val="000000" w:themeColor="text1"/>
+              </w:rPr>
+              <w:t>det.confidence</w:t>
+            </w:r>
+            <w:proofErr w:type="spellEnd"/>
+            <w:r>
+              <w:rPr>
+                <w:rFonts w:ascii="Times New Roman" w:hAnsi="Times New Roman" w:cs="Times New Roman"/>
+                <w:color w:val="000000" w:themeColor="text1"/>
+              </w:rPr>
+              <w:t xml:space="preserve"> &gt; </w:t>
+            </w:r>
+            <w:proofErr w:type="spellStart"/>
+            <w:r>
+              <w:rPr>
+                <w:rFonts w:ascii="Times New Roman" w:hAnsi="Times New Roman" w:cs="Times New Roman"/>
+                <w:color w:val="000000" w:themeColor="text1"/>
+              </w:rPr>
+              <w:t>score_best</w:t>
+            </w:r>
+            <w:proofErr w:type="spellEnd"/>
+            <w:r>
+              <w:rPr>
+                <w:rFonts w:ascii="Times New Roman" w:hAnsi="Times New Roman" w:cs="Times New Roman"/>
+                <w:color w:val="000000" w:themeColor="text1"/>
+              </w:rPr>
+              <w:t xml:space="preserve"> THEN</w:t>
             </w:r>
             <w:r>
               <w:rPr>
@@ -4798,7 +5626,103 @@
                 <w:color w:val="000000" w:themeColor="text1"/>
               </w:rPr>
               <w:br/>
-              <w:t xml:space="preserve">           B_best &lt;- det.coords  // [x_min, y_min, x_max, y_max]</w:t>
+              <w:t xml:space="preserve">           </w:t>
+            </w:r>
+            <w:proofErr w:type="spellStart"/>
+            <w:r>
+              <w:rPr>
+                <w:rFonts w:ascii="Times New Roman" w:hAnsi="Times New Roman" w:cs="Times New Roman"/>
+                <w:color w:val="000000" w:themeColor="text1"/>
+              </w:rPr>
+              <w:t>B_best</w:t>
+            </w:r>
+            <w:proofErr w:type="spellEnd"/>
+            <w:r>
+              <w:rPr>
+                <w:rFonts w:ascii="Times New Roman" w:hAnsi="Times New Roman" w:cs="Times New Roman"/>
+                <w:color w:val="000000" w:themeColor="text1"/>
+              </w:rPr>
+              <w:t xml:space="preserve"> &lt;- </w:t>
+            </w:r>
+            <w:proofErr w:type="spellStart"/>
+            <w:r>
+              <w:rPr>
+                <w:rFonts w:ascii="Times New Roman" w:hAnsi="Times New Roman" w:cs="Times New Roman"/>
+                <w:color w:val="000000" w:themeColor="text1"/>
+              </w:rPr>
+              <w:t>det.coords</w:t>
+            </w:r>
+            <w:proofErr w:type="spellEnd"/>
+            <w:r>
+              <w:rPr>
+                <w:rFonts w:ascii="Times New Roman" w:hAnsi="Times New Roman" w:cs="Times New Roman"/>
+                <w:color w:val="000000" w:themeColor="text1"/>
+              </w:rPr>
+              <w:t xml:space="preserve">  // [</w:t>
+            </w:r>
+            <w:proofErr w:type="spellStart"/>
+            <w:r>
+              <w:rPr>
+                <w:rFonts w:ascii="Times New Roman" w:hAnsi="Times New Roman" w:cs="Times New Roman"/>
+                <w:color w:val="000000" w:themeColor="text1"/>
+              </w:rPr>
+              <w:t>x_min</w:t>
+            </w:r>
+            <w:proofErr w:type="spellEnd"/>
+            <w:r>
+              <w:rPr>
+                <w:rFonts w:ascii="Times New Roman" w:hAnsi="Times New Roman" w:cs="Times New Roman"/>
+                <w:color w:val="000000" w:themeColor="text1"/>
+              </w:rPr>
+              <w:t xml:space="preserve">, </w:t>
+            </w:r>
+            <w:proofErr w:type="spellStart"/>
+            <w:r>
+              <w:rPr>
+                <w:rFonts w:ascii="Times New Roman" w:hAnsi="Times New Roman" w:cs="Times New Roman"/>
+                <w:color w:val="000000" w:themeColor="text1"/>
+              </w:rPr>
+              <w:t>y_min</w:t>
+            </w:r>
+            <w:proofErr w:type="spellEnd"/>
+            <w:r>
+              <w:rPr>
+                <w:rFonts w:ascii="Times New Roman" w:hAnsi="Times New Roman" w:cs="Times New Roman"/>
+                <w:color w:val="000000" w:themeColor="text1"/>
+              </w:rPr>
+              <w:t xml:space="preserve">, </w:t>
+            </w:r>
+            <w:proofErr w:type="spellStart"/>
+            <w:r>
+              <w:rPr>
+                <w:rFonts w:ascii="Times New Roman" w:hAnsi="Times New Roman" w:cs="Times New Roman"/>
+                <w:color w:val="000000" w:themeColor="text1"/>
+              </w:rPr>
+              <w:t>x_max</w:t>
+            </w:r>
+            <w:proofErr w:type="spellEnd"/>
+            <w:r>
+              <w:rPr>
+                <w:rFonts w:ascii="Times New Roman" w:hAnsi="Times New Roman" w:cs="Times New Roman"/>
+                <w:color w:val="000000" w:themeColor="text1"/>
+              </w:rPr>
+              <w:t xml:space="preserve">, </w:t>
+            </w:r>
+            <w:proofErr w:type="spellStart"/>
+            <w:r>
+              <w:rPr>
+                <w:rFonts w:ascii="Times New Roman" w:hAnsi="Times New Roman" w:cs="Times New Roman"/>
+                <w:color w:val="000000" w:themeColor="text1"/>
+              </w:rPr>
+              <w:t>y_max</w:t>
+            </w:r>
+            <w:proofErr w:type="spellEnd"/>
+            <w:r>
+              <w:rPr>
+                <w:rFonts w:ascii="Times New Roman" w:hAnsi="Times New Roman" w:cs="Times New Roman"/>
+                <w:color w:val="000000" w:themeColor="text1"/>
+              </w:rPr>
+              <w:t>]</w:t>
             </w:r>
             <w:r>
               <w:rPr>
@@ -4806,8 +5730,33 @@
                 <w:color w:val="000000" w:themeColor="text1"/>
               </w:rPr>
               <w:br/>
-              <w:t xml:space="preserve">           score_best &lt;- det.confidence</w:t>
-            </w:r>
+              <w:t xml:space="preserve">           </w:t>
+            </w:r>
+            <w:proofErr w:type="spellStart"/>
+            <w:r>
+              <w:rPr>
+                <w:rFonts w:ascii="Times New Roman" w:hAnsi="Times New Roman" w:cs="Times New Roman"/>
+                <w:color w:val="000000" w:themeColor="text1"/>
+              </w:rPr>
+              <w:t>score_best</w:t>
+            </w:r>
+            <w:proofErr w:type="spellEnd"/>
+            <w:r>
+              <w:rPr>
+                <w:rFonts w:ascii="Times New Roman" w:hAnsi="Times New Roman" w:cs="Times New Roman"/>
+                <w:color w:val="000000" w:themeColor="text1"/>
+              </w:rPr>
+              <w:t xml:space="preserve"> &lt;- </w:t>
+            </w:r>
+            <w:proofErr w:type="spellStart"/>
+            <w:r>
+              <w:rPr>
+                <w:rFonts w:ascii="Times New Roman" w:hAnsi="Times New Roman" w:cs="Times New Roman"/>
+                <w:color w:val="000000" w:themeColor="text1"/>
+              </w:rPr>
+              <w:t>det.confidence</w:t>
+            </w:r>
+            <w:proofErr w:type="spellEnd"/>
             <w:r>
               <w:rPr>
                 <w:rFonts w:ascii="Times New Roman" w:hAnsi="Times New Roman" w:cs="Times New Roman"/>
@@ -4830,7 +5779,23 @@
                 <w:color w:val="000000" w:themeColor="text1"/>
               </w:rPr>
               <w:br/>
-              <w:t xml:space="preserve">   IF B_best IS NULL THEN</w:t>
+              <w:t xml:space="preserve">   IF </w:t>
+            </w:r>
+            <w:proofErr w:type="spellStart"/>
+            <w:r>
+              <w:rPr>
+                <w:rFonts w:ascii="Times New Roman" w:hAnsi="Times New Roman" w:cs="Times New Roman"/>
+                <w:color w:val="000000" w:themeColor="text1"/>
+              </w:rPr>
+              <w:t>B_best</w:t>
+            </w:r>
+            <w:proofErr w:type="spellEnd"/>
+            <w:r>
+              <w:rPr>
+                <w:rFonts w:ascii="Times New Roman" w:hAnsi="Times New Roman" w:cs="Times New Roman"/>
+                <w:color w:val="000000" w:themeColor="text1"/>
+              </w:rPr>
+              <w:t xml:space="preserve"> IS NULL THEN</w:t>
             </w:r>
             <w:r>
               <w:rPr>
@@ -4869,7 +5834,55 @@
                 <w:color w:val="000000" w:themeColor="text1"/>
               </w:rPr>
               <w:br/>
-              <w:t xml:space="preserve">   Plate_Crop &lt;- CROP(F_enhanced, B_best)</w:t>
+              <w:t xml:space="preserve">   </w:t>
+            </w:r>
+            <w:proofErr w:type="spellStart"/>
+            <w:r>
+              <w:rPr>
+                <w:rFonts w:ascii="Times New Roman" w:hAnsi="Times New Roman" w:cs="Times New Roman"/>
+                <w:color w:val="000000" w:themeColor="text1"/>
+              </w:rPr>
+              <w:t>Plate_Crop</w:t>
+            </w:r>
+            <w:proofErr w:type="spellEnd"/>
+            <w:r>
+              <w:rPr>
+                <w:rFonts w:ascii="Times New Roman" w:hAnsi="Times New Roman" w:cs="Times New Roman"/>
+                <w:color w:val="000000" w:themeColor="text1"/>
+              </w:rPr>
+              <w:t xml:space="preserve"> &lt;- CROP(</w:t>
+            </w:r>
+            <w:proofErr w:type="spellStart"/>
+            <w:r>
+              <w:rPr>
+                <w:rFonts w:ascii="Times New Roman" w:hAnsi="Times New Roman" w:cs="Times New Roman"/>
+                <w:color w:val="000000" w:themeColor="text1"/>
+              </w:rPr>
+              <w:t>F_enhanced</w:t>
+            </w:r>
+            <w:proofErr w:type="spellEnd"/>
+            <w:r>
+              <w:rPr>
+                <w:rFonts w:ascii="Times New Roman" w:hAnsi="Times New Roman" w:cs="Times New Roman"/>
+                <w:color w:val="000000" w:themeColor="text1"/>
+              </w:rPr>
+              <w:t xml:space="preserve">, </w:t>
+            </w:r>
+            <w:proofErr w:type="spellStart"/>
+            <w:r>
+              <w:rPr>
+                <w:rFonts w:ascii="Times New Roman" w:hAnsi="Times New Roman" w:cs="Times New Roman"/>
+                <w:color w:val="000000" w:themeColor="text1"/>
+              </w:rPr>
+              <w:t>B_best</w:t>
+            </w:r>
+            <w:proofErr w:type="spellEnd"/>
+            <w:r>
+              <w:rPr>
+                <w:rFonts w:ascii="Times New Roman" w:hAnsi="Times New Roman" w:cs="Times New Roman"/>
+                <w:color w:val="000000" w:themeColor="text1"/>
+              </w:rPr>
+              <w:t>)</w:t>
             </w:r>
             <w:r>
               <w:rPr>
@@ -4877,7 +5890,23 @@
                 <w:color w:val="000000" w:themeColor="text1"/>
               </w:rPr>
               <w:br/>
-              <w:t xml:space="preserve">   Corners &lt;- DETECT_CORNERS_SARIFA(Plate_Crop)</w:t>
+              <w:t xml:space="preserve">   Corners &lt;- DETECT_CORNERS_SARIFA(</w:t>
+            </w:r>
+            <w:proofErr w:type="spellStart"/>
+            <w:r>
+              <w:rPr>
+                <w:rFonts w:ascii="Times New Roman" w:hAnsi="Times New Roman" w:cs="Times New Roman"/>
+                <w:color w:val="000000" w:themeColor="text1"/>
+              </w:rPr>
+              <w:t>Plate_Crop</w:t>
+            </w:r>
+            <w:proofErr w:type="spellEnd"/>
+            <w:r>
+              <w:rPr>
+                <w:rFonts w:ascii="Times New Roman" w:hAnsi="Times New Roman" w:cs="Times New Roman"/>
+                <w:color w:val="000000" w:themeColor="text1"/>
+              </w:rPr>
+              <w:t>)</w:t>
             </w:r>
             <w:r>
               <w:rPr>
@@ -4885,7 +5914,23 @@
                 <w:color w:val="000000" w:themeColor="text1"/>
               </w:rPr>
               <w:br/>
-              <w:t xml:space="preserve">   H &lt;- COMPUTE_HOMOGRAPHY(Corners, Target_Coords=[[0,0], [240,0], [240,60], [0,60]])</w:t>
+              <w:t xml:space="preserve">   H &lt;- COMPUTE_HOMOGRAPHY(Corners, </w:t>
+            </w:r>
+            <w:proofErr w:type="spellStart"/>
+            <w:r>
+              <w:rPr>
+                <w:rFonts w:ascii="Times New Roman" w:hAnsi="Times New Roman" w:cs="Times New Roman"/>
+                <w:color w:val="000000" w:themeColor="text1"/>
+              </w:rPr>
+              <w:t>Target_Coords</w:t>
+            </w:r>
+            <w:proofErr w:type="spellEnd"/>
+            <w:r>
+              <w:rPr>
+                <w:rFonts w:ascii="Times New Roman" w:hAnsi="Times New Roman" w:cs="Times New Roman"/>
+                <w:color w:val="000000" w:themeColor="text1"/>
+              </w:rPr>
+              <w:t>=[[0,0], [240,0], [240,60], [0,60]])</w:t>
             </w:r>
             <w:r>
               <w:rPr>
@@ -4893,7 +5938,39 @@
                 <w:color w:val="000000" w:themeColor="text1"/>
               </w:rPr>
               <w:br/>
-              <w:t xml:space="preserve">   Plate_Rectified &lt;- WARP_PERSPECTIVE(Plate_Crop, H, Width=240, Height=60)</w:t>
+              <w:t xml:space="preserve">   </w:t>
+            </w:r>
+            <w:proofErr w:type="spellStart"/>
+            <w:r>
+              <w:rPr>
+                <w:rFonts w:ascii="Times New Roman" w:hAnsi="Times New Roman" w:cs="Times New Roman"/>
+                <w:color w:val="000000" w:themeColor="text1"/>
+              </w:rPr>
+              <w:t>Plate_Rectified</w:t>
+            </w:r>
+            <w:proofErr w:type="spellEnd"/>
+            <w:r>
+              <w:rPr>
+                <w:rFonts w:ascii="Times New Roman" w:hAnsi="Times New Roman" w:cs="Times New Roman"/>
+                <w:color w:val="000000" w:themeColor="text1"/>
+              </w:rPr>
+              <w:t xml:space="preserve"> &lt;- WARP_PERSPECTIVE(</w:t>
+            </w:r>
+            <w:proofErr w:type="spellStart"/>
+            <w:r>
+              <w:rPr>
+                <w:rFonts w:ascii="Times New Roman" w:hAnsi="Times New Roman" w:cs="Times New Roman"/>
+                <w:color w:val="000000" w:themeColor="text1"/>
+              </w:rPr>
+              <w:t>Plate_Crop</w:t>
+            </w:r>
+            <w:proofErr w:type="spellEnd"/>
+            <w:r>
+              <w:rPr>
+                <w:rFonts w:ascii="Times New Roman" w:hAnsi="Times New Roman" w:cs="Times New Roman"/>
+                <w:color w:val="000000" w:themeColor="text1"/>
+              </w:rPr>
+              <w:t>, H, Width=240, Height=60)</w:t>
             </w:r>
             <w:r>
               <w:rPr>
@@ -4917,7 +5994,39 @@
                 <w:color w:val="000000" w:themeColor="text1"/>
               </w:rPr>
               <w:br/>
-              <w:t xml:space="preserve">   Plate_Norm &lt;- NORMALIZE_PIXELS(Plate_Rectified)  // scale values to [0,1]</w:t>
+              <w:t xml:space="preserve">   </w:t>
+            </w:r>
+            <w:proofErr w:type="spellStart"/>
+            <w:r>
+              <w:rPr>
+                <w:rFonts w:ascii="Times New Roman" w:hAnsi="Times New Roman" w:cs="Times New Roman"/>
+                <w:color w:val="000000" w:themeColor="text1"/>
+              </w:rPr>
+              <w:t>Plate_Norm</w:t>
+            </w:r>
+            <w:proofErr w:type="spellEnd"/>
+            <w:r>
+              <w:rPr>
+                <w:rFonts w:ascii="Times New Roman" w:hAnsi="Times New Roman" w:cs="Times New Roman"/>
+                <w:color w:val="000000" w:themeColor="text1"/>
+              </w:rPr>
+              <w:t xml:space="preserve"> &lt;- NORMALIZE_PIXELS(</w:t>
+            </w:r>
+            <w:proofErr w:type="spellStart"/>
+            <w:r>
+              <w:rPr>
+                <w:rFonts w:ascii="Times New Roman" w:hAnsi="Times New Roman" w:cs="Times New Roman"/>
+                <w:color w:val="000000" w:themeColor="text1"/>
+              </w:rPr>
+              <w:t>Plate_Rectified</w:t>
+            </w:r>
+            <w:proofErr w:type="spellEnd"/>
+            <w:r>
+              <w:rPr>
+                <w:rFonts w:ascii="Times New Roman" w:hAnsi="Times New Roman" w:cs="Times New Roman"/>
+                <w:color w:val="000000" w:themeColor="text1"/>
+              </w:rPr>
+              <w:t>)  // scale values to [0,1]</w:t>
             </w:r>
             <w:r>
               <w:rPr>
@@ -4925,7 +6034,55 @@
                 <w:color w:val="000000" w:themeColor="text1"/>
               </w:rPr>
               <w:br/>
-              <w:t xml:space="preserve">   Feature_Map &lt;- M_ocr.CNN_backbone(Plate_Norm)      // shape: [W, H, Channels]</w:t>
+              <w:t xml:space="preserve">   </w:t>
+            </w:r>
+            <w:proofErr w:type="spellStart"/>
+            <w:r>
+              <w:rPr>
+                <w:rFonts w:ascii="Times New Roman" w:hAnsi="Times New Roman" w:cs="Times New Roman"/>
+                <w:color w:val="000000" w:themeColor="text1"/>
+              </w:rPr>
+              <w:t>Feature_Map</w:t>
+            </w:r>
+            <w:proofErr w:type="spellEnd"/>
+            <w:r>
+              <w:rPr>
+                <w:rFonts w:ascii="Times New Roman" w:hAnsi="Times New Roman" w:cs="Times New Roman"/>
+                <w:color w:val="000000" w:themeColor="text1"/>
+              </w:rPr>
+              <w:t xml:space="preserve"> &lt;- </w:t>
+            </w:r>
+            <w:proofErr w:type="spellStart"/>
+            <w:r>
+              <w:rPr>
+                <w:rFonts w:ascii="Times New Roman" w:hAnsi="Times New Roman" w:cs="Times New Roman"/>
+                <w:color w:val="000000" w:themeColor="text1"/>
+              </w:rPr>
+              <w:t>M_ocr.CNN_backbone</w:t>
+            </w:r>
+            <w:proofErr w:type="spellEnd"/>
+            <w:r>
+              <w:rPr>
+                <w:rFonts w:ascii="Times New Roman" w:hAnsi="Times New Roman" w:cs="Times New Roman"/>
+                <w:color w:val="000000" w:themeColor="text1"/>
+              </w:rPr>
+              <w:t>(</w:t>
+            </w:r>
+            <w:proofErr w:type="spellStart"/>
+            <w:r>
+              <w:rPr>
+                <w:rFonts w:ascii="Times New Roman" w:hAnsi="Times New Roman" w:cs="Times New Roman"/>
+                <w:color w:val="000000" w:themeColor="text1"/>
+              </w:rPr>
+              <w:t>Plate_Norm</w:t>
+            </w:r>
+            <w:proofErr w:type="spellEnd"/>
+            <w:r>
+              <w:rPr>
+                <w:rFonts w:ascii="Times New Roman" w:hAnsi="Times New Roman" w:cs="Times New Roman"/>
+                <w:color w:val="000000" w:themeColor="text1"/>
+              </w:rPr>
+              <w:t>)      // shape: [W, H, Channels]</w:t>
             </w:r>
             <w:r>
               <w:rPr>
@@ -4933,7 +6090,39 @@
                 <w:color w:val="000000" w:themeColor="text1"/>
               </w:rPr>
               <w:br/>
-              <w:t xml:space="preserve">   Sequence_Vectors &lt;- RESHAPE_AND_PROJECT(Feature_Map) </w:t>
+              <w:t xml:space="preserve">   </w:t>
+            </w:r>
+            <w:proofErr w:type="spellStart"/>
+            <w:r>
+              <w:rPr>
+                <w:rFonts w:ascii="Times New Roman" w:hAnsi="Times New Roman" w:cs="Times New Roman"/>
+                <w:color w:val="000000" w:themeColor="text1"/>
+              </w:rPr>
+              <w:t>Sequence_Vectors</w:t>
+            </w:r>
+            <w:proofErr w:type="spellEnd"/>
+            <w:r>
+              <w:rPr>
+                <w:rFonts w:ascii="Times New Roman" w:hAnsi="Times New Roman" w:cs="Times New Roman"/>
+                <w:color w:val="000000" w:themeColor="text1"/>
+              </w:rPr>
+              <w:t xml:space="preserve"> &lt;- RESHAPE_AND_PROJECT(</w:t>
+            </w:r>
+            <w:proofErr w:type="spellStart"/>
+            <w:r>
+              <w:rPr>
+                <w:rFonts w:ascii="Times New Roman" w:hAnsi="Times New Roman" w:cs="Times New Roman"/>
+                <w:color w:val="000000" w:themeColor="text1"/>
+              </w:rPr>
+              <w:t>Feature_Map</w:t>
+            </w:r>
+            <w:proofErr w:type="spellEnd"/>
+            <w:r>
+              <w:rPr>
+                <w:rFonts w:ascii="Times New Roman" w:hAnsi="Times New Roman" w:cs="Times New Roman"/>
+                <w:color w:val="000000" w:themeColor="text1"/>
+              </w:rPr>
+              <w:t xml:space="preserve">) </w:t>
             </w:r>
             <w:r>
               <w:rPr>
@@ -4941,7 +6130,55 @@
                 <w:color w:val="000000" w:themeColor="text1"/>
               </w:rPr>
               <w:br/>
-              <w:t xml:space="preserve">   Recurrent_Outputs &lt;- M_ocr.BiGRU(Sequence_Vectors)</w:t>
+              <w:t xml:space="preserve">   </w:t>
+            </w:r>
+            <w:proofErr w:type="spellStart"/>
+            <w:r>
+              <w:rPr>
+                <w:rFonts w:ascii="Times New Roman" w:hAnsi="Times New Roman" w:cs="Times New Roman"/>
+                <w:color w:val="000000" w:themeColor="text1"/>
+              </w:rPr>
+              <w:t>Recurrent_Outputs</w:t>
+            </w:r>
+            <w:proofErr w:type="spellEnd"/>
+            <w:r>
+              <w:rPr>
+                <w:rFonts w:ascii="Times New Roman" w:hAnsi="Times New Roman" w:cs="Times New Roman"/>
+                <w:color w:val="000000" w:themeColor="text1"/>
+              </w:rPr>
+              <w:t xml:space="preserve"> &lt;- </w:t>
+            </w:r>
+            <w:proofErr w:type="spellStart"/>
+            <w:r>
+              <w:rPr>
+                <w:rFonts w:ascii="Times New Roman" w:hAnsi="Times New Roman" w:cs="Times New Roman"/>
+                <w:color w:val="000000" w:themeColor="text1"/>
+              </w:rPr>
+              <w:t>M_ocr.BiGRU</w:t>
+            </w:r>
+            <w:proofErr w:type="spellEnd"/>
+            <w:r>
+              <w:rPr>
+                <w:rFonts w:ascii="Times New Roman" w:hAnsi="Times New Roman" w:cs="Times New Roman"/>
+                <w:color w:val="000000" w:themeColor="text1"/>
+              </w:rPr>
+              <w:t>(</w:t>
+            </w:r>
+            <w:proofErr w:type="spellStart"/>
+            <w:r>
+              <w:rPr>
+                <w:rFonts w:ascii="Times New Roman" w:hAnsi="Times New Roman" w:cs="Times New Roman"/>
+                <w:color w:val="000000" w:themeColor="text1"/>
+              </w:rPr>
+              <w:t>Sequence_Vectors</w:t>
+            </w:r>
+            <w:proofErr w:type="spellEnd"/>
+            <w:r>
+              <w:rPr>
+                <w:rFonts w:ascii="Times New Roman" w:hAnsi="Times New Roman" w:cs="Times New Roman"/>
+                <w:color w:val="000000" w:themeColor="text1"/>
+              </w:rPr>
+              <w:t>)</w:t>
             </w:r>
             <w:r>
               <w:rPr>
@@ -4949,7 +6186,55 @@
                 <w:color w:val="000000" w:themeColor="text1"/>
               </w:rPr>
               <w:br/>
-              <w:t xml:space="preserve">   Raw_Sequence &lt;- M_ocr.CTC_Decode_Greedy(Recurrent_Outputs)</w:t>
+              <w:t xml:space="preserve">   </w:t>
+            </w:r>
+            <w:proofErr w:type="spellStart"/>
+            <w:r>
+              <w:rPr>
+                <w:rFonts w:ascii="Times New Roman" w:hAnsi="Times New Roman" w:cs="Times New Roman"/>
+                <w:color w:val="000000" w:themeColor="text1"/>
+              </w:rPr>
+              <w:t>Raw_Sequence</w:t>
+            </w:r>
+            <w:proofErr w:type="spellEnd"/>
+            <w:r>
+              <w:rPr>
+                <w:rFonts w:ascii="Times New Roman" w:hAnsi="Times New Roman" w:cs="Times New Roman"/>
+                <w:color w:val="000000" w:themeColor="text1"/>
+              </w:rPr>
+              <w:t xml:space="preserve"> &lt;- </w:t>
+            </w:r>
+            <w:proofErr w:type="spellStart"/>
+            <w:r>
+              <w:rPr>
+                <w:rFonts w:ascii="Times New Roman" w:hAnsi="Times New Roman" w:cs="Times New Roman"/>
+                <w:color w:val="000000" w:themeColor="text1"/>
+              </w:rPr>
+              <w:t>M_ocr.CTC_Decode_Greedy</w:t>
+            </w:r>
+            <w:proofErr w:type="spellEnd"/>
+            <w:r>
+              <w:rPr>
+                <w:rFonts w:ascii="Times New Roman" w:hAnsi="Times New Roman" w:cs="Times New Roman"/>
+                <w:color w:val="000000" w:themeColor="text1"/>
+              </w:rPr>
+              <w:t>(</w:t>
+            </w:r>
+            <w:proofErr w:type="spellStart"/>
+            <w:r>
+              <w:rPr>
+                <w:rFonts w:ascii="Times New Roman" w:hAnsi="Times New Roman" w:cs="Times New Roman"/>
+                <w:color w:val="000000" w:themeColor="text1"/>
+              </w:rPr>
+              <w:t>Recurrent_Outputs</w:t>
+            </w:r>
+            <w:proofErr w:type="spellEnd"/>
+            <w:r>
+              <w:rPr>
+                <w:rFonts w:ascii="Times New Roman" w:hAnsi="Times New Roman" w:cs="Times New Roman"/>
+                <w:color w:val="000000" w:themeColor="text1"/>
+              </w:rPr>
+              <w:t>)</w:t>
             </w:r>
             <w:r>
               <w:rPr>
@@ -4957,7 +6242,39 @@
                 <w:color w:val="000000" w:themeColor="text1"/>
               </w:rPr>
               <w:br/>
-              <w:t xml:space="preserve">   Transcribed_Text &lt;- REMOVE_REPEATS_AND_BLANKS(Raw_Sequence)</w:t>
+              <w:t xml:space="preserve">   </w:t>
+            </w:r>
+            <w:proofErr w:type="spellStart"/>
+            <w:r>
+              <w:rPr>
+                <w:rFonts w:ascii="Times New Roman" w:hAnsi="Times New Roman" w:cs="Times New Roman"/>
+                <w:color w:val="000000" w:themeColor="text1"/>
+              </w:rPr>
+              <w:t>Transcribed_Text</w:t>
+            </w:r>
+            <w:proofErr w:type="spellEnd"/>
+            <w:r>
+              <w:rPr>
+                <w:rFonts w:ascii="Times New Roman" w:hAnsi="Times New Roman" w:cs="Times New Roman"/>
+                <w:color w:val="000000" w:themeColor="text1"/>
+              </w:rPr>
+              <w:t xml:space="preserve"> &lt;- REMOVE_REPEATS_AND_BLANKS(</w:t>
+            </w:r>
+            <w:proofErr w:type="spellStart"/>
+            <w:r>
+              <w:rPr>
+                <w:rFonts w:ascii="Times New Roman" w:hAnsi="Times New Roman" w:cs="Times New Roman"/>
+                <w:color w:val="000000" w:themeColor="text1"/>
+              </w:rPr>
+              <w:t>Raw_Sequence</w:t>
+            </w:r>
+            <w:proofErr w:type="spellEnd"/>
+            <w:r>
+              <w:rPr>
+                <w:rFonts w:ascii="Times New Roman" w:hAnsi="Times New Roman" w:cs="Times New Roman"/>
+                <w:color w:val="000000" w:themeColor="text1"/>
+              </w:rPr>
+              <w:t>)</w:t>
             </w:r>
             <w:r>
               <w:rPr>
@@ -4980,7 +6297,23 @@
                 <w:color w:val="000000" w:themeColor="text1"/>
               </w:rPr>
               <w:br/>
-              <w:t xml:space="preserve">   Regex_Pattern &lt;- "^[A-Z]{2}[0-9]{2}[A-Z]{1,2}[0-9]{4}$" // e.g., MH12DE1432</w:t>
+              <w:t xml:space="preserve">   </w:t>
+            </w:r>
+            <w:proofErr w:type="spellStart"/>
+            <w:r>
+              <w:rPr>
+                <w:rFonts w:ascii="Times New Roman" w:hAnsi="Times New Roman" w:cs="Times New Roman"/>
+                <w:color w:val="000000" w:themeColor="text1"/>
+              </w:rPr>
+              <w:t>Regex_Pattern</w:t>
+            </w:r>
+            <w:proofErr w:type="spellEnd"/>
+            <w:r>
+              <w:rPr>
+                <w:rFonts w:ascii="Times New Roman" w:hAnsi="Times New Roman" w:cs="Times New Roman"/>
+                <w:color w:val="000000" w:themeColor="text1"/>
+              </w:rPr>
+              <w:t xml:space="preserve"> &lt;- "^[A-Z]{2}[0-9]{2}[A-Z]{1,2}[0-9]{4}$" // e.g., MH12DE1432</w:t>
             </w:r>
             <w:r>
               <w:rPr>
@@ -4988,7 +6321,39 @@
                 <w:color w:val="000000" w:themeColor="text1"/>
               </w:rPr>
               <w:br/>
-              <w:t xml:space="preserve">   IF MATCHES(Transcribed_Text, Regex_Pattern) THEN</w:t>
+              <w:t xml:space="preserve">   IF MATCHES(</w:t>
+            </w:r>
+            <w:proofErr w:type="spellStart"/>
+            <w:r>
+              <w:rPr>
+                <w:rFonts w:ascii="Times New Roman" w:hAnsi="Times New Roman" w:cs="Times New Roman"/>
+                <w:color w:val="000000" w:themeColor="text1"/>
+              </w:rPr>
+              <w:t>Transcribed_Text</w:t>
+            </w:r>
+            <w:proofErr w:type="spellEnd"/>
+            <w:r>
+              <w:rPr>
+                <w:rFonts w:ascii="Times New Roman" w:hAnsi="Times New Roman" w:cs="Times New Roman"/>
+                <w:color w:val="000000" w:themeColor="text1"/>
+              </w:rPr>
+              <w:t xml:space="preserve">, </w:t>
+            </w:r>
+            <w:proofErr w:type="spellStart"/>
+            <w:r>
+              <w:rPr>
+                <w:rFonts w:ascii="Times New Roman" w:hAnsi="Times New Roman" w:cs="Times New Roman"/>
+                <w:color w:val="000000" w:themeColor="text1"/>
+              </w:rPr>
+              <w:t>Regex_Pattern</w:t>
+            </w:r>
+            <w:proofErr w:type="spellEnd"/>
+            <w:r>
+              <w:rPr>
+                <w:rFonts w:ascii="Times New Roman" w:hAnsi="Times New Roman" w:cs="Times New Roman"/>
+                <w:color w:val="000000" w:themeColor="text1"/>
+              </w:rPr>
+              <w:t>) THEN</w:t>
             </w:r>
             <w:r>
               <w:rPr>
@@ -4996,8 +6361,49 @@
                 <w:color w:val="000000" w:themeColor="text1"/>
               </w:rPr>
               <w:br/>
-              <w:t xml:space="preserve">       RETURN Transcribed_Text, B_best, score_best</w:t>
-            </w:r>
+              <w:t xml:space="preserve">       RETURN </w:t>
+            </w:r>
+            <w:proofErr w:type="spellStart"/>
+            <w:r>
+              <w:rPr>
+                <w:rFonts w:ascii="Times New Roman" w:hAnsi="Times New Roman" w:cs="Times New Roman"/>
+                <w:color w:val="000000" w:themeColor="text1"/>
+              </w:rPr>
+              <w:t>Transcribed_Text</w:t>
+            </w:r>
+            <w:proofErr w:type="spellEnd"/>
+            <w:r>
+              <w:rPr>
+                <w:rFonts w:ascii="Times New Roman" w:hAnsi="Times New Roman" w:cs="Times New Roman"/>
+                <w:color w:val="000000" w:themeColor="text1"/>
+              </w:rPr>
+              <w:t xml:space="preserve">, </w:t>
+            </w:r>
+            <w:proofErr w:type="spellStart"/>
+            <w:r>
+              <w:rPr>
+                <w:rFonts w:ascii="Times New Roman" w:hAnsi="Times New Roman" w:cs="Times New Roman"/>
+                <w:color w:val="000000" w:themeColor="text1"/>
+              </w:rPr>
+              <w:t>B_best</w:t>
+            </w:r>
+            <w:proofErr w:type="spellEnd"/>
+            <w:r>
+              <w:rPr>
+                <w:rFonts w:ascii="Times New Roman" w:hAnsi="Times New Roman" w:cs="Times New Roman"/>
+                <w:color w:val="000000" w:themeColor="text1"/>
+              </w:rPr>
+              <w:t xml:space="preserve">, </w:t>
+            </w:r>
+            <w:proofErr w:type="spellStart"/>
+            <w:r>
+              <w:rPr>
+                <w:rFonts w:ascii="Times New Roman" w:hAnsi="Times New Roman" w:cs="Times New Roman"/>
+                <w:color w:val="000000" w:themeColor="text1"/>
+              </w:rPr>
+              <w:t>score_best</w:t>
+            </w:r>
+            <w:proofErr w:type="spellEnd"/>
             <w:r>
               <w:rPr>
                 <w:rFonts w:ascii="Times New Roman" w:hAnsi="Times New Roman" w:cs="Times New Roman"/>
@@ -5012,7 +6418,39 @@
                 <w:color w:val="000000" w:themeColor="text1"/>
               </w:rPr>
               <w:br/>
-              <w:t xml:space="preserve">       Transcribed_Corrected &lt;- HEURISTIC_REGEX_CORRECTION(Transcribed_Text) // map '0'-&gt;'O' or '8'-&gt;'B'</w:t>
+              <w:t xml:space="preserve">       </w:t>
+            </w:r>
+            <w:proofErr w:type="spellStart"/>
+            <w:r>
+              <w:rPr>
+                <w:rFonts w:ascii="Times New Roman" w:hAnsi="Times New Roman" w:cs="Times New Roman"/>
+                <w:color w:val="000000" w:themeColor="text1"/>
+              </w:rPr>
+              <w:t>Transcribed_Corrected</w:t>
+            </w:r>
+            <w:proofErr w:type="spellEnd"/>
+            <w:r>
+              <w:rPr>
+                <w:rFonts w:ascii="Times New Roman" w:hAnsi="Times New Roman" w:cs="Times New Roman"/>
+                <w:color w:val="000000" w:themeColor="text1"/>
+              </w:rPr>
+              <w:t xml:space="preserve"> &lt;- HEURISTIC_REGEX_CORRECTION(</w:t>
+            </w:r>
+            <w:proofErr w:type="spellStart"/>
+            <w:r>
+              <w:rPr>
+                <w:rFonts w:ascii="Times New Roman" w:hAnsi="Times New Roman" w:cs="Times New Roman"/>
+                <w:color w:val="000000" w:themeColor="text1"/>
+              </w:rPr>
+              <w:t>Transcribed_Text</w:t>
+            </w:r>
+            <w:proofErr w:type="spellEnd"/>
+            <w:r>
+              <w:rPr>
+                <w:rFonts w:ascii="Times New Roman" w:hAnsi="Times New Roman" w:cs="Times New Roman"/>
+                <w:color w:val="000000" w:themeColor="text1"/>
+              </w:rPr>
+              <w:t>) // map '0'-&gt;'O' or '8'-&gt;'B'</w:t>
             </w:r>
             <w:r>
               <w:rPr>
@@ -5020,7 +6458,55 @@
                 <w:color w:val="000000" w:themeColor="text1"/>
               </w:rPr>
               <w:br/>
-              <w:t xml:space="preserve">       RETURN Transcribed_Corrected, B_best, score_best * 0.90</w:t>
+              <w:t xml:space="preserve">       RETURN </w:t>
+            </w:r>
+            <w:proofErr w:type="spellStart"/>
+            <w:r>
+              <w:rPr>
+                <w:rFonts w:ascii="Times New Roman" w:hAnsi="Times New Roman" w:cs="Times New Roman"/>
+                <w:color w:val="000000" w:themeColor="text1"/>
+              </w:rPr>
+              <w:t>Transcribed_Corrected</w:t>
+            </w:r>
+            <w:proofErr w:type="spellEnd"/>
+            <w:r>
+              <w:rPr>
+                <w:rFonts w:ascii="Times New Roman" w:hAnsi="Times New Roman" w:cs="Times New Roman"/>
+                <w:color w:val="000000" w:themeColor="text1"/>
+              </w:rPr>
+              <w:t xml:space="preserve">, </w:t>
+            </w:r>
+            <w:proofErr w:type="spellStart"/>
+            <w:r>
+              <w:rPr>
+                <w:rFonts w:ascii="Times New Roman" w:hAnsi="Times New Roman" w:cs="Times New Roman"/>
+                <w:color w:val="000000" w:themeColor="text1"/>
+              </w:rPr>
+              <w:t>B_best</w:t>
+            </w:r>
+            <w:proofErr w:type="spellEnd"/>
+            <w:r>
+              <w:rPr>
+                <w:rFonts w:ascii="Times New Roman" w:hAnsi="Times New Roman" w:cs="Times New Roman"/>
+                <w:color w:val="000000" w:themeColor="text1"/>
+              </w:rPr>
+              <w:t xml:space="preserve">, </w:t>
+            </w:r>
+            <w:proofErr w:type="spellStart"/>
+            <w:r>
+              <w:rPr>
+                <w:rFonts w:ascii="Times New Roman" w:hAnsi="Times New Roman" w:cs="Times New Roman"/>
+                <w:color w:val="000000" w:themeColor="text1"/>
+              </w:rPr>
+              <w:t>score_best</w:t>
+            </w:r>
+            <w:proofErr w:type="spellEnd"/>
+            <w:r>
+              <w:rPr>
+                <w:rFonts w:ascii="Times New Roman" w:hAnsi="Times New Roman" w:cs="Times New Roman"/>
+                <w:color w:val="000000" w:themeColor="text1"/>
+              </w:rPr>
+              <w:t xml:space="preserve"> * 0.90</w:t>
             </w:r>
             <w:r>
               <w:rPr>
@@ -5081,8 +6567,17 @@
                 <w:rFonts w:ascii="Times New Roman" w:hAnsi="Times New Roman" w:cs="Times New Roman"/>
                 <w:color w:val="000000" w:themeColor="text1"/>
               </w:rPr>
-              <w:t>ALGORITHM 2: ALPR_Model_Training_Workflow</w:t>
-            </w:r>
+              <w:t xml:space="preserve">ALGORITHM 2: </w:t>
+            </w:r>
+            <w:proofErr w:type="spellStart"/>
+            <w:r>
+              <w:rPr>
+                <w:rFonts w:ascii="Times New Roman" w:hAnsi="Times New Roman" w:cs="Times New Roman"/>
+                <w:color w:val="000000" w:themeColor="text1"/>
+              </w:rPr>
+              <w:t>ALPR_Model_Training_Workflow</w:t>
+            </w:r>
+            <w:proofErr w:type="spellEnd"/>
             <w:r>
               <w:rPr>
                 <w:rFonts w:ascii="Times New Roman" w:hAnsi="Times New Roman" w:cs="Times New Roman"/>
@@ -5097,8 +6592,33 @@
                 <w:color w:val="000000" w:themeColor="text1"/>
               </w:rPr>
               <w:br/>
-              <w:t>OUTPUT: Trained Detection Model M_det, Trained Recognition Model M_ocr</w:t>
-            </w:r>
+              <w:t xml:space="preserve">OUTPUT: Trained Detection Model </w:t>
+            </w:r>
+            <w:proofErr w:type="spellStart"/>
+            <w:r>
+              <w:rPr>
+                <w:rFonts w:ascii="Times New Roman" w:hAnsi="Times New Roman" w:cs="Times New Roman"/>
+                <w:color w:val="000000" w:themeColor="text1"/>
+              </w:rPr>
+              <w:t>M_det</w:t>
+            </w:r>
+            <w:proofErr w:type="spellEnd"/>
+            <w:r>
+              <w:rPr>
+                <w:rFonts w:ascii="Times New Roman" w:hAnsi="Times New Roman" w:cs="Times New Roman"/>
+                <w:color w:val="000000" w:themeColor="text1"/>
+              </w:rPr>
+              <w:t xml:space="preserve">, Trained Recognition Model </w:t>
+            </w:r>
+            <w:proofErr w:type="spellStart"/>
+            <w:r>
+              <w:rPr>
+                <w:rFonts w:ascii="Times New Roman" w:hAnsi="Times New Roman" w:cs="Times New Roman"/>
+                <w:color w:val="000000" w:themeColor="text1"/>
+              </w:rPr>
+              <w:t>M_ocr</w:t>
+            </w:r>
+            <w:proofErr w:type="spellEnd"/>
             <w:r>
               <w:rPr>
                 <w:rFonts w:ascii="Times New Roman" w:hAnsi="Times New Roman" w:cs="Times New Roman"/>
@@ -5120,7 +6640,55 @@
                 <w:color w:val="000000" w:themeColor="text1"/>
               </w:rPr>
               <w:br/>
-              <w:t xml:space="preserve">   D_train, D_val, D_test &lt;- SPLIT(D, ratios=[0.70, 0.15, 0.15], Stratified=True)</w:t>
+              <w:t xml:space="preserve">   </w:t>
+            </w:r>
+            <w:proofErr w:type="spellStart"/>
+            <w:r>
+              <w:rPr>
+                <w:rFonts w:ascii="Times New Roman" w:hAnsi="Times New Roman" w:cs="Times New Roman"/>
+                <w:color w:val="000000" w:themeColor="text1"/>
+              </w:rPr>
+              <w:t>D_train</w:t>
+            </w:r>
+            <w:proofErr w:type="spellEnd"/>
+            <w:r>
+              <w:rPr>
+                <w:rFonts w:ascii="Times New Roman" w:hAnsi="Times New Roman" w:cs="Times New Roman"/>
+                <w:color w:val="000000" w:themeColor="text1"/>
+              </w:rPr>
+              <w:t xml:space="preserve">, </w:t>
+            </w:r>
+            <w:proofErr w:type="spellStart"/>
+            <w:r>
+              <w:rPr>
+                <w:rFonts w:ascii="Times New Roman" w:hAnsi="Times New Roman" w:cs="Times New Roman"/>
+                <w:color w:val="000000" w:themeColor="text1"/>
+              </w:rPr>
+              <w:t>D_val</w:t>
+            </w:r>
+            <w:proofErr w:type="spellEnd"/>
+            <w:r>
+              <w:rPr>
+                <w:rFonts w:ascii="Times New Roman" w:hAnsi="Times New Roman" w:cs="Times New Roman"/>
+                <w:color w:val="000000" w:themeColor="text1"/>
+              </w:rPr>
+              <w:t xml:space="preserve">, </w:t>
+            </w:r>
+            <w:proofErr w:type="spellStart"/>
+            <w:r>
+              <w:rPr>
+                <w:rFonts w:ascii="Times New Roman" w:hAnsi="Times New Roman" w:cs="Times New Roman"/>
+                <w:color w:val="000000" w:themeColor="text1"/>
+              </w:rPr>
+              <w:t>D_test</w:t>
+            </w:r>
+            <w:proofErr w:type="spellEnd"/>
+            <w:r>
+              <w:rPr>
+                <w:rFonts w:ascii="Times New Roman" w:hAnsi="Times New Roman" w:cs="Times New Roman"/>
+                <w:color w:val="000000" w:themeColor="text1"/>
+              </w:rPr>
+              <w:t xml:space="preserve"> &lt;- SPLIT(D, ratios=[0.70, 0.15, 0.15], Stratified=True)</w:t>
             </w:r>
             <w:r>
               <w:rPr>
@@ -5128,7 +6696,39 @@
                 <w:color w:val="000000" w:themeColor="text1"/>
               </w:rPr>
               <w:br/>
-              <w:t xml:space="preserve">   D_train_aug &lt;- APPLY_AUGMENTATIONS(D_train)  // random shear, perspective warp, motion blur</w:t>
+              <w:t xml:space="preserve">   </w:t>
+            </w:r>
+            <w:proofErr w:type="spellStart"/>
+            <w:r>
+              <w:rPr>
+                <w:rFonts w:ascii="Times New Roman" w:hAnsi="Times New Roman" w:cs="Times New Roman"/>
+                <w:color w:val="000000" w:themeColor="text1"/>
+              </w:rPr>
+              <w:t>D_train_aug</w:t>
+            </w:r>
+            <w:proofErr w:type="spellEnd"/>
+            <w:r>
+              <w:rPr>
+                <w:rFonts w:ascii="Times New Roman" w:hAnsi="Times New Roman" w:cs="Times New Roman"/>
+                <w:color w:val="000000" w:themeColor="text1"/>
+              </w:rPr>
+              <w:t xml:space="preserve"> &lt;- APPLY_AUGMENTATIONS(</w:t>
+            </w:r>
+            <w:proofErr w:type="spellStart"/>
+            <w:r>
+              <w:rPr>
+                <w:rFonts w:ascii="Times New Roman" w:hAnsi="Times New Roman" w:cs="Times New Roman"/>
+                <w:color w:val="000000" w:themeColor="text1"/>
+              </w:rPr>
+              <w:t>D_train</w:t>
+            </w:r>
+            <w:proofErr w:type="spellEnd"/>
+            <w:r>
+              <w:rPr>
+                <w:rFonts w:ascii="Times New Roman" w:hAnsi="Times New Roman" w:cs="Times New Roman"/>
+                <w:color w:val="000000" w:themeColor="text1"/>
+              </w:rPr>
+              <w:t>)  // random shear, perspective warp, motion blur</w:t>
             </w:r>
             <w:r>
               <w:rPr>
@@ -5151,7 +6751,23 @@
                 <w:color w:val="000000" w:themeColor="text1"/>
               </w:rPr>
               <w:br/>
-              <w:t xml:space="preserve">   Initialize M_det with COCO pre-trained weights</w:t>
+              <w:t xml:space="preserve">   Initialize </w:t>
+            </w:r>
+            <w:proofErr w:type="spellStart"/>
+            <w:r>
+              <w:rPr>
+                <w:rFonts w:ascii="Times New Roman" w:hAnsi="Times New Roman" w:cs="Times New Roman"/>
+                <w:color w:val="000000" w:themeColor="text1"/>
+              </w:rPr>
+              <w:t>M_det</w:t>
+            </w:r>
+            <w:proofErr w:type="spellEnd"/>
+            <w:r>
+              <w:rPr>
+                <w:rFonts w:ascii="Times New Roman" w:hAnsi="Times New Roman" w:cs="Times New Roman"/>
+                <w:color w:val="000000" w:themeColor="text1"/>
+              </w:rPr>
+              <w:t xml:space="preserve"> with COCO pre-trained weights</w:t>
             </w:r>
             <w:r>
               <w:rPr>
@@ -5167,7 +6783,23 @@
                 <w:color w:val="000000" w:themeColor="text1"/>
               </w:rPr>
               <w:br/>
-              <w:t xml:space="preserve">       FOR EACH batch (I, B) IN D_train_aug:</w:t>
+              <w:t xml:space="preserve">       FOR EACH batch (I, B) IN </w:t>
+            </w:r>
+            <w:proofErr w:type="spellStart"/>
+            <w:r>
+              <w:rPr>
+                <w:rFonts w:ascii="Times New Roman" w:hAnsi="Times New Roman" w:cs="Times New Roman"/>
+                <w:color w:val="000000" w:themeColor="text1"/>
+              </w:rPr>
+              <w:t>D_train_aug</w:t>
+            </w:r>
+            <w:proofErr w:type="spellEnd"/>
+            <w:r>
+              <w:rPr>
+                <w:rFonts w:ascii="Times New Roman" w:hAnsi="Times New Roman" w:cs="Times New Roman"/>
+                <w:color w:val="000000" w:themeColor="text1"/>
+              </w:rPr>
+              <w:t>:</w:t>
             </w:r>
             <w:r>
               <w:rPr>
@@ -5182,7 +6814,39 @@
                 <w:color w:val="000000" w:themeColor="text1"/>
               </w:rPr>
               <w:lastRenderedPageBreak/>
-              <w:t xml:space="preserve">           Predictions_det &lt;- M_det.forward(I)</w:t>
+              <w:t xml:space="preserve">           </w:t>
+            </w:r>
+            <w:proofErr w:type="spellStart"/>
+            <w:r>
+              <w:rPr>
+                <w:rFonts w:ascii="Times New Roman" w:hAnsi="Times New Roman" w:cs="Times New Roman"/>
+                <w:color w:val="000000" w:themeColor="text1"/>
+              </w:rPr>
+              <w:t>Predictions_det</w:t>
+            </w:r>
+            <w:proofErr w:type="spellEnd"/>
+            <w:r>
+              <w:rPr>
+                <w:rFonts w:ascii="Times New Roman" w:hAnsi="Times New Roman" w:cs="Times New Roman"/>
+                <w:color w:val="000000" w:themeColor="text1"/>
+              </w:rPr>
+              <w:t xml:space="preserve"> &lt;- </w:t>
+            </w:r>
+            <w:proofErr w:type="spellStart"/>
+            <w:r>
+              <w:rPr>
+                <w:rFonts w:ascii="Times New Roman" w:hAnsi="Times New Roman" w:cs="Times New Roman"/>
+                <w:color w:val="000000" w:themeColor="text1"/>
+              </w:rPr>
+              <w:t>M_det.forward</w:t>
+            </w:r>
+            <w:proofErr w:type="spellEnd"/>
+            <w:r>
+              <w:rPr>
+                <w:rFonts w:ascii="Times New Roman" w:hAnsi="Times New Roman" w:cs="Times New Roman"/>
+                <w:color w:val="000000" w:themeColor="text1"/>
+              </w:rPr>
+              <w:t>(I)</w:t>
             </w:r>
             <w:r>
               <w:rPr>
@@ -5190,7 +6854,71 @@
                 <w:color w:val="000000" w:themeColor="text1"/>
               </w:rPr>
               <w:br/>
-              <w:t xml:space="preserve">           loss_det &lt;- CIoU_Loss(Predictions_det, B) + Distribution_Focal_Loss()</w:t>
+              <w:t xml:space="preserve">           </w:t>
+            </w:r>
+            <w:proofErr w:type="spellStart"/>
+            <w:r>
+              <w:rPr>
+                <w:rFonts w:ascii="Times New Roman" w:hAnsi="Times New Roman" w:cs="Times New Roman"/>
+                <w:color w:val="000000" w:themeColor="text1"/>
+              </w:rPr>
+              <w:t>loss_det</w:t>
+            </w:r>
+            <w:proofErr w:type="spellEnd"/>
+            <w:r>
+              <w:rPr>
+                <w:rFonts w:ascii="Times New Roman" w:hAnsi="Times New Roman" w:cs="Times New Roman"/>
+                <w:color w:val="000000" w:themeColor="text1"/>
+              </w:rPr>
+              <w:t xml:space="preserve"> &lt;- </w:t>
+            </w:r>
+            <w:proofErr w:type="spellStart"/>
+            <w:r>
+              <w:rPr>
+                <w:rFonts w:ascii="Times New Roman" w:hAnsi="Times New Roman" w:cs="Times New Roman"/>
+                <w:color w:val="000000" w:themeColor="text1"/>
+              </w:rPr>
+              <w:t>CIoU_Loss</w:t>
+            </w:r>
+            <w:proofErr w:type="spellEnd"/>
+            <w:r>
+              <w:rPr>
+                <w:rFonts w:ascii="Times New Roman" w:hAnsi="Times New Roman" w:cs="Times New Roman"/>
+                <w:color w:val="000000" w:themeColor="text1"/>
+              </w:rPr>
+              <w:t>(</w:t>
+            </w:r>
+            <w:proofErr w:type="spellStart"/>
+            <w:r>
+              <w:rPr>
+                <w:rFonts w:ascii="Times New Roman" w:hAnsi="Times New Roman" w:cs="Times New Roman"/>
+                <w:color w:val="000000" w:themeColor="text1"/>
+              </w:rPr>
+              <w:t>Predictions_det</w:t>
+            </w:r>
+            <w:proofErr w:type="spellEnd"/>
+            <w:r>
+              <w:rPr>
+                <w:rFonts w:ascii="Times New Roman" w:hAnsi="Times New Roman" w:cs="Times New Roman"/>
+                <w:color w:val="000000" w:themeColor="text1"/>
+              </w:rPr>
+              <w:t xml:space="preserve">, B) + </w:t>
+            </w:r>
+            <w:proofErr w:type="spellStart"/>
+            <w:r>
+              <w:rPr>
+                <w:rFonts w:ascii="Times New Roman" w:hAnsi="Times New Roman" w:cs="Times New Roman"/>
+                <w:color w:val="000000" w:themeColor="text1"/>
+              </w:rPr>
+              <w:t>Distribution_Focal_Loss</w:t>
+            </w:r>
+            <w:proofErr w:type="spellEnd"/>
+            <w:r>
+              <w:rPr>
+                <w:rFonts w:ascii="Times New Roman" w:hAnsi="Times New Roman" w:cs="Times New Roman"/>
+                <w:color w:val="000000" w:themeColor="text1"/>
+              </w:rPr>
+              <w:t>()</w:t>
             </w:r>
             <w:r>
               <w:rPr>
@@ -5198,7 +6926,39 @@
                 <w:color w:val="000000" w:themeColor="text1"/>
               </w:rPr>
               <w:br/>
-              <w:t xml:space="preserve">           OPTIMIZE_AND_STEP(M_det, loss_det)</w:t>
+              <w:t xml:space="preserve">           OPTIMIZE_AND_STEP(</w:t>
+            </w:r>
+            <w:proofErr w:type="spellStart"/>
+            <w:r>
+              <w:rPr>
+                <w:rFonts w:ascii="Times New Roman" w:hAnsi="Times New Roman" w:cs="Times New Roman"/>
+                <w:color w:val="000000" w:themeColor="text1"/>
+              </w:rPr>
+              <w:t>M_det</w:t>
+            </w:r>
+            <w:proofErr w:type="spellEnd"/>
+            <w:r>
+              <w:rPr>
+                <w:rFonts w:ascii="Times New Roman" w:hAnsi="Times New Roman" w:cs="Times New Roman"/>
+                <w:color w:val="000000" w:themeColor="text1"/>
+              </w:rPr>
+              <w:t xml:space="preserve">, </w:t>
+            </w:r>
+            <w:proofErr w:type="spellStart"/>
+            <w:r>
+              <w:rPr>
+                <w:rFonts w:ascii="Times New Roman" w:hAnsi="Times New Roman" w:cs="Times New Roman"/>
+                <w:color w:val="000000" w:themeColor="text1"/>
+              </w:rPr>
+              <w:t>loss_det</w:t>
+            </w:r>
+            <w:proofErr w:type="spellEnd"/>
+            <w:r>
+              <w:rPr>
+                <w:rFonts w:ascii="Times New Roman" w:hAnsi="Times New Roman" w:cs="Times New Roman"/>
+                <w:color w:val="000000" w:themeColor="text1"/>
+              </w:rPr>
+              <w:t>)</w:t>
             </w:r>
             <w:r>
               <w:rPr>
@@ -5214,7 +6974,39 @@
                 <w:color w:val="000000" w:themeColor="text1"/>
               </w:rPr>
               <w:br/>
-              <w:t xml:space="preserve">       Evaluate val_loss on D_val; apply learning rate scheduler (Cosine Decay)</w:t>
+              <w:t xml:space="preserve">       Evaluate </w:t>
+            </w:r>
+            <w:proofErr w:type="spellStart"/>
+            <w:r>
+              <w:rPr>
+                <w:rFonts w:ascii="Times New Roman" w:hAnsi="Times New Roman" w:cs="Times New Roman"/>
+                <w:color w:val="000000" w:themeColor="text1"/>
+              </w:rPr>
+              <w:t>val_loss</w:t>
+            </w:r>
+            <w:proofErr w:type="spellEnd"/>
+            <w:r>
+              <w:rPr>
+                <w:rFonts w:ascii="Times New Roman" w:hAnsi="Times New Roman" w:cs="Times New Roman"/>
+                <w:color w:val="000000" w:themeColor="text1"/>
+              </w:rPr>
+              <w:t xml:space="preserve"> on </w:t>
+            </w:r>
+            <w:proofErr w:type="spellStart"/>
+            <w:r>
+              <w:rPr>
+                <w:rFonts w:ascii="Times New Roman" w:hAnsi="Times New Roman" w:cs="Times New Roman"/>
+                <w:color w:val="000000" w:themeColor="text1"/>
+              </w:rPr>
+              <w:t>D_val</w:t>
+            </w:r>
+            <w:proofErr w:type="spellEnd"/>
+            <w:r>
+              <w:rPr>
+                <w:rFonts w:ascii="Times New Roman" w:hAnsi="Times New Roman" w:cs="Times New Roman"/>
+                <w:color w:val="000000" w:themeColor="text1"/>
+              </w:rPr>
+              <w:t>; apply learning rate scheduler (Cosine Decay)</w:t>
             </w:r>
             <w:r>
               <w:rPr>
@@ -5222,7 +7014,23 @@
                 <w:color w:val="000000" w:themeColor="text1"/>
               </w:rPr>
               <w:br/>
-              <w:t xml:space="preserve">       IF val_loss not improved for 8 epochs THEN EARLY_STOP(); END IF</w:t>
+              <w:t xml:space="preserve">       IF </w:t>
+            </w:r>
+            <w:proofErr w:type="spellStart"/>
+            <w:r>
+              <w:rPr>
+                <w:rFonts w:ascii="Times New Roman" w:hAnsi="Times New Roman" w:cs="Times New Roman"/>
+                <w:color w:val="000000" w:themeColor="text1"/>
+              </w:rPr>
+              <w:t>val_loss</w:t>
+            </w:r>
+            <w:proofErr w:type="spellEnd"/>
+            <w:r>
+              <w:rPr>
+                <w:rFonts w:ascii="Times New Roman" w:hAnsi="Times New Roman" w:cs="Times New Roman"/>
+                <w:color w:val="000000" w:themeColor="text1"/>
+              </w:rPr>
+              <w:t xml:space="preserve"> not improved for 8 epochs THEN EARLY_STOP(); END IF</w:t>
             </w:r>
             <w:r>
               <w:rPr>
@@ -5253,7 +7061,23 @@
                 <w:color w:val="000000" w:themeColor="text1"/>
               </w:rPr>
               <w:br/>
-              <w:t xml:space="preserve">   Initialize M_ocr with synthetic license plate text pre-trained weights</w:t>
+              <w:t xml:space="preserve">   Initialize </w:t>
+            </w:r>
+            <w:proofErr w:type="spellStart"/>
+            <w:r>
+              <w:rPr>
+                <w:rFonts w:ascii="Times New Roman" w:hAnsi="Times New Roman" w:cs="Times New Roman"/>
+                <w:color w:val="000000" w:themeColor="text1"/>
+              </w:rPr>
+              <w:t>M_ocr</w:t>
+            </w:r>
+            <w:proofErr w:type="spellEnd"/>
+            <w:r>
+              <w:rPr>
+                <w:rFonts w:ascii="Times New Roman" w:hAnsi="Times New Roman" w:cs="Times New Roman"/>
+                <w:color w:val="000000" w:themeColor="text1"/>
+              </w:rPr>
+              <w:t xml:space="preserve"> with synthetic license plate text pre-trained weights</w:t>
             </w:r>
             <w:r>
               <w:rPr>
@@ -5269,7 +7093,39 @@
                 <w:color w:val="000000" w:themeColor="text1"/>
               </w:rPr>
               <w:br/>
-              <w:t xml:space="preserve">       FOR EACH batch (Plate_Rectified, S) IN D_train_aug:</w:t>
+              <w:t xml:space="preserve">       FOR EACH batch (</w:t>
+            </w:r>
+            <w:proofErr w:type="spellStart"/>
+            <w:r>
+              <w:rPr>
+                <w:rFonts w:ascii="Times New Roman" w:hAnsi="Times New Roman" w:cs="Times New Roman"/>
+                <w:color w:val="000000" w:themeColor="text1"/>
+              </w:rPr>
+              <w:t>Plate_Rectified</w:t>
+            </w:r>
+            <w:proofErr w:type="spellEnd"/>
+            <w:r>
+              <w:rPr>
+                <w:rFonts w:ascii="Times New Roman" w:hAnsi="Times New Roman" w:cs="Times New Roman"/>
+                <w:color w:val="000000" w:themeColor="text1"/>
+              </w:rPr>
+              <w:t xml:space="preserve">, S) IN </w:t>
+            </w:r>
+            <w:proofErr w:type="spellStart"/>
+            <w:r>
+              <w:rPr>
+                <w:rFonts w:ascii="Times New Roman" w:hAnsi="Times New Roman" w:cs="Times New Roman"/>
+                <w:color w:val="000000" w:themeColor="text1"/>
+              </w:rPr>
+              <w:t>D_train_aug</w:t>
+            </w:r>
+            <w:proofErr w:type="spellEnd"/>
+            <w:r>
+              <w:rPr>
+                <w:rFonts w:ascii="Times New Roman" w:hAnsi="Times New Roman" w:cs="Times New Roman"/>
+                <w:color w:val="000000" w:themeColor="text1"/>
+              </w:rPr>
+              <w:t>:</w:t>
             </w:r>
             <w:r>
               <w:rPr>
@@ -5277,7 +7133,55 @@
                 <w:color w:val="000000" w:themeColor="text1"/>
               </w:rPr>
               <w:br/>
-              <w:t xml:space="preserve">           Predictions_ocr &lt;- M_ocr.forward(Plate_Rectified)</w:t>
+              <w:t xml:space="preserve">           </w:t>
+            </w:r>
+            <w:proofErr w:type="spellStart"/>
+            <w:r>
+              <w:rPr>
+                <w:rFonts w:ascii="Times New Roman" w:hAnsi="Times New Roman" w:cs="Times New Roman"/>
+                <w:color w:val="000000" w:themeColor="text1"/>
+              </w:rPr>
+              <w:t>Predictions_ocr</w:t>
+            </w:r>
+            <w:proofErr w:type="spellEnd"/>
+            <w:r>
+              <w:rPr>
+                <w:rFonts w:ascii="Times New Roman" w:hAnsi="Times New Roman" w:cs="Times New Roman"/>
+                <w:color w:val="000000" w:themeColor="text1"/>
+              </w:rPr>
+              <w:t xml:space="preserve"> &lt;- </w:t>
+            </w:r>
+            <w:proofErr w:type="spellStart"/>
+            <w:r>
+              <w:rPr>
+                <w:rFonts w:ascii="Times New Roman" w:hAnsi="Times New Roman" w:cs="Times New Roman"/>
+                <w:color w:val="000000" w:themeColor="text1"/>
+              </w:rPr>
+              <w:t>M_ocr.forward</w:t>
+            </w:r>
+            <w:proofErr w:type="spellEnd"/>
+            <w:r>
+              <w:rPr>
+                <w:rFonts w:ascii="Times New Roman" w:hAnsi="Times New Roman" w:cs="Times New Roman"/>
+                <w:color w:val="000000" w:themeColor="text1"/>
+              </w:rPr>
+              <w:t>(</w:t>
+            </w:r>
+            <w:proofErr w:type="spellStart"/>
+            <w:r>
+              <w:rPr>
+                <w:rFonts w:ascii="Times New Roman" w:hAnsi="Times New Roman" w:cs="Times New Roman"/>
+                <w:color w:val="000000" w:themeColor="text1"/>
+              </w:rPr>
+              <w:t>Plate_Rectified</w:t>
+            </w:r>
+            <w:proofErr w:type="spellEnd"/>
+            <w:r>
+              <w:rPr>
+                <w:rFonts w:ascii="Times New Roman" w:hAnsi="Times New Roman" w:cs="Times New Roman"/>
+                <w:color w:val="000000" w:themeColor="text1"/>
+              </w:rPr>
+              <w:t>)</w:t>
             </w:r>
             <w:r>
               <w:rPr>
@@ -5285,7 +7189,55 @@
                 <w:color w:val="000000" w:themeColor="text1"/>
               </w:rPr>
               <w:br/>
-              <w:t xml:space="preserve">           loss_ocr &lt;- CTC_Loss(Predictions_ocr, S)</w:t>
+              <w:t xml:space="preserve">           </w:t>
+            </w:r>
+            <w:proofErr w:type="spellStart"/>
+            <w:r>
+              <w:rPr>
+                <w:rFonts w:ascii="Times New Roman" w:hAnsi="Times New Roman" w:cs="Times New Roman"/>
+                <w:color w:val="000000" w:themeColor="text1"/>
+              </w:rPr>
+              <w:t>loss_ocr</w:t>
+            </w:r>
+            <w:proofErr w:type="spellEnd"/>
+            <w:r>
+              <w:rPr>
+                <w:rFonts w:ascii="Times New Roman" w:hAnsi="Times New Roman" w:cs="Times New Roman"/>
+                <w:color w:val="000000" w:themeColor="text1"/>
+              </w:rPr>
+              <w:t xml:space="preserve"> &lt;- </w:t>
+            </w:r>
+            <w:proofErr w:type="spellStart"/>
+            <w:r>
+              <w:rPr>
+                <w:rFonts w:ascii="Times New Roman" w:hAnsi="Times New Roman" w:cs="Times New Roman"/>
+                <w:color w:val="000000" w:themeColor="text1"/>
+              </w:rPr>
+              <w:t>CTC_Loss</w:t>
+            </w:r>
+            <w:proofErr w:type="spellEnd"/>
+            <w:r>
+              <w:rPr>
+                <w:rFonts w:ascii="Times New Roman" w:hAnsi="Times New Roman" w:cs="Times New Roman"/>
+                <w:color w:val="000000" w:themeColor="text1"/>
+              </w:rPr>
+              <w:t>(</w:t>
+            </w:r>
+            <w:proofErr w:type="spellStart"/>
+            <w:r>
+              <w:rPr>
+                <w:rFonts w:ascii="Times New Roman" w:hAnsi="Times New Roman" w:cs="Times New Roman"/>
+                <w:color w:val="000000" w:themeColor="text1"/>
+              </w:rPr>
+              <w:t>Predictions_ocr</w:t>
+            </w:r>
+            <w:proofErr w:type="spellEnd"/>
+            <w:r>
+              <w:rPr>
+                <w:rFonts w:ascii="Times New Roman" w:hAnsi="Times New Roman" w:cs="Times New Roman"/>
+                <w:color w:val="000000" w:themeColor="text1"/>
+              </w:rPr>
+              <w:t>, S)</w:t>
             </w:r>
             <w:r>
               <w:rPr>
@@ -5293,7 +7245,39 @@
                 <w:color w:val="000000" w:themeColor="text1"/>
               </w:rPr>
               <w:br/>
-              <w:t xml:space="preserve">           OPTIMIZE_AND_STEP(M_ocr, loss_ocr)</w:t>
+              <w:t xml:space="preserve">           OPTIMIZE_AND_STEP(</w:t>
+            </w:r>
+            <w:proofErr w:type="spellStart"/>
+            <w:r>
+              <w:rPr>
+                <w:rFonts w:ascii="Times New Roman" w:hAnsi="Times New Roman" w:cs="Times New Roman"/>
+                <w:color w:val="000000" w:themeColor="text1"/>
+              </w:rPr>
+              <w:t>M_ocr</w:t>
+            </w:r>
+            <w:proofErr w:type="spellEnd"/>
+            <w:r>
+              <w:rPr>
+                <w:rFonts w:ascii="Times New Roman" w:hAnsi="Times New Roman" w:cs="Times New Roman"/>
+                <w:color w:val="000000" w:themeColor="text1"/>
+              </w:rPr>
+              <w:t xml:space="preserve">, </w:t>
+            </w:r>
+            <w:proofErr w:type="spellStart"/>
+            <w:r>
+              <w:rPr>
+                <w:rFonts w:ascii="Times New Roman" w:hAnsi="Times New Roman" w:cs="Times New Roman"/>
+                <w:color w:val="000000" w:themeColor="text1"/>
+              </w:rPr>
+              <w:t>loss_ocr</w:t>
+            </w:r>
+            <w:proofErr w:type="spellEnd"/>
+            <w:r>
+              <w:rPr>
+                <w:rFonts w:ascii="Times New Roman" w:hAnsi="Times New Roman" w:cs="Times New Roman"/>
+                <w:color w:val="000000" w:themeColor="text1"/>
+              </w:rPr>
+              <w:t>)</w:t>
             </w:r>
             <w:r>
               <w:rPr>
@@ -5309,15 +7293,56 @@
                 <w:color w:val="000000" w:themeColor="text1"/>
               </w:rPr>
               <w:br/>
-              <w:t xml:space="preserve">       Evaluate character_error_rate on D_val</w:t>
-            </w:r>
+              <w:t xml:space="preserve">       Evaluate </w:t>
+            </w:r>
+            <w:proofErr w:type="spellStart"/>
+            <w:r>
+              <w:rPr>
+                <w:rFonts w:ascii="Times New Roman" w:hAnsi="Times New Roman" w:cs="Times New Roman"/>
+                <w:color w:val="000000" w:themeColor="text1"/>
+              </w:rPr>
+              <w:t>character_error_rate</w:t>
+            </w:r>
+            <w:proofErr w:type="spellEnd"/>
+            <w:r>
+              <w:rPr>
+                <w:rFonts w:ascii="Times New Roman" w:hAnsi="Times New Roman" w:cs="Times New Roman"/>
+                <w:color w:val="000000" w:themeColor="text1"/>
+              </w:rPr>
+              <w:t xml:space="preserve"> on </w:t>
+            </w:r>
+            <w:proofErr w:type="spellStart"/>
+            <w:r>
+              <w:rPr>
+                <w:rFonts w:ascii="Times New Roman" w:hAnsi="Times New Roman" w:cs="Times New Roman"/>
+                <w:color w:val="000000" w:themeColor="text1"/>
+              </w:rPr>
+              <w:t>D_val</w:t>
+            </w:r>
+            <w:proofErr w:type="spellEnd"/>
             <w:r>
               <w:rPr>
                 <w:rFonts w:ascii="Times New Roman" w:hAnsi="Times New Roman" w:cs="Times New Roman"/>
                 <w:color w:val="000000" w:themeColor="text1"/>
               </w:rPr>
               <w:br/>
-              <w:t xml:space="preserve">       IF val_loss not improved for 8 epochs THEN EARLY_STOP(); END IF</w:t>
+              <w:t xml:space="preserve">       IF </w:t>
+            </w:r>
+            <w:proofErr w:type="spellStart"/>
+            <w:r>
+              <w:rPr>
+                <w:rFonts w:ascii="Times New Roman" w:hAnsi="Times New Roman" w:cs="Times New Roman"/>
+                <w:color w:val="000000" w:themeColor="text1"/>
+              </w:rPr>
+              <w:t>val_loss</w:t>
+            </w:r>
+            <w:proofErr w:type="spellEnd"/>
+            <w:r>
+              <w:rPr>
+                <w:rFonts w:ascii="Times New Roman" w:hAnsi="Times New Roman" w:cs="Times New Roman"/>
+                <w:color w:val="000000" w:themeColor="text1"/>
+              </w:rPr>
+              <w:t xml:space="preserve"> not improved for 8 epochs THEN EARLY_STOP(); END IF</w:t>
             </w:r>
             <w:r>
               <w:rPr>
@@ -5348,7 +7373,39 @@
                 <w:color w:val="000000" w:themeColor="text1"/>
               </w:rPr>
               <w:br/>
-              <w:t xml:space="preserve">   Evaluate Combined_Inference(D_test) against targets (&gt;98% detection, &gt;95% character OCR)</w:t>
+              <w:t xml:space="preserve">   Evaluate </w:t>
+            </w:r>
+            <w:proofErr w:type="spellStart"/>
+            <w:r>
+              <w:rPr>
+                <w:rFonts w:ascii="Times New Roman" w:hAnsi="Times New Roman" w:cs="Times New Roman"/>
+                <w:color w:val="000000" w:themeColor="text1"/>
+              </w:rPr>
+              <w:t>Combined_Inference</w:t>
+            </w:r>
+            <w:proofErr w:type="spellEnd"/>
+            <w:r>
+              <w:rPr>
+                <w:rFonts w:ascii="Times New Roman" w:hAnsi="Times New Roman" w:cs="Times New Roman"/>
+                <w:color w:val="000000" w:themeColor="text1"/>
+              </w:rPr>
+              <w:t>(</w:t>
+            </w:r>
+            <w:proofErr w:type="spellStart"/>
+            <w:r>
+              <w:rPr>
+                <w:rFonts w:ascii="Times New Roman" w:hAnsi="Times New Roman" w:cs="Times New Roman"/>
+                <w:color w:val="000000" w:themeColor="text1"/>
+              </w:rPr>
+              <w:t>D_test</w:t>
+            </w:r>
+            <w:proofErr w:type="spellEnd"/>
+            <w:r>
+              <w:rPr>
+                <w:rFonts w:ascii="Times New Roman" w:hAnsi="Times New Roman" w:cs="Times New Roman"/>
+                <w:color w:val="000000" w:themeColor="text1"/>
+              </w:rPr>
+              <w:t>) against targets (&gt;98% detection, &gt;95% character OCR)</w:t>
             </w:r>
             <w:r>
               <w:rPr>
@@ -5356,8 +7413,33 @@
                 <w:color w:val="000000" w:themeColor="text1"/>
               </w:rPr>
               <w:br/>
-              <w:t xml:space="preserve">   RETURN M_det, M_ocr</w:t>
-            </w:r>
+              <w:t xml:space="preserve">   RETURN </w:t>
+            </w:r>
+            <w:proofErr w:type="spellStart"/>
+            <w:r>
+              <w:rPr>
+                <w:rFonts w:ascii="Times New Roman" w:hAnsi="Times New Roman" w:cs="Times New Roman"/>
+                <w:color w:val="000000" w:themeColor="text1"/>
+              </w:rPr>
+              <w:t>M_det</w:t>
+            </w:r>
+            <w:proofErr w:type="spellEnd"/>
+            <w:r>
+              <w:rPr>
+                <w:rFonts w:ascii="Times New Roman" w:hAnsi="Times New Roman" w:cs="Times New Roman"/>
+                <w:color w:val="000000" w:themeColor="text1"/>
+              </w:rPr>
+              <w:t xml:space="preserve">, </w:t>
+            </w:r>
+            <w:proofErr w:type="spellStart"/>
+            <w:r>
+              <w:rPr>
+                <w:rFonts w:ascii="Times New Roman" w:hAnsi="Times New Roman" w:cs="Times New Roman"/>
+                <w:color w:val="000000" w:themeColor="text1"/>
+              </w:rPr>
+              <w:t>M_ocr</w:t>
+            </w:r>
+            <w:proofErr w:type="spellEnd"/>
           </w:p>
         </w:tc>
       </w:tr>
@@ -6602,7 +8684,27 @@
           <w:sz w:val="24"/>
           <w:szCs w:val="24"/>
         </w:rPr>
-        <w:t>Data quality is critical to prevent model bias and overfitting. We annotated bounding boxes using Roboflow, with all plate boundaries verified manually by two computer vision annotators. The labeling protocol strictly defined bounding coordinates to encompass only the outer reflective edge of the plate, preventing the model from incorporating vehicle-body borders. To handle low quality and blur, frames containing motion blur below a threshold (determined via Laplace variance) were filtered out unless explicitly marked for the weather/blur test category. Character annotations were transcribed directly as complete labels linked to their localized image filenames to train the CTC sequence recognizer without requiring manual per-character bounding boxes.</w:t>
+        <w:t xml:space="preserve">Data quality is critical to prevent model bias and overfitting. We annotated bounding boxes using </w:t>
+      </w:r>
+      <w:proofErr w:type="spellStart"/>
+      <w:r>
+        <w:rPr>
+          <w:rFonts w:ascii="Times New Roman" w:hAnsi="Times New Roman" w:cs="Times New Roman"/>
+          <w:color w:val="000000" w:themeColor="text1"/>
+          <w:sz w:val="24"/>
+          <w:szCs w:val="24"/>
+        </w:rPr>
+        <w:t>Roboflow</w:t>
+      </w:r>
+      <w:proofErr w:type="spellEnd"/>
+      <w:r>
+        <w:rPr>
+          <w:rFonts w:ascii="Times New Roman" w:hAnsi="Times New Roman" w:cs="Times New Roman"/>
+          <w:color w:val="000000" w:themeColor="text1"/>
+          <w:sz w:val="24"/>
+          <w:szCs w:val="24"/>
+        </w:rPr>
+        <w:t>, with all plate boundaries verified manually by two computer vision annotators. The labeling protocol strictly defined bounding coordinates to encompass only the outer reflective edge of the plate, preventing the model from incorporating vehicle-body borders. To handle low quality and blur, frames containing motion blur below a threshold (determined via Laplace variance) were filtered out unless explicitly marked for the weather/blur test category. Character annotations were transcribed directly as complete labels linked to their localized image filenames to train the CTC sequence recognizer without requiring manual per-character bounding boxes.</w:t>
       </w:r>
     </w:p>
     <w:p>
@@ -6670,7 +8772,29 @@
           <w:sz w:val="24"/>
           <w:szCs w:val="24"/>
         </w:rPr>
-        <w:t>Spatial homography and shearing: Simulates cameras mounted at steep angles by applying random horizontal and vertical perspective warps (±15°), forcing the YOLOv8 detector to learn angled boundaries.</w:t>
+        <w:t xml:space="preserve">Spatial </w:t>
+      </w:r>
+      <w:proofErr w:type="spellStart"/>
+      <w:r>
+        <w:rPr>
+          <w:rFonts w:ascii="Times New Roman" w:hAnsi="Times New Roman" w:cs="Times New Roman"/>
+          <w:bCs/>
+          <w:color w:val="000000" w:themeColor="text1"/>
+          <w:sz w:val="24"/>
+          <w:szCs w:val="24"/>
+        </w:rPr>
+        <w:t>homography</w:t>
+      </w:r>
+      <w:proofErr w:type="spellEnd"/>
+      <w:r>
+        <w:rPr>
+          <w:rFonts w:ascii="Times New Roman" w:hAnsi="Times New Roman" w:cs="Times New Roman"/>
+          <w:bCs/>
+          <w:color w:val="000000" w:themeColor="text1"/>
+          <w:sz w:val="24"/>
+          <w:szCs w:val="24"/>
+        </w:rPr>
+        <w:t xml:space="preserve"> and shearing: Simulates cameras mounted at steep angles by applying random horizontal and vertical perspective warps (±15°), forcing the YOLOv8 detector to learn angled boundaries.</w:t>
       </w:r>
     </w:p>
     <w:p>
@@ -6811,7 +8935,27 @@
           <w:sz w:val="24"/>
           <w:szCs w:val="24"/>
         </w:rPr>
-        <w:t>The implementation is developed in Python 3.10. We utilized OpenCV for classical preprocessing, perspective warping, and image manipulations. PyTorch provides the core engine to build, train, and run the YOLOv8-Nano object detector and the custom CRNN character recognition network. Scikit-learn handles evaluation metrics (classification reports, precision-recall curves, and confusion matrices), and Matplotlib/Seaborn generate performance visualizations. The complete system is modular, dividing preprocessing, plate localization, perspective rectification, sequence OCR, and regex formatting into distinct Python classes.</w:t>
+        <w:t xml:space="preserve">The implementation is developed in Python 3.10. We utilized OpenCV for classical preprocessing, perspective warping, and image manipulations. </w:t>
+      </w:r>
+      <w:proofErr w:type="spellStart"/>
+      <w:r>
+        <w:rPr>
+          <w:rFonts w:ascii="Times New Roman" w:hAnsi="Times New Roman" w:cs="Times New Roman"/>
+          <w:color w:val="000000" w:themeColor="text1"/>
+          <w:sz w:val="24"/>
+          <w:szCs w:val="24"/>
+        </w:rPr>
+        <w:t>PyTorch</w:t>
+      </w:r>
+      <w:proofErr w:type="spellEnd"/>
+      <w:r>
+        <w:rPr>
+          <w:rFonts w:ascii="Times New Roman" w:hAnsi="Times New Roman" w:cs="Times New Roman"/>
+          <w:color w:val="000000" w:themeColor="text1"/>
+          <w:sz w:val="24"/>
+          <w:szCs w:val="24"/>
+        </w:rPr>
+        <w:t xml:space="preserve"> provides the core engine to build, train, and run the YOLOv8-Nano object detector and the custom CRNN character recognition network. Scikit-learn handles evaluation metrics (classification reports, precision-recall curves, and confusion matrices), and Matplotlib/Seaborn generate performance visualizations. The complete system is modular, dividing preprocessing, plate localization, perspective rectification, sequence OCR, and regex formatting into distinct Python classes.</w:t>
       </w:r>
     </w:p>
     <w:p>
@@ -6855,7 +8999,47 @@
           <w:sz w:val="24"/>
           <w:szCs w:val="24"/>
         </w:rPr>
-        <w:t>The Python script below implements the classical image preprocessing and homography-based deskewing module using OpenCV. This module converts the frame to grayscale, suppresses camera noise, applies CLAHE contrast enhancement, and performs perspective warping.</w:t>
+        <w:t xml:space="preserve">The Python script below implements the classical image preprocessing and </w:t>
+      </w:r>
+      <w:proofErr w:type="spellStart"/>
+      <w:r>
+        <w:rPr>
+          <w:rFonts w:ascii="Times New Roman" w:hAnsi="Times New Roman" w:cs="Times New Roman"/>
+          <w:color w:val="000000" w:themeColor="text1"/>
+          <w:sz w:val="24"/>
+          <w:szCs w:val="24"/>
+        </w:rPr>
+        <w:t>homography</w:t>
+      </w:r>
+      <w:proofErr w:type="spellEnd"/>
+      <w:r>
+        <w:rPr>
+          <w:rFonts w:ascii="Times New Roman" w:hAnsi="Times New Roman" w:cs="Times New Roman"/>
+          <w:color w:val="000000" w:themeColor="text1"/>
+          <w:sz w:val="24"/>
+          <w:szCs w:val="24"/>
+        </w:rPr>
+        <w:t xml:space="preserve">-based </w:t>
+      </w:r>
+      <w:proofErr w:type="spellStart"/>
+      <w:r>
+        <w:rPr>
+          <w:rFonts w:ascii="Times New Roman" w:hAnsi="Times New Roman" w:cs="Times New Roman"/>
+          <w:color w:val="000000" w:themeColor="text1"/>
+          <w:sz w:val="24"/>
+          <w:szCs w:val="24"/>
+        </w:rPr>
+        <w:t>deskewing</w:t>
+      </w:r>
+      <w:proofErr w:type="spellEnd"/>
+      <w:r>
+        <w:rPr>
+          <w:rFonts w:ascii="Times New Roman" w:hAnsi="Times New Roman" w:cs="Times New Roman"/>
+          <w:color w:val="000000" w:themeColor="text1"/>
+          <w:sz w:val="24"/>
+          <w:szCs w:val="24"/>
+        </w:rPr>
+        <w:t xml:space="preserve"> module using OpenCV. This module converts the frame to grayscale, suppresses camera noise, applies CLAHE contrast enhancement, and performs perspective warping.</w:t>
       </w:r>
     </w:p>
     <w:tbl>
@@ -6910,7 +9094,27 @@
                 <w:szCs w:val="24"/>
               </w:rPr>
               <w:br/>
-              <w:t>import numpy as np</w:t>
+              <w:t xml:space="preserve">import </w:t>
+            </w:r>
+            <w:proofErr w:type="spellStart"/>
+            <w:r>
+              <w:rPr>
+                <w:rFonts w:ascii="Times New Roman" w:hAnsi="Times New Roman" w:cs="Times New Roman"/>
+                <w:color w:val="000000" w:themeColor="text1"/>
+                <w:sz w:val="24"/>
+                <w:szCs w:val="24"/>
+              </w:rPr>
+              <w:t>numpy</w:t>
+            </w:r>
+            <w:proofErr w:type="spellEnd"/>
+            <w:r>
+              <w:rPr>
+                <w:rFonts w:ascii="Times New Roman" w:hAnsi="Times New Roman" w:cs="Times New Roman"/>
+                <w:color w:val="000000" w:themeColor="text1"/>
+                <w:sz w:val="24"/>
+                <w:szCs w:val="24"/>
+              </w:rPr>
+              <w:t xml:space="preserve"> as np</w:t>
             </w:r>
             <w:r>
               <w:rPr>
@@ -6929,7 +9133,27 @@
                 <w:szCs w:val="24"/>
               </w:rPr>
               <w:br/>
-              <w:t>class ALPRPreprocessor:</w:t>
+              <w:t xml:space="preserve">class </w:t>
+            </w:r>
+            <w:proofErr w:type="spellStart"/>
+            <w:r>
+              <w:rPr>
+                <w:rFonts w:ascii="Times New Roman" w:hAnsi="Times New Roman" w:cs="Times New Roman"/>
+                <w:color w:val="000000" w:themeColor="text1"/>
+                <w:sz w:val="24"/>
+                <w:szCs w:val="24"/>
+              </w:rPr>
+              <w:t>ALPRPreprocessor</w:t>
+            </w:r>
+            <w:proofErr w:type="spellEnd"/>
+            <w:r>
+              <w:rPr>
+                <w:rFonts w:ascii="Times New Roman" w:hAnsi="Times New Roman" w:cs="Times New Roman"/>
+                <w:color w:val="000000" w:themeColor="text1"/>
+                <w:sz w:val="24"/>
+                <w:szCs w:val="24"/>
+              </w:rPr>
+              <w:t>:</w:t>
             </w:r>
             <w:r>
               <w:rPr>
@@ -6939,7 +9163,67 @@
                 <w:szCs w:val="24"/>
               </w:rPr>
               <w:br/>
-              <w:t xml:space="preserve">    def __init__(self, target_width=240, target_height=60):</w:t>
+              <w:t xml:space="preserve">    def __</w:t>
+            </w:r>
+            <w:proofErr w:type="spellStart"/>
+            <w:r>
+              <w:rPr>
+                <w:rFonts w:ascii="Times New Roman" w:hAnsi="Times New Roman" w:cs="Times New Roman"/>
+                <w:color w:val="000000" w:themeColor="text1"/>
+                <w:sz w:val="24"/>
+                <w:szCs w:val="24"/>
+              </w:rPr>
+              <w:t>init</w:t>
+            </w:r>
+            <w:proofErr w:type="spellEnd"/>
+            <w:r>
+              <w:rPr>
+                <w:rFonts w:ascii="Times New Roman" w:hAnsi="Times New Roman" w:cs="Times New Roman"/>
+                <w:color w:val="000000" w:themeColor="text1"/>
+                <w:sz w:val="24"/>
+                <w:szCs w:val="24"/>
+              </w:rPr>
+              <w:t xml:space="preserve">__(self, </w:t>
+            </w:r>
+            <w:proofErr w:type="spellStart"/>
+            <w:r>
+              <w:rPr>
+                <w:rFonts w:ascii="Times New Roman" w:hAnsi="Times New Roman" w:cs="Times New Roman"/>
+                <w:color w:val="000000" w:themeColor="text1"/>
+                <w:sz w:val="24"/>
+                <w:szCs w:val="24"/>
+              </w:rPr>
+              <w:t>target_width</w:t>
+            </w:r>
+            <w:proofErr w:type="spellEnd"/>
+            <w:r>
+              <w:rPr>
+                <w:rFonts w:ascii="Times New Roman" w:hAnsi="Times New Roman" w:cs="Times New Roman"/>
+                <w:color w:val="000000" w:themeColor="text1"/>
+                <w:sz w:val="24"/>
+                <w:szCs w:val="24"/>
+              </w:rPr>
+              <w:t xml:space="preserve">=240, </w:t>
+            </w:r>
+            <w:proofErr w:type="spellStart"/>
+            <w:r>
+              <w:rPr>
+                <w:rFonts w:ascii="Times New Roman" w:hAnsi="Times New Roman" w:cs="Times New Roman"/>
+                <w:color w:val="000000" w:themeColor="text1"/>
+                <w:sz w:val="24"/>
+                <w:szCs w:val="24"/>
+              </w:rPr>
+              <w:t>target_height</w:t>
+            </w:r>
+            <w:proofErr w:type="spellEnd"/>
+            <w:r>
+              <w:rPr>
+                <w:rFonts w:ascii="Times New Roman" w:hAnsi="Times New Roman" w:cs="Times New Roman"/>
+                <w:color w:val="000000" w:themeColor="text1"/>
+                <w:sz w:val="24"/>
+                <w:szCs w:val="24"/>
+              </w:rPr>
+              <w:t>=60):</w:t>
             </w:r>
             <w:r>
               <w:rPr>
@@ -6949,8 +9233,39 @@
                 <w:szCs w:val="24"/>
               </w:rPr>
               <w:br/>
-              <w:t xml:space="preserve">        self.width = target_width</w:t>
-            </w:r>
+              <w:t xml:space="preserve">        </w:t>
+            </w:r>
+            <w:proofErr w:type="spellStart"/>
+            <w:r>
+              <w:rPr>
+                <w:rFonts w:ascii="Times New Roman" w:hAnsi="Times New Roman" w:cs="Times New Roman"/>
+                <w:color w:val="000000" w:themeColor="text1"/>
+                <w:sz w:val="24"/>
+                <w:szCs w:val="24"/>
+              </w:rPr>
+              <w:t>self.width</w:t>
+            </w:r>
+            <w:proofErr w:type="spellEnd"/>
+            <w:r>
+              <w:rPr>
+                <w:rFonts w:ascii="Times New Roman" w:hAnsi="Times New Roman" w:cs="Times New Roman"/>
+                <w:color w:val="000000" w:themeColor="text1"/>
+                <w:sz w:val="24"/>
+                <w:szCs w:val="24"/>
+              </w:rPr>
+              <w:t xml:space="preserve"> = </w:t>
+            </w:r>
+            <w:proofErr w:type="spellStart"/>
+            <w:r>
+              <w:rPr>
+                <w:rFonts w:ascii="Times New Roman" w:hAnsi="Times New Roman" w:cs="Times New Roman"/>
+                <w:color w:val="000000" w:themeColor="text1"/>
+                <w:sz w:val="24"/>
+                <w:szCs w:val="24"/>
+              </w:rPr>
+              <w:t>target_width</w:t>
+            </w:r>
+            <w:proofErr w:type="spellEnd"/>
             <w:r>
               <w:rPr>
                 <w:rFonts w:ascii="Times New Roman" w:hAnsi="Times New Roman" w:cs="Times New Roman"/>
@@ -6959,8 +9274,39 @@
                 <w:szCs w:val="24"/>
               </w:rPr>
               <w:br/>
-              <w:t xml:space="preserve">        self.height = target_height</w:t>
-            </w:r>
+              <w:t xml:space="preserve">        </w:t>
+            </w:r>
+            <w:proofErr w:type="spellStart"/>
+            <w:r>
+              <w:rPr>
+                <w:rFonts w:ascii="Times New Roman" w:hAnsi="Times New Roman" w:cs="Times New Roman"/>
+                <w:color w:val="000000" w:themeColor="text1"/>
+                <w:sz w:val="24"/>
+                <w:szCs w:val="24"/>
+              </w:rPr>
+              <w:t>self.height</w:t>
+            </w:r>
+            <w:proofErr w:type="spellEnd"/>
+            <w:r>
+              <w:rPr>
+                <w:rFonts w:ascii="Times New Roman" w:hAnsi="Times New Roman" w:cs="Times New Roman"/>
+                <w:color w:val="000000" w:themeColor="text1"/>
+                <w:sz w:val="24"/>
+                <w:szCs w:val="24"/>
+              </w:rPr>
+              <w:t xml:space="preserve"> = </w:t>
+            </w:r>
+            <w:proofErr w:type="spellStart"/>
+            <w:r>
+              <w:rPr>
+                <w:rFonts w:ascii="Times New Roman" w:hAnsi="Times New Roman" w:cs="Times New Roman"/>
+                <w:color w:val="000000" w:themeColor="text1"/>
+                <w:sz w:val="24"/>
+                <w:szCs w:val="24"/>
+              </w:rPr>
+              <w:t>target_height</w:t>
+            </w:r>
+            <w:proofErr w:type="spellEnd"/>
             <w:r>
               <w:rPr>
                 <w:rFonts w:ascii="Times New Roman" w:hAnsi="Times New Roman" w:cs="Times New Roman"/>
@@ -6969,7 +9315,67 @@
                 <w:szCs w:val="24"/>
               </w:rPr>
               <w:br/>
-              <w:t xml:space="preserve">        self.clahe = cv2.createCLAHE(clipLimit=2.0, tileGridSize=(8, 8))</w:t>
+              <w:t xml:space="preserve">        </w:t>
+            </w:r>
+            <w:proofErr w:type="spellStart"/>
+            <w:r>
+              <w:rPr>
+                <w:rFonts w:ascii="Times New Roman" w:hAnsi="Times New Roman" w:cs="Times New Roman"/>
+                <w:color w:val="000000" w:themeColor="text1"/>
+                <w:sz w:val="24"/>
+                <w:szCs w:val="24"/>
+              </w:rPr>
+              <w:t>self.clahe</w:t>
+            </w:r>
+            <w:proofErr w:type="spellEnd"/>
+            <w:r>
+              <w:rPr>
+                <w:rFonts w:ascii="Times New Roman" w:hAnsi="Times New Roman" w:cs="Times New Roman"/>
+                <w:color w:val="000000" w:themeColor="text1"/>
+                <w:sz w:val="24"/>
+                <w:szCs w:val="24"/>
+              </w:rPr>
+              <w:t xml:space="preserve"> = cv2.createCLAHE(</w:t>
+            </w:r>
+            <w:proofErr w:type="spellStart"/>
+            <w:r>
+              <w:rPr>
+                <w:rFonts w:ascii="Times New Roman" w:hAnsi="Times New Roman" w:cs="Times New Roman"/>
+                <w:color w:val="000000" w:themeColor="text1"/>
+                <w:sz w:val="24"/>
+                <w:szCs w:val="24"/>
+              </w:rPr>
+              <w:t>clipLimit</w:t>
+            </w:r>
+            <w:proofErr w:type="spellEnd"/>
+            <w:r>
+              <w:rPr>
+                <w:rFonts w:ascii="Times New Roman" w:hAnsi="Times New Roman" w:cs="Times New Roman"/>
+                <w:color w:val="000000" w:themeColor="text1"/>
+                <w:sz w:val="24"/>
+                <w:szCs w:val="24"/>
+              </w:rPr>
+              <w:t xml:space="preserve">=2.0, </w:t>
+            </w:r>
+            <w:proofErr w:type="spellStart"/>
+            <w:r>
+              <w:rPr>
+                <w:rFonts w:ascii="Times New Roman" w:hAnsi="Times New Roman" w:cs="Times New Roman"/>
+                <w:color w:val="000000" w:themeColor="text1"/>
+                <w:sz w:val="24"/>
+                <w:szCs w:val="24"/>
+              </w:rPr>
+              <w:t>tileGridSize</w:t>
+            </w:r>
+            <w:proofErr w:type="spellEnd"/>
+            <w:r>
+              <w:rPr>
+                <w:rFonts w:ascii="Times New Roman" w:hAnsi="Times New Roman" w:cs="Times New Roman"/>
+                <w:color w:val="000000" w:themeColor="text1"/>
+                <w:sz w:val="24"/>
+                <w:szCs w:val="24"/>
+              </w:rPr>
+              <w:t>=(8, 8))</w:t>
             </w:r>
             <w:r>
               <w:rPr>
@@ -6988,7 +9394,47 @@
                 <w:szCs w:val="24"/>
               </w:rPr>
               <w:br/>
-              <w:t xml:space="preserve">    def enhance_frame(self, bgr_image):</w:t>
+              <w:t xml:space="preserve">    def </w:t>
+            </w:r>
+            <w:proofErr w:type="spellStart"/>
+            <w:r>
+              <w:rPr>
+                <w:rFonts w:ascii="Times New Roman" w:hAnsi="Times New Roman" w:cs="Times New Roman"/>
+                <w:color w:val="000000" w:themeColor="text1"/>
+                <w:sz w:val="24"/>
+                <w:szCs w:val="24"/>
+              </w:rPr>
+              <w:t>enhance_frame</w:t>
+            </w:r>
+            <w:proofErr w:type="spellEnd"/>
+            <w:r>
+              <w:rPr>
+                <w:rFonts w:ascii="Times New Roman" w:hAnsi="Times New Roman" w:cs="Times New Roman"/>
+                <w:color w:val="000000" w:themeColor="text1"/>
+                <w:sz w:val="24"/>
+                <w:szCs w:val="24"/>
+              </w:rPr>
+              <w:t xml:space="preserve">(self, </w:t>
+            </w:r>
+            <w:proofErr w:type="spellStart"/>
+            <w:r>
+              <w:rPr>
+                <w:rFonts w:ascii="Times New Roman" w:hAnsi="Times New Roman" w:cs="Times New Roman"/>
+                <w:color w:val="000000" w:themeColor="text1"/>
+                <w:sz w:val="24"/>
+                <w:szCs w:val="24"/>
+              </w:rPr>
+              <w:t>bgr_image</w:t>
+            </w:r>
+            <w:proofErr w:type="spellEnd"/>
+            <w:r>
+              <w:rPr>
+                <w:rFonts w:ascii="Times New Roman" w:hAnsi="Times New Roman" w:cs="Times New Roman"/>
+                <w:color w:val="000000" w:themeColor="text1"/>
+                <w:sz w:val="24"/>
+                <w:szCs w:val="24"/>
+              </w:rPr>
+              <w:t>):</w:t>
             </w:r>
             <w:r>
               <w:rPr>
@@ -7008,7 +9454,27 @@
                 <w:szCs w:val="24"/>
               </w:rPr>
               <w:br/>
-              <w:t xml:space="preserve">        gray = cv2.cvtColor(bgr_image, cv2.COLOR_BGR2GRAY)</w:t>
+              <w:t xml:space="preserve">        gray = cv2.cvtColor(</w:t>
+            </w:r>
+            <w:proofErr w:type="spellStart"/>
+            <w:r>
+              <w:rPr>
+                <w:rFonts w:ascii="Times New Roman" w:hAnsi="Times New Roman" w:cs="Times New Roman"/>
+                <w:color w:val="000000" w:themeColor="text1"/>
+                <w:sz w:val="24"/>
+                <w:szCs w:val="24"/>
+              </w:rPr>
+              <w:t>bgr_image</w:t>
+            </w:r>
+            <w:proofErr w:type="spellEnd"/>
+            <w:r>
+              <w:rPr>
+                <w:rFonts w:ascii="Times New Roman" w:hAnsi="Times New Roman" w:cs="Times New Roman"/>
+                <w:color w:val="000000" w:themeColor="text1"/>
+                <w:sz w:val="24"/>
+                <w:szCs w:val="24"/>
+              </w:rPr>
+              <w:t>, cv2.COLOR_BGR2GRAY)</w:t>
             </w:r>
             <w:r>
               <w:rPr>
@@ -7028,7 +9494,47 @@
                 <w:szCs w:val="24"/>
               </w:rPr>
               <w:br/>
-              <w:t xml:space="preserve">        denoised = cv2.bilateralFilter(gray, d=5, sigmaColor=75, sigmaSpace=75)</w:t>
+              <w:t xml:space="preserve">        denoised = cv2.bilateralFilter(gray, d=5, </w:t>
+            </w:r>
+            <w:proofErr w:type="spellStart"/>
+            <w:r>
+              <w:rPr>
+                <w:rFonts w:ascii="Times New Roman" w:hAnsi="Times New Roman" w:cs="Times New Roman"/>
+                <w:color w:val="000000" w:themeColor="text1"/>
+                <w:sz w:val="24"/>
+                <w:szCs w:val="24"/>
+              </w:rPr>
+              <w:t>sigmaColor</w:t>
+            </w:r>
+            <w:proofErr w:type="spellEnd"/>
+            <w:r>
+              <w:rPr>
+                <w:rFonts w:ascii="Times New Roman" w:hAnsi="Times New Roman" w:cs="Times New Roman"/>
+                <w:color w:val="000000" w:themeColor="text1"/>
+                <w:sz w:val="24"/>
+                <w:szCs w:val="24"/>
+              </w:rPr>
+              <w:t xml:space="preserve">=75, </w:t>
+            </w:r>
+            <w:proofErr w:type="spellStart"/>
+            <w:r>
+              <w:rPr>
+                <w:rFonts w:ascii="Times New Roman" w:hAnsi="Times New Roman" w:cs="Times New Roman"/>
+                <w:color w:val="000000" w:themeColor="text1"/>
+                <w:sz w:val="24"/>
+                <w:szCs w:val="24"/>
+              </w:rPr>
+              <w:t>sigmaSpace</w:t>
+            </w:r>
+            <w:proofErr w:type="spellEnd"/>
+            <w:r>
+              <w:rPr>
+                <w:rFonts w:ascii="Times New Roman" w:hAnsi="Times New Roman" w:cs="Times New Roman"/>
+                <w:color w:val="000000" w:themeColor="text1"/>
+                <w:sz w:val="24"/>
+                <w:szCs w:val="24"/>
+              </w:rPr>
+              <w:t>=75)</w:t>
             </w:r>
             <w:r>
               <w:rPr>
@@ -7048,7 +9554,27 @@
                 <w:szCs w:val="24"/>
               </w:rPr>
               <w:br/>
-              <w:t xml:space="preserve">        enhanced = self.clahe.apply(denoised)</w:t>
+              <w:t xml:space="preserve">        enhanced = </w:t>
+            </w:r>
+            <w:proofErr w:type="spellStart"/>
+            <w:r>
+              <w:rPr>
+                <w:rFonts w:ascii="Times New Roman" w:hAnsi="Times New Roman" w:cs="Times New Roman"/>
+                <w:color w:val="000000" w:themeColor="text1"/>
+                <w:sz w:val="24"/>
+                <w:szCs w:val="24"/>
+              </w:rPr>
+              <w:t>self.clahe.apply</w:t>
+            </w:r>
+            <w:proofErr w:type="spellEnd"/>
+            <w:r>
+              <w:rPr>
+                <w:rFonts w:ascii="Times New Roman" w:hAnsi="Times New Roman" w:cs="Times New Roman"/>
+                <w:color w:val="000000" w:themeColor="text1"/>
+                <w:sz w:val="24"/>
+                <w:szCs w:val="24"/>
+              </w:rPr>
+              <w:t>(denoised)</w:t>
             </w:r>
             <w:r>
               <w:rPr>
@@ -7078,7 +9604,47 @@
               </w:rPr>
               <w:lastRenderedPageBreak/>
               <w:br/>
-              <w:t xml:space="preserve">    def deskew_plate(self, gray_image, corners):</w:t>
+              <w:t xml:space="preserve">    def </w:t>
+            </w:r>
+            <w:proofErr w:type="spellStart"/>
+            <w:r>
+              <w:rPr>
+                <w:rFonts w:ascii="Times New Roman" w:hAnsi="Times New Roman" w:cs="Times New Roman"/>
+                <w:color w:val="000000" w:themeColor="text1"/>
+                <w:sz w:val="24"/>
+                <w:szCs w:val="24"/>
+              </w:rPr>
+              <w:t>deskew_plate</w:t>
+            </w:r>
+            <w:proofErr w:type="spellEnd"/>
+            <w:r>
+              <w:rPr>
+                <w:rFonts w:ascii="Times New Roman" w:hAnsi="Times New Roman" w:cs="Times New Roman"/>
+                <w:color w:val="000000" w:themeColor="text1"/>
+                <w:sz w:val="24"/>
+                <w:szCs w:val="24"/>
+              </w:rPr>
+              <w:t xml:space="preserve">(self, </w:t>
+            </w:r>
+            <w:proofErr w:type="spellStart"/>
+            <w:r>
+              <w:rPr>
+                <w:rFonts w:ascii="Times New Roman" w:hAnsi="Times New Roman" w:cs="Times New Roman"/>
+                <w:color w:val="000000" w:themeColor="text1"/>
+                <w:sz w:val="24"/>
+                <w:szCs w:val="24"/>
+              </w:rPr>
+              <w:t>gray_image</w:t>
+            </w:r>
+            <w:proofErr w:type="spellEnd"/>
+            <w:r>
+              <w:rPr>
+                <w:rFonts w:ascii="Times New Roman" w:hAnsi="Times New Roman" w:cs="Times New Roman"/>
+                <w:color w:val="000000" w:themeColor="text1"/>
+                <w:sz w:val="24"/>
+                <w:szCs w:val="24"/>
+              </w:rPr>
+              <w:t>, corners):</w:t>
             </w:r>
             <w:r>
               <w:rPr>
@@ -7088,7 +9654,27 @@
                 <w:szCs w:val="24"/>
               </w:rPr>
               <w:br/>
-              <w:t xml:space="preserve">        """Apply homography warp based on four corners to flatten the plate.</w:t>
+              <w:t xml:space="preserve">        """Apply </w:t>
+            </w:r>
+            <w:proofErr w:type="spellStart"/>
+            <w:r>
+              <w:rPr>
+                <w:rFonts w:ascii="Times New Roman" w:hAnsi="Times New Roman" w:cs="Times New Roman"/>
+                <w:color w:val="000000" w:themeColor="text1"/>
+                <w:sz w:val="24"/>
+                <w:szCs w:val="24"/>
+              </w:rPr>
+              <w:t>homography</w:t>
+            </w:r>
+            <w:proofErr w:type="spellEnd"/>
+            <w:r>
+              <w:rPr>
+                <w:rFonts w:ascii="Times New Roman" w:hAnsi="Times New Roman" w:cs="Times New Roman"/>
+                <w:color w:val="000000" w:themeColor="text1"/>
+                <w:sz w:val="24"/>
+                <w:szCs w:val="24"/>
+              </w:rPr>
+              <w:t xml:space="preserve"> warp based on four corners to flatten the plate.</w:t>
             </w:r>
             <w:r>
               <w:rPr>
@@ -7098,7 +9684,87 @@
                 <w:szCs w:val="24"/>
               </w:rPr>
               <w:br/>
-              <w:t xml:space="preserve">        corners: array of shape (4, 2) in order [top_left, top_right, bottom_right, bottom_left]</w:t>
+              <w:t xml:space="preserve">        corners: array of shape (4, 2) in order [</w:t>
+            </w:r>
+            <w:proofErr w:type="spellStart"/>
+            <w:r>
+              <w:rPr>
+                <w:rFonts w:ascii="Times New Roman" w:hAnsi="Times New Roman" w:cs="Times New Roman"/>
+                <w:color w:val="000000" w:themeColor="text1"/>
+                <w:sz w:val="24"/>
+                <w:szCs w:val="24"/>
+              </w:rPr>
+              <w:t>top_left</w:t>
+            </w:r>
+            <w:proofErr w:type="spellEnd"/>
+            <w:r>
+              <w:rPr>
+                <w:rFonts w:ascii="Times New Roman" w:hAnsi="Times New Roman" w:cs="Times New Roman"/>
+                <w:color w:val="000000" w:themeColor="text1"/>
+                <w:sz w:val="24"/>
+                <w:szCs w:val="24"/>
+              </w:rPr>
+              <w:t xml:space="preserve">, </w:t>
+            </w:r>
+            <w:proofErr w:type="spellStart"/>
+            <w:r>
+              <w:rPr>
+                <w:rFonts w:ascii="Times New Roman" w:hAnsi="Times New Roman" w:cs="Times New Roman"/>
+                <w:color w:val="000000" w:themeColor="text1"/>
+                <w:sz w:val="24"/>
+                <w:szCs w:val="24"/>
+              </w:rPr>
+              <w:t>top_right</w:t>
+            </w:r>
+            <w:proofErr w:type="spellEnd"/>
+            <w:r>
+              <w:rPr>
+                <w:rFonts w:ascii="Times New Roman" w:hAnsi="Times New Roman" w:cs="Times New Roman"/>
+                <w:color w:val="000000" w:themeColor="text1"/>
+                <w:sz w:val="24"/>
+                <w:szCs w:val="24"/>
+              </w:rPr>
+              <w:t xml:space="preserve">, </w:t>
+            </w:r>
+            <w:proofErr w:type="spellStart"/>
+            <w:r>
+              <w:rPr>
+                <w:rFonts w:ascii="Times New Roman" w:hAnsi="Times New Roman" w:cs="Times New Roman"/>
+                <w:color w:val="000000" w:themeColor="text1"/>
+                <w:sz w:val="24"/>
+                <w:szCs w:val="24"/>
+              </w:rPr>
+              <w:t>bottom_right</w:t>
+            </w:r>
+            <w:proofErr w:type="spellEnd"/>
+            <w:r>
+              <w:rPr>
+                <w:rFonts w:ascii="Times New Roman" w:hAnsi="Times New Roman" w:cs="Times New Roman"/>
+                <w:color w:val="000000" w:themeColor="text1"/>
+                <w:sz w:val="24"/>
+                <w:szCs w:val="24"/>
+              </w:rPr>
+              <w:t xml:space="preserve">, </w:t>
+            </w:r>
+            <w:proofErr w:type="spellStart"/>
+            <w:r>
+              <w:rPr>
+                <w:rFonts w:ascii="Times New Roman" w:hAnsi="Times New Roman" w:cs="Times New Roman"/>
+                <w:color w:val="000000" w:themeColor="text1"/>
+                <w:sz w:val="24"/>
+                <w:szCs w:val="24"/>
+              </w:rPr>
+              <w:t>bottom_left</w:t>
+            </w:r>
+            <w:proofErr w:type="spellEnd"/>
+            <w:r>
+              <w:rPr>
+                <w:rFonts w:ascii="Times New Roman" w:hAnsi="Times New Roman" w:cs="Times New Roman"/>
+                <w:color w:val="000000" w:themeColor="text1"/>
+                <w:sz w:val="24"/>
+                <w:szCs w:val="24"/>
+              </w:rPr>
+              <w:t>]</w:t>
             </w:r>
             <w:r>
               <w:rPr>
@@ -7118,7 +9784,67 @@
                 <w:szCs w:val="24"/>
               </w:rPr>
               <w:br/>
-              <w:t xml:space="preserve">        src_pts = np.array(corners, dtype=np.float32)</w:t>
+              <w:t xml:space="preserve">        </w:t>
+            </w:r>
+            <w:proofErr w:type="spellStart"/>
+            <w:r>
+              <w:rPr>
+                <w:rFonts w:ascii="Times New Roman" w:hAnsi="Times New Roman" w:cs="Times New Roman"/>
+                <w:color w:val="000000" w:themeColor="text1"/>
+                <w:sz w:val="24"/>
+                <w:szCs w:val="24"/>
+              </w:rPr>
+              <w:t>src_pts</w:t>
+            </w:r>
+            <w:proofErr w:type="spellEnd"/>
+            <w:r>
+              <w:rPr>
+                <w:rFonts w:ascii="Times New Roman" w:hAnsi="Times New Roman" w:cs="Times New Roman"/>
+                <w:color w:val="000000" w:themeColor="text1"/>
+                <w:sz w:val="24"/>
+                <w:szCs w:val="24"/>
+              </w:rPr>
+              <w:t xml:space="preserve"> = </w:t>
+            </w:r>
+            <w:proofErr w:type="spellStart"/>
+            <w:r>
+              <w:rPr>
+                <w:rFonts w:ascii="Times New Roman" w:hAnsi="Times New Roman" w:cs="Times New Roman"/>
+                <w:color w:val="000000" w:themeColor="text1"/>
+                <w:sz w:val="24"/>
+                <w:szCs w:val="24"/>
+              </w:rPr>
+              <w:t>np.array</w:t>
+            </w:r>
+            <w:proofErr w:type="spellEnd"/>
+            <w:r>
+              <w:rPr>
+                <w:rFonts w:ascii="Times New Roman" w:hAnsi="Times New Roman" w:cs="Times New Roman"/>
+                <w:color w:val="000000" w:themeColor="text1"/>
+                <w:sz w:val="24"/>
+                <w:szCs w:val="24"/>
+              </w:rPr>
+              <w:t xml:space="preserve">(corners, </w:t>
+            </w:r>
+            <w:proofErr w:type="spellStart"/>
+            <w:r>
+              <w:rPr>
+                <w:rFonts w:ascii="Times New Roman" w:hAnsi="Times New Roman" w:cs="Times New Roman"/>
+                <w:color w:val="000000" w:themeColor="text1"/>
+                <w:sz w:val="24"/>
+                <w:szCs w:val="24"/>
+              </w:rPr>
+              <w:t>dtype</w:t>
+            </w:r>
+            <w:proofErr w:type="spellEnd"/>
+            <w:r>
+              <w:rPr>
+                <w:rFonts w:ascii="Times New Roman" w:hAnsi="Times New Roman" w:cs="Times New Roman"/>
+                <w:color w:val="000000" w:themeColor="text1"/>
+                <w:sz w:val="24"/>
+                <w:szCs w:val="24"/>
+              </w:rPr>
+              <w:t>=np.float32)</w:t>
             </w:r>
             <w:r>
               <w:rPr>
@@ -7128,7 +9854,47 @@
                 <w:szCs w:val="24"/>
               </w:rPr>
               <w:br/>
-              <w:t xml:space="preserve">        dst_pts = np.array([</w:t>
+              <w:t xml:space="preserve">        </w:t>
+            </w:r>
+            <w:proofErr w:type="spellStart"/>
+            <w:r>
+              <w:rPr>
+                <w:rFonts w:ascii="Times New Roman" w:hAnsi="Times New Roman" w:cs="Times New Roman"/>
+                <w:color w:val="000000" w:themeColor="text1"/>
+                <w:sz w:val="24"/>
+                <w:szCs w:val="24"/>
+              </w:rPr>
+              <w:t>dst_pts</w:t>
+            </w:r>
+            <w:proofErr w:type="spellEnd"/>
+            <w:r>
+              <w:rPr>
+                <w:rFonts w:ascii="Times New Roman" w:hAnsi="Times New Roman" w:cs="Times New Roman"/>
+                <w:color w:val="000000" w:themeColor="text1"/>
+                <w:sz w:val="24"/>
+                <w:szCs w:val="24"/>
+              </w:rPr>
+              <w:t xml:space="preserve"> = </w:t>
+            </w:r>
+            <w:proofErr w:type="spellStart"/>
+            <w:r>
+              <w:rPr>
+                <w:rFonts w:ascii="Times New Roman" w:hAnsi="Times New Roman" w:cs="Times New Roman"/>
+                <w:color w:val="000000" w:themeColor="text1"/>
+                <w:sz w:val="24"/>
+                <w:szCs w:val="24"/>
+              </w:rPr>
+              <w:t>np.array</w:t>
+            </w:r>
+            <w:proofErr w:type="spellEnd"/>
+            <w:r>
+              <w:rPr>
+                <w:rFonts w:ascii="Times New Roman" w:hAnsi="Times New Roman" w:cs="Times New Roman"/>
+                <w:color w:val="000000" w:themeColor="text1"/>
+                <w:sz w:val="24"/>
+                <w:szCs w:val="24"/>
+              </w:rPr>
+              <w:t>([</w:t>
             </w:r>
             <w:r>
               <w:rPr>
@@ -7148,7 +9914,27 @@
                 <w:szCs w:val="24"/>
               </w:rPr>
               <w:br/>
-              <w:t xml:space="preserve">            [self.width - 1, 0],</w:t>
+              <w:t xml:space="preserve">            [</w:t>
+            </w:r>
+            <w:proofErr w:type="spellStart"/>
+            <w:r>
+              <w:rPr>
+                <w:rFonts w:ascii="Times New Roman" w:hAnsi="Times New Roman" w:cs="Times New Roman"/>
+                <w:color w:val="000000" w:themeColor="text1"/>
+                <w:sz w:val="24"/>
+                <w:szCs w:val="24"/>
+              </w:rPr>
+              <w:t>self.width</w:t>
+            </w:r>
+            <w:proofErr w:type="spellEnd"/>
+            <w:r>
+              <w:rPr>
+                <w:rFonts w:ascii="Times New Roman" w:hAnsi="Times New Roman" w:cs="Times New Roman"/>
+                <w:color w:val="000000" w:themeColor="text1"/>
+                <w:sz w:val="24"/>
+                <w:szCs w:val="24"/>
+              </w:rPr>
+              <w:t xml:space="preserve"> - 1, 0],</w:t>
             </w:r>
             <w:r>
               <w:rPr>
@@ -7158,7 +9944,47 @@
                 <w:szCs w:val="24"/>
               </w:rPr>
               <w:br/>
-              <w:t xml:space="preserve">            [self.width - 1, self.height - 1],</w:t>
+              <w:t xml:space="preserve">            [</w:t>
+            </w:r>
+            <w:proofErr w:type="spellStart"/>
+            <w:r>
+              <w:rPr>
+                <w:rFonts w:ascii="Times New Roman" w:hAnsi="Times New Roman" w:cs="Times New Roman"/>
+                <w:color w:val="000000" w:themeColor="text1"/>
+                <w:sz w:val="24"/>
+                <w:szCs w:val="24"/>
+              </w:rPr>
+              <w:t>self.width</w:t>
+            </w:r>
+            <w:proofErr w:type="spellEnd"/>
+            <w:r>
+              <w:rPr>
+                <w:rFonts w:ascii="Times New Roman" w:hAnsi="Times New Roman" w:cs="Times New Roman"/>
+                <w:color w:val="000000" w:themeColor="text1"/>
+                <w:sz w:val="24"/>
+                <w:szCs w:val="24"/>
+              </w:rPr>
+              <w:t xml:space="preserve"> - 1, </w:t>
+            </w:r>
+            <w:proofErr w:type="spellStart"/>
+            <w:r>
+              <w:rPr>
+                <w:rFonts w:ascii="Times New Roman" w:hAnsi="Times New Roman" w:cs="Times New Roman"/>
+                <w:color w:val="000000" w:themeColor="text1"/>
+                <w:sz w:val="24"/>
+                <w:szCs w:val="24"/>
+              </w:rPr>
+              <w:t>self.height</w:t>
+            </w:r>
+            <w:proofErr w:type="spellEnd"/>
+            <w:r>
+              <w:rPr>
+                <w:rFonts w:ascii="Times New Roman" w:hAnsi="Times New Roman" w:cs="Times New Roman"/>
+                <w:color w:val="000000" w:themeColor="text1"/>
+                <w:sz w:val="24"/>
+                <w:szCs w:val="24"/>
+              </w:rPr>
+              <w:t xml:space="preserve"> - 1],</w:t>
             </w:r>
             <w:r>
               <w:rPr>
@@ -7168,7 +9994,27 @@
                 <w:szCs w:val="24"/>
               </w:rPr>
               <w:br/>
-              <w:t xml:space="preserve">            [0, self.height - 1]</w:t>
+              <w:t xml:space="preserve">            [0, </w:t>
+            </w:r>
+            <w:proofErr w:type="spellStart"/>
+            <w:r>
+              <w:rPr>
+                <w:rFonts w:ascii="Times New Roman" w:hAnsi="Times New Roman" w:cs="Times New Roman"/>
+                <w:color w:val="000000" w:themeColor="text1"/>
+                <w:sz w:val="24"/>
+                <w:szCs w:val="24"/>
+              </w:rPr>
+              <w:t>self.height</w:t>
+            </w:r>
+            <w:proofErr w:type="spellEnd"/>
+            <w:r>
+              <w:rPr>
+                <w:rFonts w:ascii="Times New Roman" w:hAnsi="Times New Roman" w:cs="Times New Roman"/>
+                <w:color w:val="000000" w:themeColor="text1"/>
+                <w:sz w:val="24"/>
+                <w:szCs w:val="24"/>
+              </w:rPr>
+              <w:t xml:space="preserve"> - 1]</w:t>
             </w:r>
             <w:r>
               <w:rPr>
@@ -7178,7 +10024,27 @@
                 <w:szCs w:val="24"/>
               </w:rPr>
               <w:br/>
-              <w:t xml:space="preserve">        ], dtype=np.float32)</w:t>
+              <w:t xml:space="preserve">        ], </w:t>
+            </w:r>
+            <w:proofErr w:type="spellStart"/>
+            <w:r>
+              <w:rPr>
+                <w:rFonts w:ascii="Times New Roman" w:hAnsi="Times New Roman" w:cs="Times New Roman"/>
+                <w:color w:val="000000" w:themeColor="text1"/>
+                <w:sz w:val="24"/>
+                <w:szCs w:val="24"/>
+              </w:rPr>
+              <w:t>dtype</w:t>
+            </w:r>
+            <w:proofErr w:type="spellEnd"/>
+            <w:r>
+              <w:rPr>
+                <w:rFonts w:ascii="Times New Roman" w:hAnsi="Times New Roman" w:cs="Times New Roman"/>
+                <w:color w:val="000000" w:themeColor="text1"/>
+                <w:sz w:val="24"/>
+                <w:szCs w:val="24"/>
+              </w:rPr>
+              <w:t>=np.float32)</w:t>
             </w:r>
             <w:r>
               <w:rPr>
@@ -7198,7 +10064,27 @@
                 <w:szCs w:val="24"/>
               </w:rPr>
               <w:br/>
-              <w:t xml:space="preserve">        # Compute the homography warping matrix</w:t>
+              <w:t xml:space="preserve">        # Compute the </w:t>
+            </w:r>
+            <w:proofErr w:type="spellStart"/>
+            <w:r>
+              <w:rPr>
+                <w:rFonts w:ascii="Times New Roman" w:hAnsi="Times New Roman" w:cs="Times New Roman"/>
+                <w:color w:val="000000" w:themeColor="text1"/>
+                <w:sz w:val="24"/>
+                <w:szCs w:val="24"/>
+              </w:rPr>
+              <w:t>homography</w:t>
+            </w:r>
+            <w:proofErr w:type="spellEnd"/>
+            <w:r>
+              <w:rPr>
+                <w:rFonts w:ascii="Times New Roman" w:hAnsi="Times New Roman" w:cs="Times New Roman"/>
+                <w:color w:val="000000" w:themeColor="text1"/>
+                <w:sz w:val="24"/>
+                <w:szCs w:val="24"/>
+              </w:rPr>
+              <w:t xml:space="preserve"> warping matrix</w:t>
             </w:r>
             <w:r>
               <w:rPr>
@@ -7208,7 +10094,47 @@
                 <w:szCs w:val="24"/>
               </w:rPr>
               <w:br/>
-              <w:t xml:space="preserve">        H = cv2.getPerspectiveTransform(src_pts, dst_pts)</w:t>
+              <w:t xml:space="preserve">        H = cv2.getPerspectiveTransform(</w:t>
+            </w:r>
+            <w:proofErr w:type="spellStart"/>
+            <w:r>
+              <w:rPr>
+                <w:rFonts w:ascii="Times New Roman" w:hAnsi="Times New Roman" w:cs="Times New Roman"/>
+                <w:color w:val="000000" w:themeColor="text1"/>
+                <w:sz w:val="24"/>
+                <w:szCs w:val="24"/>
+              </w:rPr>
+              <w:t>src_pts</w:t>
+            </w:r>
+            <w:proofErr w:type="spellEnd"/>
+            <w:r>
+              <w:rPr>
+                <w:rFonts w:ascii="Times New Roman" w:hAnsi="Times New Roman" w:cs="Times New Roman"/>
+                <w:color w:val="000000" w:themeColor="text1"/>
+                <w:sz w:val="24"/>
+                <w:szCs w:val="24"/>
+              </w:rPr>
+              <w:t xml:space="preserve">, </w:t>
+            </w:r>
+            <w:proofErr w:type="spellStart"/>
+            <w:r>
+              <w:rPr>
+                <w:rFonts w:ascii="Times New Roman" w:hAnsi="Times New Roman" w:cs="Times New Roman"/>
+                <w:color w:val="000000" w:themeColor="text1"/>
+                <w:sz w:val="24"/>
+                <w:szCs w:val="24"/>
+              </w:rPr>
+              <w:t>dst_pts</w:t>
+            </w:r>
+            <w:proofErr w:type="spellEnd"/>
+            <w:r>
+              <w:rPr>
+                <w:rFonts w:ascii="Times New Roman" w:hAnsi="Times New Roman" w:cs="Times New Roman"/>
+                <w:color w:val="000000" w:themeColor="text1"/>
+                <w:sz w:val="24"/>
+                <w:szCs w:val="24"/>
+              </w:rPr>
+              <w:t>)</w:t>
             </w:r>
             <w:r>
               <w:rPr>
@@ -7218,7 +10144,67 @@
                 <w:szCs w:val="24"/>
               </w:rPr>
               <w:br/>
-              <w:t xml:space="preserve">        rectified = cv2.warpPerspective(gray_image, H, (self.width, self.height))</w:t>
+              <w:t xml:space="preserve">        rectified = cv2.warpPerspective(</w:t>
+            </w:r>
+            <w:proofErr w:type="spellStart"/>
+            <w:r>
+              <w:rPr>
+                <w:rFonts w:ascii="Times New Roman" w:hAnsi="Times New Roman" w:cs="Times New Roman"/>
+                <w:color w:val="000000" w:themeColor="text1"/>
+                <w:sz w:val="24"/>
+                <w:szCs w:val="24"/>
+              </w:rPr>
+              <w:t>gray_image</w:t>
+            </w:r>
+            <w:proofErr w:type="spellEnd"/>
+            <w:r>
+              <w:rPr>
+                <w:rFonts w:ascii="Times New Roman" w:hAnsi="Times New Roman" w:cs="Times New Roman"/>
+                <w:color w:val="000000" w:themeColor="text1"/>
+                <w:sz w:val="24"/>
+                <w:szCs w:val="24"/>
+              </w:rPr>
+              <w:t>, H, (</w:t>
+            </w:r>
+            <w:proofErr w:type="spellStart"/>
+            <w:r>
+              <w:rPr>
+                <w:rFonts w:ascii="Times New Roman" w:hAnsi="Times New Roman" w:cs="Times New Roman"/>
+                <w:color w:val="000000" w:themeColor="text1"/>
+                <w:sz w:val="24"/>
+                <w:szCs w:val="24"/>
+              </w:rPr>
+              <w:t>self.width</w:t>
+            </w:r>
+            <w:proofErr w:type="spellEnd"/>
+            <w:r>
+              <w:rPr>
+                <w:rFonts w:ascii="Times New Roman" w:hAnsi="Times New Roman" w:cs="Times New Roman"/>
+                <w:color w:val="000000" w:themeColor="text1"/>
+                <w:sz w:val="24"/>
+                <w:szCs w:val="24"/>
+              </w:rPr>
+              <w:t xml:space="preserve">, </w:t>
+            </w:r>
+            <w:proofErr w:type="spellStart"/>
+            <w:r>
+              <w:rPr>
+                <w:rFonts w:ascii="Times New Roman" w:hAnsi="Times New Roman" w:cs="Times New Roman"/>
+                <w:color w:val="000000" w:themeColor="text1"/>
+                <w:sz w:val="24"/>
+                <w:szCs w:val="24"/>
+              </w:rPr>
+              <w:t>self.height</w:t>
+            </w:r>
+            <w:proofErr w:type="spellEnd"/>
+            <w:r>
+              <w:rPr>
+                <w:rFonts w:ascii="Times New Roman" w:hAnsi="Times New Roman" w:cs="Times New Roman"/>
+                <w:color w:val="000000" w:themeColor="text1"/>
+                <w:sz w:val="24"/>
+                <w:szCs w:val="24"/>
+              </w:rPr>
+              <w:t>))</w:t>
             </w:r>
             <w:r>
               <w:rPr>
@@ -7248,7 +10234,27 @@
                 <w:szCs w:val="24"/>
               </w:rPr>
               <w:br/>
-              <w:t xml:space="preserve">        normalized = rectified.astype(np.float32) / 255.0</w:t>
+              <w:t xml:space="preserve">        normalized = </w:t>
+            </w:r>
+            <w:proofErr w:type="spellStart"/>
+            <w:r>
+              <w:rPr>
+                <w:rFonts w:ascii="Times New Roman" w:hAnsi="Times New Roman" w:cs="Times New Roman"/>
+                <w:color w:val="000000" w:themeColor="text1"/>
+                <w:sz w:val="24"/>
+                <w:szCs w:val="24"/>
+              </w:rPr>
+              <w:t>rectified.astype</w:t>
+            </w:r>
+            <w:proofErr w:type="spellEnd"/>
+            <w:r>
+              <w:rPr>
+                <w:rFonts w:ascii="Times New Roman" w:hAnsi="Times New Roman" w:cs="Times New Roman"/>
+                <w:color w:val="000000" w:themeColor="text1"/>
+                <w:sz w:val="24"/>
+                <w:szCs w:val="24"/>
+              </w:rPr>
+              <w:t>(np.float32) / 255.0</w:t>
             </w:r>
             <w:r>
               <w:rPr>
@@ -7315,7 +10321,27 @@
           <w:sz w:val="24"/>
           <w:szCs w:val="24"/>
         </w:rPr>
-        <w:t>The Python script below implements the PyTorch execution module, loading a pre-trained YOLOv8-Nano object detector for license plate localization and performing OCR transcription.</w:t>
+        <w:t xml:space="preserve">The Python script below implements the </w:t>
+      </w:r>
+      <w:proofErr w:type="spellStart"/>
+      <w:r>
+        <w:rPr>
+          <w:rFonts w:ascii="Times New Roman" w:hAnsi="Times New Roman" w:cs="Times New Roman"/>
+          <w:color w:val="000000" w:themeColor="text1"/>
+          <w:sz w:val="24"/>
+          <w:szCs w:val="24"/>
+        </w:rPr>
+        <w:t>PyTorch</w:t>
+      </w:r>
+      <w:proofErr w:type="spellEnd"/>
+      <w:r>
+        <w:rPr>
+          <w:rFonts w:ascii="Times New Roman" w:hAnsi="Times New Roman" w:cs="Times New Roman"/>
+          <w:color w:val="000000" w:themeColor="text1"/>
+          <w:sz w:val="24"/>
+          <w:szCs w:val="24"/>
+        </w:rPr>
+        <w:t xml:space="preserve"> execution module, loading a pre-trained YOLOv8-Nano object detector for license plate localization and performing OCR transcription.</w:t>
       </w:r>
     </w:p>
     <w:tbl>
@@ -7370,8 +10396,39 @@
                 <w:szCs w:val="24"/>
               </w:rPr>
               <w:br/>
-              <w:t>import torch.nn as nn</w:t>
-            </w:r>
+              <w:t xml:space="preserve">import </w:t>
+            </w:r>
+            <w:proofErr w:type="spellStart"/>
+            <w:r>
+              <w:rPr>
+                <w:rFonts w:ascii="Times New Roman" w:hAnsi="Times New Roman" w:cs="Times New Roman"/>
+                <w:color w:val="000000" w:themeColor="text1"/>
+                <w:sz w:val="24"/>
+                <w:szCs w:val="24"/>
+              </w:rPr>
+              <w:t>torch.nn</w:t>
+            </w:r>
+            <w:proofErr w:type="spellEnd"/>
+            <w:r>
+              <w:rPr>
+                <w:rFonts w:ascii="Times New Roman" w:hAnsi="Times New Roman" w:cs="Times New Roman"/>
+                <w:color w:val="000000" w:themeColor="text1"/>
+                <w:sz w:val="24"/>
+                <w:szCs w:val="24"/>
+              </w:rPr>
+              <w:t xml:space="preserve"> as </w:t>
+            </w:r>
+            <w:proofErr w:type="spellStart"/>
+            <w:r>
+              <w:rPr>
+                <w:rFonts w:ascii="Times New Roman" w:hAnsi="Times New Roman" w:cs="Times New Roman"/>
+                <w:color w:val="000000" w:themeColor="text1"/>
+                <w:sz w:val="24"/>
+                <w:szCs w:val="24"/>
+              </w:rPr>
+              <w:t>nn</w:t>
+            </w:r>
+            <w:proofErr w:type="spellEnd"/>
             <w:r>
               <w:rPr>
                 <w:rFonts w:ascii="Times New Roman" w:hAnsi="Times New Roman" w:cs="Times New Roman"/>
@@ -7390,7 +10447,27 @@
                 <w:szCs w:val="24"/>
               </w:rPr>
               <w:br/>
-              <w:t>from ultralytics import YOLO</w:t>
+              <w:t xml:space="preserve">from </w:t>
+            </w:r>
+            <w:proofErr w:type="spellStart"/>
+            <w:r>
+              <w:rPr>
+                <w:rFonts w:ascii="Times New Roman" w:hAnsi="Times New Roman" w:cs="Times New Roman"/>
+                <w:color w:val="000000" w:themeColor="text1"/>
+                <w:sz w:val="24"/>
+                <w:szCs w:val="24"/>
+              </w:rPr>
+              <w:t>ultralytics</w:t>
+            </w:r>
+            <w:proofErr w:type="spellEnd"/>
+            <w:r>
+              <w:rPr>
+                <w:rFonts w:ascii="Times New Roman" w:hAnsi="Times New Roman" w:cs="Times New Roman"/>
+                <w:color w:val="000000" w:themeColor="text1"/>
+                <w:sz w:val="24"/>
+                <w:szCs w:val="24"/>
+              </w:rPr>
+              <w:t xml:space="preserve"> import YOLO</w:t>
             </w:r>
             <w:r>
               <w:rPr>
@@ -7418,7 +10495,27 @@
                 <w:szCs w:val="24"/>
               </w:rPr>
               <w:lastRenderedPageBreak/>
-              <w:t>class ALPRInferencePipeline:</w:t>
+              <w:t xml:space="preserve">class </w:t>
+            </w:r>
+            <w:proofErr w:type="spellStart"/>
+            <w:r>
+              <w:rPr>
+                <w:rFonts w:ascii="Times New Roman" w:hAnsi="Times New Roman" w:cs="Times New Roman"/>
+                <w:color w:val="000000" w:themeColor="text1"/>
+                <w:sz w:val="24"/>
+                <w:szCs w:val="24"/>
+              </w:rPr>
+              <w:t>ALPRInferencePipeline</w:t>
+            </w:r>
+            <w:proofErr w:type="spellEnd"/>
+            <w:r>
+              <w:rPr>
+                <w:rFonts w:ascii="Times New Roman" w:hAnsi="Times New Roman" w:cs="Times New Roman"/>
+                <w:color w:val="000000" w:themeColor="text1"/>
+                <w:sz w:val="24"/>
+                <w:szCs w:val="24"/>
+              </w:rPr>
+              <w:t>:</w:t>
             </w:r>
             <w:r>
               <w:rPr>
@@ -7428,7 +10525,67 @@
                 <w:szCs w:val="24"/>
               </w:rPr>
               <w:br/>
-              <w:t xml:space="preserve">    def __init__(self, detector_path, crnn_path):</w:t>
+              <w:t xml:space="preserve">    def __</w:t>
+            </w:r>
+            <w:proofErr w:type="spellStart"/>
+            <w:r>
+              <w:rPr>
+                <w:rFonts w:ascii="Times New Roman" w:hAnsi="Times New Roman" w:cs="Times New Roman"/>
+                <w:color w:val="000000" w:themeColor="text1"/>
+                <w:sz w:val="24"/>
+                <w:szCs w:val="24"/>
+              </w:rPr>
+              <w:t>init</w:t>
+            </w:r>
+            <w:proofErr w:type="spellEnd"/>
+            <w:r>
+              <w:rPr>
+                <w:rFonts w:ascii="Times New Roman" w:hAnsi="Times New Roman" w:cs="Times New Roman"/>
+                <w:color w:val="000000" w:themeColor="text1"/>
+                <w:sz w:val="24"/>
+                <w:szCs w:val="24"/>
+              </w:rPr>
+              <w:t xml:space="preserve">__(self, </w:t>
+            </w:r>
+            <w:proofErr w:type="spellStart"/>
+            <w:r>
+              <w:rPr>
+                <w:rFonts w:ascii="Times New Roman" w:hAnsi="Times New Roman" w:cs="Times New Roman"/>
+                <w:color w:val="000000" w:themeColor="text1"/>
+                <w:sz w:val="24"/>
+                <w:szCs w:val="24"/>
+              </w:rPr>
+              <w:t>detector_path</w:t>
+            </w:r>
+            <w:proofErr w:type="spellEnd"/>
+            <w:r>
+              <w:rPr>
+                <w:rFonts w:ascii="Times New Roman" w:hAnsi="Times New Roman" w:cs="Times New Roman"/>
+                <w:color w:val="000000" w:themeColor="text1"/>
+                <w:sz w:val="24"/>
+                <w:szCs w:val="24"/>
+              </w:rPr>
+              <w:t xml:space="preserve">, </w:t>
+            </w:r>
+            <w:proofErr w:type="spellStart"/>
+            <w:r>
+              <w:rPr>
+                <w:rFonts w:ascii="Times New Roman" w:hAnsi="Times New Roman" w:cs="Times New Roman"/>
+                <w:color w:val="000000" w:themeColor="text1"/>
+                <w:sz w:val="24"/>
+                <w:szCs w:val="24"/>
+              </w:rPr>
+              <w:t>crnn_path</w:t>
+            </w:r>
+            <w:proofErr w:type="spellEnd"/>
+            <w:r>
+              <w:rPr>
+                <w:rFonts w:ascii="Times New Roman" w:hAnsi="Times New Roman" w:cs="Times New Roman"/>
+                <w:color w:val="000000" w:themeColor="text1"/>
+                <w:sz w:val="24"/>
+                <w:szCs w:val="24"/>
+              </w:rPr>
+              <w:t>):</w:t>
             </w:r>
             <w:r>
               <w:rPr>
@@ -7448,7 +10605,47 @@
                 <w:szCs w:val="24"/>
               </w:rPr>
               <w:br/>
-              <w:t xml:space="preserve">        self.detector = YOLO(detector_path)</w:t>
+              <w:t xml:space="preserve">        </w:t>
+            </w:r>
+            <w:proofErr w:type="spellStart"/>
+            <w:r>
+              <w:rPr>
+                <w:rFonts w:ascii="Times New Roman" w:hAnsi="Times New Roman" w:cs="Times New Roman"/>
+                <w:color w:val="000000" w:themeColor="text1"/>
+                <w:sz w:val="24"/>
+                <w:szCs w:val="24"/>
+              </w:rPr>
+              <w:t>self.detector</w:t>
+            </w:r>
+            <w:proofErr w:type="spellEnd"/>
+            <w:r>
+              <w:rPr>
+                <w:rFonts w:ascii="Times New Roman" w:hAnsi="Times New Roman" w:cs="Times New Roman"/>
+                <w:color w:val="000000" w:themeColor="text1"/>
+                <w:sz w:val="24"/>
+                <w:szCs w:val="24"/>
+              </w:rPr>
+              <w:t xml:space="preserve"> = YOLO(</w:t>
+            </w:r>
+            <w:proofErr w:type="spellStart"/>
+            <w:r>
+              <w:rPr>
+                <w:rFonts w:ascii="Times New Roman" w:hAnsi="Times New Roman" w:cs="Times New Roman"/>
+                <w:color w:val="000000" w:themeColor="text1"/>
+                <w:sz w:val="24"/>
+                <w:szCs w:val="24"/>
+              </w:rPr>
+              <w:t>detector_path</w:t>
+            </w:r>
+            <w:proofErr w:type="spellEnd"/>
+            <w:r>
+              <w:rPr>
+                <w:rFonts w:ascii="Times New Roman" w:hAnsi="Times New Roman" w:cs="Times New Roman"/>
+                <w:color w:val="000000" w:themeColor="text1"/>
+                <w:sz w:val="24"/>
+                <w:szCs w:val="24"/>
+              </w:rPr>
+              <w:t>)</w:t>
             </w:r>
             <w:r>
               <w:rPr>
@@ -7458,7 +10655,107 @@
                 <w:szCs w:val="24"/>
               </w:rPr>
               <w:br/>
-              <w:t xml:space="preserve">        self.device = torch.device('cuda' if torch.cuda.is_available() else 'cpu')</w:t>
+              <w:t xml:space="preserve">        </w:t>
+            </w:r>
+            <w:proofErr w:type="spellStart"/>
+            <w:r>
+              <w:rPr>
+                <w:rFonts w:ascii="Times New Roman" w:hAnsi="Times New Roman" w:cs="Times New Roman"/>
+                <w:color w:val="000000" w:themeColor="text1"/>
+                <w:sz w:val="24"/>
+                <w:szCs w:val="24"/>
+              </w:rPr>
+              <w:t>self.device</w:t>
+            </w:r>
+            <w:proofErr w:type="spellEnd"/>
+            <w:r>
+              <w:rPr>
+                <w:rFonts w:ascii="Times New Roman" w:hAnsi="Times New Roman" w:cs="Times New Roman"/>
+                <w:color w:val="000000" w:themeColor="text1"/>
+                <w:sz w:val="24"/>
+                <w:szCs w:val="24"/>
+              </w:rPr>
+              <w:t xml:space="preserve"> = </w:t>
+            </w:r>
+            <w:proofErr w:type="spellStart"/>
+            <w:r>
+              <w:rPr>
+                <w:rFonts w:ascii="Times New Roman" w:hAnsi="Times New Roman" w:cs="Times New Roman"/>
+                <w:color w:val="000000" w:themeColor="text1"/>
+                <w:sz w:val="24"/>
+                <w:szCs w:val="24"/>
+              </w:rPr>
+              <w:t>torch.device</w:t>
+            </w:r>
+            <w:proofErr w:type="spellEnd"/>
+            <w:r>
+              <w:rPr>
+                <w:rFonts w:ascii="Times New Roman" w:hAnsi="Times New Roman" w:cs="Times New Roman"/>
+                <w:color w:val="000000" w:themeColor="text1"/>
+                <w:sz w:val="24"/>
+                <w:szCs w:val="24"/>
+              </w:rPr>
+              <w:t>('</w:t>
+            </w:r>
+            <w:proofErr w:type="spellStart"/>
+            <w:r>
+              <w:rPr>
+                <w:rFonts w:ascii="Times New Roman" w:hAnsi="Times New Roman" w:cs="Times New Roman"/>
+                <w:color w:val="000000" w:themeColor="text1"/>
+                <w:sz w:val="24"/>
+                <w:szCs w:val="24"/>
+              </w:rPr>
+              <w:t>cuda</w:t>
+            </w:r>
+            <w:proofErr w:type="spellEnd"/>
+            <w:r>
+              <w:rPr>
+                <w:rFonts w:ascii="Times New Roman" w:hAnsi="Times New Roman" w:cs="Times New Roman"/>
+                <w:color w:val="000000" w:themeColor="text1"/>
+                <w:sz w:val="24"/>
+                <w:szCs w:val="24"/>
+              </w:rPr>
+              <w:t xml:space="preserve">' if </w:t>
+            </w:r>
+            <w:proofErr w:type="spellStart"/>
+            <w:r>
+              <w:rPr>
+                <w:rFonts w:ascii="Times New Roman" w:hAnsi="Times New Roman" w:cs="Times New Roman"/>
+                <w:color w:val="000000" w:themeColor="text1"/>
+                <w:sz w:val="24"/>
+                <w:szCs w:val="24"/>
+              </w:rPr>
+              <w:t>torch.cuda.is_available</w:t>
+            </w:r>
+            <w:proofErr w:type="spellEnd"/>
+            <w:r>
+              <w:rPr>
+                <w:rFonts w:ascii="Times New Roman" w:hAnsi="Times New Roman" w:cs="Times New Roman"/>
+                <w:color w:val="000000" w:themeColor="text1"/>
+                <w:sz w:val="24"/>
+                <w:szCs w:val="24"/>
+              </w:rPr>
+              <w:t>() else '</w:t>
+            </w:r>
+            <w:proofErr w:type="spellStart"/>
+            <w:r>
+              <w:rPr>
+                <w:rFonts w:ascii="Times New Roman" w:hAnsi="Times New Roman" w:cs="Times New Roman"/>
+                <w:color w:val="000000" w:themeColor="text1"/>
+                <w:sz w:val="24"/>
+                <w:szCs w:val="24"/>
+              </w:rPr>
+              <w:t>cpu</w:t>
+            </w:r>
+            <w:proofErr w:type="spellEnd"/>
+            <w:r>
+              <w:rPr>
+                <w:rFonts w:ascii="Times New Roman" w:hAnsi="Times New Roman" w:cs="Times New Roman"/>
+                <w:color w:val="000000" w:themeColor="text1"/>
+                <w:sz w:val="24"/>
+                <w:szCs w:val="24"/>
+              </w:rPr>
+              <w:t>')</w:t>
             </w:r>
             <w:r>
               <w:rPr>
@@ -7478,7 +10775,67 @@
                 <w:szCs w:val="24"/>
               </w:rPr>
               <w:br/>
-              <w:t xml:space="preserve">        self.ocr_model = self.load_crnn_model(crnn_path)</w:t>
+              <w:t xml:space="preserve">        </w:t>
+            </w:r>
+            <w:proofErr w:type="spellStart"/>
+            <w:r>
+              <w:rPr>
+                <w:rFonts w:ascii="Times New Roman" w:hAnsi="Times New Roman" w:cs="Times New Roman"/>
+                <w:color w:val="000000" w:themeColor="text1"/>
+                <w:sz w:val="24"/>
+                <w:szCs w:val="24"/>
+              </w:rPr>
+              <w:t>self.ocr_model</w:t>
+            </w:r>
+            <w:proofErr w:type="spellEnd"/>
+            <w:r>
+              <w:rPr>
+                <w:rFonts w:ascii="Times New Roman" w:hAnsi="Times New Roman" w:cs="Times New Roman"/>
+                <w:color w:val="000000" w:themeColor="text1"/>
+                <w:sz w:val="24"/>
+                <w:szCs w:val="24"/>
+              </w:rPr>
+              <w:t xml:space="preserve"> = </w:t>
+            </w:r>
+            <w:proofErr w:type="spellStart"/>
+            <w:r>
+              <w:rPr>
+                <w:rFonts w:ascii="Times New Roman" w:hAnsi="Times New Roman" w:cs="Times New Roman"/>
+                <w:color w:val="000000" w:themeColor="text1"/>
+                <w:sz w:val="24"/>
+                <w:szCs w:val="24"/>
+              </w:rPr>
+              <w:t>self.load_crnn_model</w:t>
+            </w:r>
+            <w:proofErr w:type="spellEnd"/>
+            <w:r>
+              <w:rPr>
+                <w:rFonts w:ascii="Times New Roman" w:hAnsi="Times New Roman" w:cs="Times New Roman"/>
+                <w:color w:val="000000" w:themeColor="text1"/>
+                <w:sz w:val="24"/>
+                <w:szCs w:val="24"/>
+              </w:rPr>
+              <w:t>(</w:t>
+            </w:r>
+            <w:proofErr w:type="spellStart"/>
+            <w:r>
+              <w:rPr>
+                <w:rFonts w:ascii="Times New Roman" w:hAnsi="Times New Roman" w:cs="Times New Roman"/>
+                <w:color w:val="000000" w:themeColor="text1"/>
+                <w:sz w:val="24"/>
+                <w:szCs w:val="24"/>
+              </w:rPr>
+              <w:t>crnn_path</w:t>
+            </w:r>
+            <w:proofErr w:type="spellEnd"/>
+            <w:r>
+              <w:rPr>
+                <w:rFonts w:ascii="Times New Roman" w:hAnsi="Times New Roman" w:cs="Times New Roman"/>
+                <w:color w:val="000000" w:themeColor="text1"/>
+                <w:sz w:val="24"/>
+                <w:szCs w:val="24"/>
+              </w:rPr>
+              <w:t>)</w:t>
             </w:r>
             <w:r>
               <w:rPr>
@@ -7498,7 +10855,47 @@
                 <w:szCs w:val="24"/>
               </w:rPr>
               <w:br/>
-              <w:t xml:space="preserve">        self.regex = re.compile(r'^[A-Z]{2}[0-9]{2}[A-Z]{1,2}[0-9]{4}$')</w:t>
+              <w:t xml:space="preserve">        </w:t>
+            </w:r>
+            <w:proofErr w:type="spellStart"/>
+            <w:r>
+              <w:rPr>
+                <w:rFonts w:ascii="Times New Roman" w:hAnsi="Times New Roman" w:cs="Times New Roman"/>
+                <w:color w:val="000000" w:themeColor="text1"/>
+                <w:sz w:val="24"/>
+                <w:szCs w:val="24"/>
+              </w:rPr>
+              <w:t>self.regex</w:t>
+            </w:r>
+            <w:proofErr w:type="spellEnd"/>
+            <w:r>
+              <w:rPr>
+                <w:rFonts w:ascii="Times New Roman" w:hAnsi="Times New Roman" w:cs="Times New Roman"/>
+                <w:color w:val="000000" w:themeColor="text1"/>
+                <w:sz w:val="24"/>
+                <w:szCs w:val="24"/>
+              </w:rPr>
+              <w:t xml:space="preserve"> = </w:t>
+            </w:r>
+            <w:proofErr w:type="spellStart"/>
+            <w:r>
+              <w:rPr>
+                <w:rFonts w:ascii="Times New Roman" w:hAnsi="Times New Roman" w:cs="Times New Roman"/>
+                <w:color w:val="000000" w:themeColor="text1"/>
+                <w:sz w:val="24"/>
+                <w:szCs w:val="24"/>
+              </w:rPr>
+              <w:t>re.compile</w:t>
+            </w:r>
+            <w:proofErr w:type="spellEnd"/>
+            <w:r>
+              <w:rPr>
+                <w:rFonts w:ascii="Times New Roman" w:hAnsi="Times New Roman" w:cs="Times New Roman"/>
+                <w:color w:val="000000" w:themeColor="text1"/>
+                <w:sz w:val="24"/>
+                <w:szCs w:val="24"/>
+              </w:rPr>
+              <w:t>(r'^[A-Z]{2}[0-9]{2}[A-Z]{1,2}[0-9]{4}$')</w:t>
             </w:r>
             <w:r>
               <w:rPr>
@@ -7517,7 +10914,47 @@
                 <w:szCs w:val="24"/>
               </w:rPr>
               <w:br/>
-              <w:t xml:space="preserve">    def load_crnn_model(self, model_path):</w:t>
+              <w:t xml:space="preserve">    def </w:t>
+            </w:r>
+            <w:proofErr w:type="spellStart"/>
+            <w:r>
+              <w:rPr>
+                <w:rFonts w:ascii="Times New Roman" w:hAnsi="Times New Roman" w:cs="Times New Roman"/>
+                <w:color w:val="000000" w:themeColor="text1"/>
+                <w:sz w:val="24"/>
+                <w:szCs w:val="24"/>
+              </w:rPr>
+              <w:t>load_crnn_model</w:t>
+            </w:r>
+            <w:proofErr w:type="spellEnd"/>
+            <w:r>
+              <w:rPr>
+                <w:rFonts w:ascii="Times New Roman" w:hAnsi="Times New Roman" w:cs="Times New Roman"/>
+                <w:color w:val="000000" w:themeColor="text1"/>
+                <w:sz w:val="24"/>
+                <w:szCs w:val="24"/>
+              </w:rPr>
+              <w:t xml:space="preserve">(self, </w:t>
+            </w:r>
+            <w:proofErr w:type="spellStart"/>
+            <w:r>
+              <w:rPr>
+                <w:rFonts w:ascii="Times New Roman" w:hAnsi="Times New Roman" w:cs="Times New Roman"/>
+                <w:color w:val="000000" w:themeColor="text1"/>
+                <w:sz w:val="24"/>
+                <w:szCs w:val="24"/>
+              </w:rPr>
+              <w:t>model_path</w:t>
+            </w:r>
+            <w:proofErr w:type="spellEnd"/>
+            <w:r>
+              <w:rPr>
+                <w:rFonts w:ascii="Times New Roman" w:hAnsi="Times New Roman" w:cs="Times New Roman"/>
+                <w:color w:val="000000" w:themeColor="text1"/>
+                <w:sz w:val="24"/>
+                <w:szCs w:val="24"/>
+              </w:rPr>
+              <w:t>):</w:t>
             </w:r>
             <w:r>
               <w:rPr>
@@ -7537,7 +10974,27 @@
                 <w:szCs w:val="24"/>
               </w:rPr>
               <w:br/>
-              <w:t xml:space="preserve">        model = nn.Sequential(</w:t>
+              <w:t xml:space="preserve">        model = </w:t>
+            </w:r>
+            <w:proofErr w:type="spellStart"/>
+            <w:r>
+              <w:rPr>
+                <w:rFonts w:ascii="Times New Roman" w:hAnsi="Times New Roman" w:cs="Times New Roman"/>
+                <w:color w:val="000000" w:themeColor="text1"/>
+                <w:sz w:val="24"/>
+                <w:szCs w:val="24"/>
+              </w:rPr>
+              <w:t>nn.Sequential</w:t>
+            </w:r>
+            <w:proofErr w:type="spellEnd"/>
+            <w:r>
+              <w:rPr>
+                <w:rFonts w:ascii="Times New Roman" w:hAnsi="Times New Roman" w:cs="Times New Roman"/>
+                <w:color w:val="000000" w:themeColor="text1"/>
+                <w:sz w:val="24"/>
+                <w:szCs w:val="24"/>
+              </w:rPr>
+              <w:t>(</w:t>
             </w:r>
             <w:r>
               <w:rPr>
@@ -7547,7 +11004,27 @@
                 <w:szCs w:val="24"/>
               </w:rPr>
               <w:br/>
-              <w:t xml:space="preserve">            nn.Conv2d(1, 64, kernel_size=3, padding=1),</w:t>
+              <w:t xml:space="preserve">            nn.Conv2d(1, 64, </w:t>
+            </w:r>
+            <w:proofErr w:type="spellStart"/>
+            <w:r>
+              <w:rPr>
+                <w:rFonts w:ascii="Times New Roman" w:hAnsi="Times New Roman" w:cs="Times New Roman"/>
+                <w:color w:val="000000" w:themeColor="text1"/>
+                <w:sz w:val="24"/>
+                <w:szCs w:val="24"/>
+              </w:rPr>
+              <w:t>kernel_size</w:t>
+            </w:r>
+            <w:proofErr w:type="spellEnd"/>
+            <w:r>
+              <w:rPr>
+                <w:rFonts w:ascii="Times New Roman" w:hAnsi="Times New Roman" w:cs="Times New Roman"/>
+                <w:color w:val="000000" w:themeColor="text1"/>
+                <w:sz w:val="24"/>
+                <w:szCs w:val="24"/>
+              </w:rPr>
+              <w:t>=3, padding=1),</w:t>
             </w:r>
             <w:r>
               <w:rPr>
@@ -7557,7 +11034,27 @@
                 <w:szCs w:val="24"/>
               </w:rPr>
               <w:br/>
-              <w:t xml:space="preserve">            nn.ReLU(),</w:t>
+              <w:t xml:space="preserve">            </w:t>
+            </w:r>
+            <w:proofErr w:type="spellStart"/>
+            <w:r>
+              <w:rPr>
+                <w:rFonts w:ascii="Times New Roman" w:hAnsi="Times New Roman" w:cs="Times New Roman"/>
+                <w:color w:val="000000" w:themeColor="text1"/>
+                <w:sz w:val="24"/>
+                <w:szCs w:val="24"/>
+              </w:rPr>
+              <w:t>nn.ReLU</w:t>
+            </w:r>
+            <w:proofErr w:type="spellEnd"/>
+            <w:r>
+              <w:rPr>
+                <w:rFonts w:ascii="Times New Roman" w:hAnsi="Times New Roman" w:cs="Times New Roman"/>
+                <w:color w:val="000000" w:themeColor="text1"/>
+                <w:sz w:val="24"/>
+                <w:szCs w:val="24"/>
+              </w:rPr>
+              <w:t>(),</w:t>
             </w:r>
             <w:r>
               <w:rPr>
@@ -7587,7 +11084,27 @@
                 <w:szCs w:val="24"/>
               </w:rPr>
               <w:br/>
-              <w:t xml:space="preserve">        return model.to(self.device).eval()</w:t>
+              <w:t xml:space="preserve">        return model.to(</w:t>
+            </w:r>
+            <w:proofErr w:type="spellStart"/>
+            <w:r>
+              <w:rPr>
+                <w:rFonts w:ascii="Times New Roman" w:hAnsi="Times New Roman" w:cs="Times New Roman"/>
+                <w:color w:val="000000" w:themeColor="text1"/>
+                <w:sz w:val="24"/>
+                <w:szCs w:val="24"/>
+              </w:rPr>
+              <w:t>self.device</w:t>
+            </w:r>
+            <w:proofErr w:type="spellEnd"/>
+            <w:r>
+              <w:rPr>
+                <w:rFonts w:ascii="Times New Roman" w:hAnsi="Times New Roman" w:cs="Times New Roman"/>
+                <w:color w:val="000000" w:themeColor="text1"/>
+                <w:sz w:val="24"/>
+                <w:szCs w:val="24"/>
+              </w:rPr>
+              <w:t>).eval()</w:t>
             </w:r>
             <w:r>
               <w:rPr>
@@ -7606,7 +11123,47 @@
                 <w:szCs w:val="24"/>
               </w:rPr>
               <w:br/>
-              <w:t xml:space="preserve">    def run_detection(self, image_bgr):</w:t>
+              <w:t xml:space="preserve">    def </w:t>
+            </w:r>
+            <w:proofErr w:type="spellStart"/>
+            <w:r>
+              <w:rPr>
+                <w:rFonts w:ascii="Times New Roman" w:hAnsi="Times New Roman" w:cs="Times New Roman"/>
+                <w:color w:val="000000" w:themeColor="text1"/>
+                <w:sz w:val="24"/>
+                <w:szCs w:val="24"/>
+              </w:rPr>
+              <w:t>run_detection</w:t>
+            </w:r>
+            <w:proofErr w:type="spellEnd"/>
+            <w:r>
+              <w:rPr>
+                <w:rFonts w:ascii="Times New Roman" w:hAnsi="Times New Roman" w:cs="Times New Roman"/>
+                <w:color w:val="000000" w:themeColor="text1"/>
+                <w:sz w:val="24"/>
+                <w:szCs w:val="24"/>
+              </w:rPr>
+              <w:t xml:space="preserve">(self, </w:t>
+            </w:r>
+            <w:proofErr w:type="spellStart"/>
+            <w:r>
+              <w:rPr>
+                <w:rFonts w:ascii="Times New Roman" w:hAnsi="Times New Roman" w:cs="Times New Roman"/>
+                <w:color w:val="000000" w:themeColor="text1"/>
+                <w:sz w:val="24"/>
+                <w:szCs w:val="24"/>
+              </w:rPr>
+              <w:t>image_bgr</w:t>
+            </w:r>
+            <w:proofErr w:type="spellEnd"/>
+            <w:r>
+              <w:rPr>
+                <w:rFonts w:ascii="Times New Roman" w:hAnsi="Times New Roman" w:cs="Times New Roman"/>
+                <w:color w:val="000000" w:themeColor="text1"/>
+                <w:sz w:val="24"/>
+                <w:szCs w:val="24"/>
+              </w:rPr>
+              <w:t>):</w:t>
             </w:r>
             <w:r>
               <w:rPr>
@@ -7626,27 +11183,47 @@
                 <w:szCs w:val="24"/>
               </w:rPr>
               <w:br/>
-              <w:t xml:space="preserve">        results = self.detector(image_bgr, verbose=False)[0]</w:t>
-            </w:r>
-            <w:r>
-              <w:rPr>
-                <w:rFonts w:ascii="Times New Roman" w:hAnsi="Times New Roman" w:cs="Times New Roman"/>
-                <w:color w:val="000000" w:themeColor="text1"/>
-                <w:sz w:val="24"/>
-                <w:szCs w:val="24"/>
-              </w:rPr>
-              <w:br/>
-              <w:t xml:space="preserve">        best_box = None</w:t>
-            </w:r>
-            <w:r>
-              <w:rPr>
-                <w:rFonts w:ascii="Times New Roman" w:hAnsi="Times New Roman" w:cs="Times New Roman"/>
-                <w:color w:val="000000" w:themeColor="text1"/>
-                <w:sz w:val="24"/>
-                <w:szCs w:val="24"/>
-              </w:rPr>
-              <w:br/>
-              <w:t xml:space="preserve">        max_conf = 0.0</w:t>
+              <w:t xml:space="preserve">        results = </w:t>
+            </w:r>
+            <w:proofErr w:type="spellStart"/>
+            <w:r>
+              <w:rPr>
+                <w:rFonts w:ascii="Times New Roman" w:hAnsi="Times New Roman" w:cs="Times New Roman"/>
+                <w:color w:val="000000" w:themeColor="text1"/>
+                <w:sz w:val="24"/>
+                <w:szCs w:val="24"/>
+              </w:rPr>
+              <w:t>self.detector</w:t>
+            </w:r>
+            <w:proofErr w:type="spellEnd"/>
+            <w:r>
+              <w:rPr>
+                <w:rFonts w:ascii="Times New Roman" w:hAnsi="Times New Roman" w:cs="Times New Roman"/>
+                <w:color w:val="000000" w:themeColor="text1"/>
+                <w:sz w:val="24"/>
+                <w:szCs w:val="24"/>
+              </w:rPr>
+              <w:t>(</w:t>
+            </w:r>
+            <w:proofErr w:type="spellStart"/>
+            <w:r>
+              <w:rPr>
+                <w:rFonts w:ascii="Times New Roman" w:hAnsi="Times New Roman" w:cs="Times New Roman"/>
+                <w:color w:val="000000" w:themeColor="text1"/>
+                <w:sz w:val="24"/>
+                <w:szCs w:val="24"/>
+              </w:rPr>
+              <w:t>image_bgr</w:t>
+            </w:r>
+            <w:proofErr w:type="spellEnd"/>
+            <w:r>
+              <w:rPr>
+                <w:rFonts w:ascii="Times New Roman" w:hAnsi="Times New Roman" w:cs="Times New Roman"/>
+                <w:color w:val="000000" w:themeColor="text1"/>
+                <w:sz w:val="24"/>
+                <w:szCs w:val="24"/>
+              </w:rPr>
+              <w:t>, verbose=False)[0]</w:t>
             </w:r>
             <w:r>
               <w:rPr>
@@ -7658,6 +11235,26 @@
               <w:br/>
               <w:t xml:space="preserve">        </w:t>
             </w:r>
+            <w:proofErr w:type="spellStart"/>
+            <w:r>
+              <w:rPr>
+                <w:rFonts w:ascii="Times New Roman" w:hAnsi="Times New Roman" w:cs="Times New Roman"/>
+                <w:color w:val="000000" w:themeColor="text1"/>
+                <w:sz w:val="24"/>
+                <w:szCs w:val="24"/>
+              </w:rPr>
+              <w:t>best_box</w:t>
+            </w:r>
+            <w:proofErr w:type="spellEnd"/>
+            <w:r>
+              <w:rPr>
+                <w:rFonts w:ascii="Times New Roman" w:hAnsi="Times New Roman" w:cs="Times New Roman"/>
+                <w:color w:val="000000" w:themeColor="text1"/>
+                <w:sz w:val="24"/>
+                <w:szCs w:val="24"/>
+              </w:rPr>
+              <w:t xml:space="preserve"> = None</w:t>
+            </w:r>
             <w:r>
               <w:rPr>
                 <w:rFonts w:ascii="Times New Roman" w:hAnsi="Times New Roman" w:cs="Times New Roman"/>
@@ -7666,7 +11263,27 @@
                 <w:szCs w:val="24"/>
               </w:rPr>
               <w:br/>
-              <w:t xml:space="preserve">        for box in results.boxes:</w:t>
+              <w:t xml:space="preserve">        </w:t>
+            </w:r>
+            <w:proofErr w:type="spellStart"/>
+            <w:r>
+              <w:rPr>
+                <w:rFonts w:ascii="Times New Roman" w:hAnsi="Times New Roman" w:cs="Times New Roman"/>
+                <w:color w:val="000000" w:themeColor="text1"/>
+                <w:sz w:val="24"/>
+                <w:szCs w:val="24"/>
+              </w:rPr>
+              <w:t>max_conf</w:t>
+            </w:r>
+            <w:proofErr w:type="spellEnd"/>
+            <w:r>
+              <w:rPr>
+                <w:rFonts w:ascii="Times New Roman" w:hAnsi="Times New Roman" w:cs="Times New Roman"/>
+                <w:color w:val="000000" w:themeColor="text1"/>
+                <w:sz w:val="24"/>
+                <w:szCs w:val="24"/>
+              </w:rPr>
+              <w:t xml:space="preserve"> = 0.0</w:t>
             </w:r>
             <w:r>
               <w:rPr>
@@ -7676,7 +11293,7 @@
                 <w:szCs w:val="24"/>
               </w:rPr>
               <w:br/>
-              <w:t xml:space="preserve">            conf = float(box.conf[0])</w:t>
+              <w:t xml:space="preserve">        </w:t>
             </w:r>
             <w:r>
               <w:rPr>
@@ -7686,7 +11303,27 @@
                 <w:szCs w:val="24"/>
               </w:rPr>
               <w:br/>
-              <w:t xml:space="preserve">            if conf &gt; max_conf:</w:t>
+              <w:t xml:space="preserve">        for box in </w:t>
+            </w:r>
+            <w:proofErr w:type="spellStart"/>
+            <w:r>
+              <w:rPr>
+                <w:rFonts w:ascii="Times New Roman" w:hAnsi="Times New Roman" w:cs="Times New Roman"/>
+                <w:color w:val="000000" w:themeColor="text1"/>
+                <w:sz w:val="24"/>
+                <w:szCs w:val="24"/>
+              </w:rPr>
+              <w:t>results.boxes</w:t>
+            </w:r>
+            <w:proofErr w:type="spellEnd"/>
+            <w:r>
+              <w:rPr>
+                <w:rFonts w:ascii="Times New Roman" w:hAnsi="Times New Roman" w:cs="Times New Roman"/>
+                <w:color w:val="000000" w:themeColor="text1"/>
+                <w:sz w:val="24"/>
+                <w:szCs w:val="24"/>
+              </w:rPr>
+              <w:t>:</w:t>
             </w:r>
             <w:r>
               <w:rPr>
@@ -7696,7 +11333,87 @@
                 <w:szCs w:val="24"/>
               </w:rPr>
               <w:br/>
-              <w:t xml:space="preserve">                max_conf = conf</w:t>
+              <w:t xml:space="preserve">            conf = float(</w:t>
+            </w:r>
+            <w:proofErr w:type="spellStart"/>
+            <w:r>
+              <w:rPr>
+                <w:rFonts w:ascii="Times New Roman" w:hAnsi="Times New Roman" w:cs="Times New Roman"/>
+                <w:color w:val="000000" w:themeColor="text1"/>
+                <w:sz w:val="24"/>
+                <w:szCs w:val="24"/>
+              </w:rPr>
+              <w:t>box.conf</w:t>
+            </w:r>
+            <w:proofErr w:type="spellEnd"/>
+            <w:r>
+              <w:rPr>
+                <w:rFonts w:ascii="Times New Roman" w:hAnsi="Times New Roman" w:cs="Times New Roman"/>
+                <w:color w:val="000000" w:themeColor="text1"/>
+                <w:sz w:val="24"/>
+                <w:szCs w:val="24"/>
+              </w:rPr>
+              <w:t>[0])</w:t>
+            </w:r>
+            <w:r>
+              <w:rPr>
+                <w:rFonts w:ascii="Times New Roman" w:hAnsi="Times New Roman" w:cs="Times New Roman"/>
+                <w:color w:val="000000" w:themeColor="text1"/>
+                <w:sz w:val="24"/>
+                <w:szCs w:val="24"/>
+              </w:rPr>
+              <w:br/>
+              <w:t xml:space="preserve">            if conf &gt; </w:t>
+            </w:r>
+            <w:proofErr w:type="spellStart"/>
+            <w:r>
+              <w:rPr>
+                <w:rFonts w:ascii="Times New Roman" w:hAnsi="Times New Roman" w:cs="Times New Roman"/>
+                <w:color w:val="000000" w:themeColor="text1"/>
+                <w:sz w:val="24"/>
+                <w:szCs w:val="24"/>
+              </w:rPr>
+              <w:t>max_conf</w:t>
+            </w:r>
+            <w:proofErr w:type="spellEnd"/>
+            <w:r>
+              <w:rPr>
+                <w:rFonts w:ascii="Times New Roman" w:hAnsi="Times New Roman" w:cs="Times New Roman"/>
+                <w:color w:val="000000" w:themeColor="text1"/>
+                <w:sz w:val="24"/>
+                <w:szCs w:val="24"/>
+              </w:rPr>
+              <w:t>:</w:t>
+            </w:r>
+            <w:r>
+              <w:rPr>
+                <w:rFonts w:ascii="Times New Roman" w:hAnsi="Times New Roman" w:cs="Times New Roman"/>
+                <w:color w:val="000000" w:themeColor="text1"/>
+                <w:sz w:val="24"/>
+                <w:szCs w:val="24"/>
+              </w:rPr>
+              <w:br/>
+              <w:t xml:space="preserve">                </w:t>
+            </w:r>
+            <w:proofErr w:type="spellStart"/>
+            <w:r>
+              <w:rPr>
+                <w:rFonts w:ascii="Times New Roman" w:hAnsi="Times New Roman" w:cs="Times New Roman"/>
+                <w:color w:val="000000" w:themeColor="text1"/>
+                <w:sz w:val="24"/>
+                <w:szCs w:val="24"/>
+              </w:rPr>
+              <w:t>max_conf</w:t>
+            </w:r>
+            <w:proofErr w:type="spellEnd"/>
+            <w:r>
+              <w:rPr>
+                <w:rFonts w:ascii="Times New Roman" w:hAnsi="Times New Roman" w:cs="Times New Roman"/>
+                <w:color w:val="000000" w:themeColor="text1"/>
+                <w:sz w:val="24"/>
+                <w:szCs w:val="24"/>
+              </w:rPr>
+              <w:t xml:space="preserve"> = conf</w:t>
             </w:r>
             <w:r>
               <w:rPr>
@@ -7725,7 +11442,107 @@
                 <w:szCs w:val="24"/>
               </w:rPr>
               <w:lastRenderedPageBreak/>
-              <w:t xml:space="preserve">                best_box = box.xyxy[0].cpu().numpy().astype(int)</w:t>
+              <w:t xml:space="preserve">                </w:t>
+            </w:r>
+            <w:proofErr w:type="spellStart"/>
+            <w:r>
+              <w:rPr>
+                <w:rFonts w:ascii="Times New Roman" w:hAnsi="Times New Roman" w:cs="Times New Roman"/>
+                <w:color w:val="000000" w:themeColor="text1"/>
+                <w:sz w:val="24"/>
+                <w:szCs w:val="24"/>
+              </w:rPr>
+              <w:t>best_box</w:t>
+            </w:r>
+            <w:proofErr w:type="spellEnd"/>
+            <w:r>
+              <w:rPr>
+                <w:rFonts w:ascii="Times New Roman" w:hAnsi="Times New Roman" w:cs="Times New Roman"/>
+                <w:color w:val="000000" w:themeColor="text1"/>
+                <w:sz w:val="24"/>
+                <w:szCs w:val="24"/>
+              </w:rPr>
+              <w:t xml:space="preserve"> = </w:t>
+            </w:r>
+            <w:proofErr w:type="spellStart"/>
+            <w:r>
+              <w:rPr>
+                <w:rFonts w:ascii="Times New Roman" w:hAnsi="Times New Roman" w:cs="Times New Roman"/>
+                <w:color w:val="000000" w:themeColor="text1"/>
+                <w:sz w:val="24"/>
+                <w:szCs w:val="24"/>
+              </w:rPr>
+              <w:t>box.xyxy</w:t>
+            </w:r>
+            <w:proofErr w:type="spellEnd"/>
+            <w:r>
+              <w:rPr>
+                <w:rFonts w:ascii="Times New Roman" w:hAnsi="Times New Roman" w:cs="Times New Roman"/>
+                <w:color w:val="000000" w:themeColor="text1"/>
+                <w:sz w:val="24"/>
+                <w:szCs w:val="24"/>
+              </w:rPr>
+              <w:t>[0].</w:t>
+            </w:r>
+            <w:proofErr w:type="spellStart"/>
+            <w:r>
+              <w:rPr>
+                <w:rFonts w:ascii="Times New Roman" w:hAnsi="Times New Roman" w:cs="Times New Roman"/>
+                <w:color w:val="000000" w:themeColor="text1"/>
+                <w:sz w:val="24"/>
+                <w:szCs w:val="24"/>
+              </w:rPr>
+              <w:t>cpu</w:t>
+            </w:r>
+            <w:proofErr w:type="spellEnd"/>
+            <w:r>
+              <w:rPr>
+                <w:rFonts w:ascii="Times New Roman" w:hAnsi="Times New Roman" w:cs="Times New Roman"/>
+                <w:color w:val="000000" w:themeColor="text1"/>
+                <w:sz w:val="24"/>
+                <w:szCs w:val="24"/>
+              </w:rPr>
+              <w:t>().</w:t>
+            </w:r>
+            <w:proofErr w:type="spellStart"/>
+            <w:r>
+              <w:rPr>
+                <w:rFonts w:ascii="Times New Roman" w:hAnsi="Times New Roman" w:cs="Times New Roman"/>
+                <w:color w:val="000000" w:themeColor="text1"/>
+                <w:sz w:val="24"/>
+                <w:szCs w:val="24"/>
+              </w:rPr>
+              <w:t>numpy</w:t>
+            </w:r>
+            <w:proofErr w:type="spellEnd"/>
+            <w:r>
+              <w:rPr>
+                <w:rFonts w:ascii="Times New Roman" w:hAnsi="Times New Roman" w:cs="Times New Roman"/>
+                <w:color w:val="000000" w:themeColor="text1"/>
+                <w:sz w:val="24"/>
+                <w:szCs w:val="24"/>
+              </w:rPr>
+              <w:t>().</w:t>
+            </w:r>
+            <w:proofErr w:type="spellStart"/>
+            <w:r>
+              <w:rPr>
+                <w:rFonts w:ascii="Times New Roman" w:hAnsi="Times New Roman" w:cs="Times New Roman"/>
+                <w:color w:val="000000" w:themeColor="text1"/>
+                <w:sz w:val="24"/>
+                <w:szCs w:val="24"/>
+              </w:rPr>
+              <w:t>astype</w:t>
+            </w:r>
+            <w:proofErr w:type="spellEnd"/>
+            <w:r>
+              <w:rPr>
+                <w:rFonts w:ascii="Times New Roman" w:hAnsi="Times New Roman" w:cs="Times New Roman"/>
+                <w:color w:val="000000" w:themeColor="text1"/>
+                <w:sz w:val="24"/>
+                <w:szCs w:val="24"/>
+              </w:rPr>
+              <w:t>(int)</w:t>
             </w:r>
             <w:r>
               <w:rPr>
@@ -7745,8 +11562,39 @@
                 <w:szCs w:val="24"/>
               </w:rPr>
               <w:br/>
-              <w:t xml:space="preserve">        return best_box, max_conf</w:t>
-            </w:r>
+              <w:t xml:space="preserve">        return </w:t>
+            </w:r>
+            <w:proofErr w:type="spellStart"/>
+            <w:r>
+              <w:rPr>
+                <w:rFonts w:ascii="Times New Roman" w:hAnsi="Times New Roman" w:cs="Times New Roman"/>
+                <w:color w:val="000000" w:themeColor="text1"/>
+                <w:sz w:val="24"/>
+                <w:szCs w:val="24"/>
+              </w:rPr>
+              <w:t>best_box</w:t>
+            </w:r>
+            <w:proofErr w:type="spellEnd"/>
+            <w:r>
+              <w:rPr>
+                <w:rFonts w:ascii="Times New Roman" w:hAnsi="Times New Roman" w:cs="Times New Roman"/>
+                <w:color w:val="000000" w:themeColor="text1"/>
+                <w:sz w:val="24"/>
+                <w:szCs w:val="24"/>
+              </w:rPr>
+              <w:t xml:space="preserve">, </w:t>
+            </w:r>
+            <w:proofErr w:type="spellStart"/>
+            <w:r>
+              <w:rPr>
+                <w:rFonts w:ascii="Times New Roman" w:hAnsi="Times New Roman" w:cs="Times New Roman"/>
+                <w:color w:val="000000" w:themeColor="text1"/>
+                <w:sz w:val="24"/>
+                <w:szCs w:val="24"/>
+              </w:rPr>
+              <w:t>max_conf</w:t>
+            </w:r>
+            <w:proofErr w:type="spellEnd"/>
             <w:r>
               <w:rPr>
                 <w:rFonts w:ascii="Times New Roman" w:hAnsi="Times New Roman" w:cs="Times New Roman"/>
@@ -7764,7 +11612,47 @@
                 <w:szCs w:val="24"/>
               </w:rPr>
               <w:br/>
-              <w:t xml:space="preserve">    def validate_string(self, text_string):</w:t>
+              <w:t xml:space="preserve">    def </w:t>
+            </w:r>
+            <w:proofErr w:type="spellStart"/>
+            <w:r>
+              <w:rPr>
+                <w:rFonts w:ascii="Times New Roman" w:hAnsi="Times New Roman" w:cs="Times New Roman"/>
+                <w:color w:val="000000" w:themeColor="text1"/>
+                <w:sz w:val="24"/>
+                <w:szCs w:val="24"/>
+              </w:rPr>
+              <w:t>validate_string</w:t>
+            </w:r>
+            <w:proofErr w:type="spellEnd"/>
+            <w:r>
+              <w:rPr>
+                <w:rFonts w:ascii="Times New Roman" w:hAnsi="Times New Roman" w:cs="Times New Roman"/>
+                <w:color w:val="000000" w:themeColor="text1"/>
+                <w:sz w:val="24"/>
+                <w:szCs w:val="24"/>
+              </w:rPr>
+              <w:t xml:space="preserve">(self, </w:t>
+            </w:r>
+            <w:proofErr w:type="spellStart"/>
+            <w:r>
+              <w:rPr>
+                <w:rFonts w:ascii="Times New Roman" w:hAnsi="Times New Roman" w:cs="Times New Roman"/>
+                <w:color w:val="000000" w:themeColor="text1"/>
+                <w:sz w:val="24"/>
+                <w:szCs w:val="24"/>
+              </w:rPr>
+              <w:t>text_string</w:t>
+            </w:r>
+            <w:proofErr w:type="spellEnd"/>
+            <w:r>
+              <w:rPr>
+                <w:rFonts w:ascii="Times New Roman" w:hAnsi="Times New Roman" w:cs="Times New Roman"/>
+                <w:color w:val="000000" w:themeColor="text1"/>
+                <w:sz w:val="24"/>
+                <w:szCs w:val="24"/>
+              </w:rPr>
+              <w:t>):</w:t>
             </w:r>
             <w:r>
               <w:rPr>
@@ -7784,7 +11672,67 @@
                 <w:szCs w:val="24"/>
               </w:rPr>
               <w:br/>
-              <w:t xml:space="preserve">        clean_text = re.sub(r'[^A-Z0-9]', '', text_string.upper())</w:t>
+              <w:t xml:space="preserve">        </w:t>
+            </w:r>
+            <w:proofErr w:type="spellStart"/>
+            <w:r>
+              <w:rPr>
+                <w:rFonts w:ascii="Times New Roman" w:hAnsi="Times New Roman" w:cs="Times New Roman"/>
+                <w:color w:val="000000" w:themeColor="text1"/>
+                <w:sz w:val="24"/>
+                <w:szCs w:val="24"/>
+              </w:rPr>
+              <w:t>clean_text</w:t>
+            </w:r>
+            <w:proofErr w:type="spellEnd"/>
+            <w:r>
+              <w:rPr>
+                <w:rFonts w:ascii="Times New Roman" w:hAnsi="Times New Roman" w:cs="Times New Roman"/>
+                <w:color w:val="000000" w:themeColor="text1"/>
+                <w:sz w:val="24"/>
+                <w:szCs w:val="24"/>
+              </w:rPr>
+              <w:t xml:space="preserve"> = </w:t>
+            </w:r>
+            <w:proofErr w:type="spellStart"/>
+            <w:r>
+              <w:rPr>
+                <w:rFonts w:ascii="Times New Roman" w:hAnsi="Times New Roman" w:cs="Times New Roman"/>
+                <w:color w:val="000000" w:themeColor="text1"/>
+                <w:sz w:val="24"/>
+                <w:szCs w:val="24"/>
+              </w:rPr>
+              <w:t>re.sub</w:t>
+            </w:r>
+            <w:proofErr w:type="spellEnd"/>
+            <w:r>
+              <w:rPr>
+                <w:rFonts w:ascii="Times New Roman" w:hAnsi="Times New Roman" w:cs="Times New Roman"/>
+                <w:color w:val="000000" w:themeColor="text1"/>
+                <w:sz w:val="24"/>
+                <w:szCs w:val="24"/>
+              </w:rPr>
+              <w:t xml:space="preserve">(r'[^A-Z0-9]', '', </w:t>
+            </w:r>
+            <w:proofErr w:type="spellStart"/>
+            <w:r>
+              <w:rPr>
+                <w:rFonts w:ascii="Times New Roman" w:hAnsi="Times New Roman" w:cs="Times New Roman"/>
+                <w:color w:val="000000" w:themeColor="text1"/>
+                <w:sz w:val="24"/>
+                <w:szCs w:val="24"/>
+              </w:rPr>
+              <w:t>text_string.upper</w:t>
+            </w:r>
+            <w:proofErr w:type="spellEnd"/>
+            <w:r>
+              <w:rPr>
+                <w:rFonts w:ascii="Times New Roman" w:hAnsi="Times New Roman" w:cs="Times New Roman"/>
+                <w:color w:val="000000" w:themeColor="text1"/>
+                <w:sz w:val="24"/>
+                <w:szCs w:val="24"/>
+              </w:rPr>
+              <w:t>())</w:t>
             </w:r>
             <w:r>
               <w:rPr>
@@ -7794,7 +11742,47 @@
                 <w:szCs w:val="24"/>
               </w:rPr>
               <w:br/>
-              <w:t xml:space="preserve">        if self.regex.match(clean_text):</w:t>
+              <w:t xml:space="preserve">        if </w:t>
+            </w:r>
+            <w:proofErr w:type="spellStart"/>
+            <w:r>
+              <w:rPr>
+                <w:rFonts w:ascii="Times New Roman" w:hAnsi="Times New Roman" w:cs="Times New Roman"/>
+                <w:color w:val="000000" w:themeColor="text1"/>
+                <w:sz w:val="24"/>
+                <w:szCs w:val="24"/>
+              </w:rPr>
+              <w:t>self.regex.match</w:t>
+            </w:r>
+            <w:proofErr w:type="spellEnd"/>
+            <w:r>
+              <w:rPr>
+                <w:rFonts w:ascii="Times New Roman" w:hAnsi="Times New Roman" w:cs="Times New Roman"/>
+                <w:color w:val="000000" w:themeColor="text1"/>
+                <w:sz w:val="24"/>
+                <w:szCs w:val="24"/>
+              </w:rPr>
+              <w:t>(</w:t>
+            </w:r>
+            <w:proofErr w:type="spellStart"/>
+            <w:r>
+              <w:rPr>
+                <w:rFonts w:ascii="Times New Roman" w:hAnsi="Times New Roman" w:cs="Times New Roman"/>
+                <w:color w:val="000000" w:themeColor="text1"/>
+                <w:sz w:val="24"/>
+                <w:szCs w:val="24"/>
+              </w:rPr>
+              <w:t>clean_text</w:t>
+            </w:r>
+            <w:proofErr w:type="spellEnd"/>
+            <w:r>
+              <w:rPr>
+                <w:rFonts w:ascii="Times New Roman" w:hAnsi="Times New Roman" w:cs="Times New Roman"/>
+                <w:color w:val="000000" w:themeColor="text1"/>
+                <w:sz w:val="24"/>
+                <w:szCs w:val="24"/>
+              </w:rPr>
+              <w:t>):</w:t>
             </w:r>
             <w:r>
               <w:rPr>
@@ -7804,7 +11792,27 @@
                 <w:szCs w:val="24"/>
               </w:rPr>
               <w:br/>
-              <w:t xml:space="preserve">            return clean_text, True</w:t>
+              <w:t xml:space="preserve">            return </w:t>
+            </w:r>
+            <w:proofErr w:type="spellStart"/>
+            <w:r>
+              <w:rPr>
+                <w:rFonts w:ascii="Times New Roman" w:hAnsi="Times New Roman" w:cs="Times New Roman"/>
+                <w:color w:val="000000" w:themeColor="text1"/>
+                <w:sz w:val="24"/>
+                <w:szCs w:val="24"/>
+              </w:rPr>
+              <w:t>clean_text</w:t>
+            </w:r>
+            <w:proofErr w:type="spellEnd"/>
+            <w:r>
+              <w:rPr>
+                <w:rFonts w:ascii="Times New Roman" w:hAnsi="Times New Roman" w:cs="Times New Roman"/>
+                <w:color w:val="000000" w:themeColor="text1"/>
+                <w:sz w:val="24"/>
+                <w:szCs w:val="24"/>
+              </w:rPr>
+              <w:t>, True</w:t>
             </w:r>
             <w:r>
               <w:rPr>
@@ -7834,7 +11842,27 @@
                 <w:szCs w:val="24"/>
               </w:rPr>
               <w:br/>
-              <w:t xml:space="preserve">            corrected = list(clean_text)</w:t>
+              <w:t xml:space="preserve">            corrected = list(</w:t>
+            </w:r>
+            <w:proofErr w:type="spellStart"/>
+            <w:r>
+              <w:rPr>
+                <w:rFonts w:ascii="Times New Roman" w:hAnsi="Times New Roman" w:cs="Times New Roman"/>
+                <w:color w:val="000000" w:themeColor="text1"/>
+                <w:sz w:val="24"/>
+                <w:szCs w:val="24"/>
+              </w:rPr>
+              <w:t>clean_text</w:t>
+            </w:r>
+            <w:proofErr w:type="spellEnd"/>
+            <w:r>
+              <w:rPr>
+                <w:rFonts w:ascii="Times New Roman" w:hAnsi="Times New Roman" w:cs="Times New Roman"/>
+                <w:color w:val="000000" w:themeColor="text1"/>
+                <w:sz w:val="24"/>
+                <w:szCs w:val="24"/>
+              </w:rPr>
+              <w:t>)</w:t>
             </w:r>
             <w:r>
               <w:rPr>
@@ -7844,7 +11872,27 @@
                 <w:szCs w:val="24"/>
               </w:rPr>
               <w:br/>
-              <w:t xml:space="preserve">            for i, char in enumerate(corrected):</w:t>
+              <w:t xml:space="preserve">            for </w:t>
+            </w:r>
+            <w:proofErr w:type="spellStart"/>
+            <w:r>
+              <w:rPr>
+                <w:rFonts w:ascii="Times New Roman" w:hAnsi="Times New Roman" w:cs="Times New Roman"/>
+                <w:color w:val="000000" w:themeColor="text1"/>
+                <w:sz w:val="24"/>
+                <w:szCs w:val="24"/>
+              </w:rPr>
+              <w:t>i</w:t>
+            </w:r>
+            <w:proofErr w:type="spellEnd"/>
+            <w:r>
+              <w:rPr>
+                <w:rFonts w:ascii="Times New Roman" w:hAnsi="Times New Roman" w:cs="Times New Roman"/>
+                <w:color w:val="000000" w:themeColor="text1"/>
+                <w:sz w:val="24"/>
+                <w:szCs w:val="24"/>
+              </w:rPr>
+              <w:t>, char in enumerate(corrected):</w:t>
             </w:r>
             <w:r>
               <w:rPr>
@@ -7854,7 +11902,47 @@
                 <w:szCs w:val="24"/>
               </w:rPr>
               <w:br/>
-              <w:t xml:space="preserve">                if i &lt; 2 and char == '0': corrected[i] = 'O'</w:t>
+              <w:t xml:space="preserve">                if </w:t>
+            </w:r>
+            <w:proofErr w:type="spellStart"/>
+            <w:r>
+              <w:rPr>
+                <w:rFonts w:ascii="Times New Roman" w:hAnsi="Times New Roman" w:cs="Times New Roman"/>
+                <w:color w:val="000000" w:themeColor="text1"/>
+                <w:sz w:val="24"/>
+                <w:szCs w:val="24"/>
+              </w:rPr>
+              <w:t>i</w:t>
+            </w:r>
+            <w:proofErr w:type="spellEnd"/>
+            <w:r>
+              <w:rPr>
+                <w:rFonts w:ascii="Times New Roman" w:hAnsi="Times New Roman" w:cs="Times New Roman"/>
+                <w:color w:val="000000" w:themeColor="text1"/>
+                <w:sz w:val="24"/>
+                <w:szCs w:val="24"/>
+              </w:rPr>
+              <w:t xml:space="preserve"> &lt; 2 and char == '0': corrected[</w:t>
+            </w:r>
+            <w:proofErr w:type="spellStart"/>
+            <w:r>
+              <w:rPr>
+                <w:rFonts w:ascii="Times New Roman" w:hAnsi="Times New Roman" w:cs="Times New Roman"/>
+                <w:color w:val="000000" w:themeColor="text1"/>
+                <w:sz w:val="24"/>
+                <w:szCs w:val="24"/>
+              </w:rPr>
+              <w:t>i</w:t>
+            </w:r>
+            <w:proofErr w:type="spellEnd"/>
+            <w:r>
+              <w:rPr>
+                <w:rFonts w:ascii="Times New Roman" w:hAnsi="Times New Roman" w:cs="Times New Roman"/>
+                <w:color w:val="000000" w:themeColor="text1"/>
+                <w:sz w:val="24"/>
+                <w:szCs w:val="24"/>
+              </w:rPr>
+              <w:t>] = 'O'</w:t>
             </w:r>
             <w:r>
               <w:rPr>
@@ -7864,7 +11952,47 @@
                 <w:szCs w:val="24"/>
               </w:rPr>
               <w:br/>
-              <w:t xml:space="preserve">                if i &gt;= 4 and char == 'O': corrected[i] = '0'</w:t>
+              <w:t xml:space="preserve">                if </w:t>
+            </w:r>
+            <w:proofErr w:type="spellStart"/>
+            <w:r>
+              <w:rPr>
+                <w:rFonts w:ascii="Times New Roman" w:hAnsi="Times New Roman" w:cs="Times New Roman"/>
+                <w:color w:val="000000" w:themeColor="text1"/>
+                <w:sz w:val="24"/>
+                <w:szCs w:val="24"/>
+              </w:rPr>
+              <w:t>i</w:t>
+            </w:r>
+            <w:proofErr w:type="spellEnd"/>
+            <w:r>
+              <w:rPr>
+                <w:rFonts w:ascii="Times New Roman" w:hAnsi="Times New Roman" w:cs="Times New Roman"/>
+                <w:color w:val="000000" w:themeColor="text1"/>
+                <w:sz w:val="24"/>
+                <w:szCs w:val="24"/>
+              </w:rPr>
+              <w:t xml:space="preserve"> &gt;= 4 and char == 'O': corrected[</w:t>
+            </w:r>
+            <w:proofErr w:type="spellStart"/>
+            <w:r>
+              <w:rPr>
+                <w:rFonts w:ascii="Times New Roman" w:hAnsi="Times New Roman" w:cs="Times New Roman"/>
+                <w:color w:val="000000" w:themeColor="text1"/>
+                <w:sz w:val="24"/>
+                <w:szCs w:val="24"/>
+              </w:rPr>
+              <w:t>i</w:t>
+            </w:r>
+            <w:proofErr w:type="spellEnd"/>
+            <w:r>
+              <w:rPr>
+                <w:rFonts w:ascii="Times New Roman" w:hAnsi="Times New Roman" w:cs="Times New Roman"/>
+                <w:color w:val="000000" w:themeColor="text1"/>
+                <w:sz w:val="24"/>
+                <w:szCs w:val="24"/>
+              </w:rPr>
+              <w:t>] = '0'</w:t>
             </w:r>
             <w:r>
               <w:rPr>
@@ -7874,7 +12002,27 @@
                 <w:szCs w:val="24"/>
               </w:rPr>
               <w:br/>
-              <w:t xml:space="preserve">            corrected_str = "".join(corrected)</w:t>
+              <w:t xml:space="preserve">            </w:t>
+            </w:r>
+            <w:proofErr w:type="spellStart"/>
+            <w:r>
+              <w:rPr>
+                <w:rFonts w:ascii="Times New Roman" w:hAnsi="Times New Roman" w:cs="Times New Roman"/>
+                <w:color w:val="000000" w:themeColor="text1"/>
+                <w:sz w:val="24"/>
+                <w:szCs w:val="24"/>
+              </w:rPr>
+              <w:t>corrected_str</w:t>
+            </w:r>
+            <w:proofErr w:type="spellEnd"/>
+            <w:r>
+              <w:rPr>
+                <w:rFonts w:ascii="Times New Roman" w:hAnsi="Times New Roman" w:cs="Times New Roman"/>
+                <w:color w:val="000000" w:themeColor="text1"/>
+                <w:sz w:val="24"/>
+                <w:szCs w:val="24"/>
+              </w:rPr>
+              <w:t xml:space="preserve"> = "".join(corrected)</w:t>
             </w:r>
             <w:r>
               <w:rPr>
@@ -7884,7 +12032,67 @@
                 <w:szCs w:val="24"/>
               </w:rPr>
               <w:br/>
-              <w:t xml:space="preserve">            return corrected_str, self.regex.match(corrected_str) is not None</w:t>
+              <w:t xml:space="preserve">            return </w:t>
+            </w:r>
+            <w:proofErr w:type="spellStart"/>
+            <w:r>
+              <w:rPr>
+                <w:rFonts w:ascii="Times New Roman" w:hAnsi="Times New Roman" w:cs="Times New Roman"/>
+                <w:color w:val="000000" w:themeColor="text1"/>
+                <w:sz w:val="24"/>
+                <w:szCs w:val="24"/>
+              </w:rPr>
+              <w:t>corrected_str</w:t>
+            </w:r>
+            <w:proofErr w:type="spellEnd"/>
+            <w:r>
+              <w:rPr>
+                <w:rFonts w:ascii="Times New Roman" w:hAnsi="Times New Roman" w:cs="Times New Roman"/>
+                <w:color w:val="000000" w:themeColor="text1"/>
+                <w:sz w:val="24"/>
+                <w:szCs w:val="24"/>
+              </w:rPr>
+              <w:t xml:space="preserve">, </w:t>
+            </w:r>
+            <w:proofErr w:type="spellStart"/>
+            <w:r>
+              <w:rPr>
+                <w:rFonts w:ascii="Times New Roman" w:hAnsi="Times New Roman" w:cs="Times New Roman"/>
+                <w:color w:val="000000" w:themeColor="text1"/>
+                <w:sz w:val="24"/>
+                <w:szCs w:val="24"/>
+              </w:rPr>
+              <w:t>self.regex.match</w:t>
+            </w:r>
+            <w:proofErr w:type="spellEnd"/>
+            <w:r>
+              <w:rPr>
+                <w:rFonts w:ascii="Times New Roman" w:hAnsi="Times New Roman" w:cs="Times New Roman"/>
+                <w:color w:val="000000" w:themeColor="text1"/>
+                <w:sz w:val="24"/>
+                <w:szCs w:val="24"/>
+              </w:rPr>
+              <w:t>(</w:t>
+            </w:r>
+            <w:proofErr w:type="spellStart"/>
+            <w:r>
+              <w:rPr>
+                <w:rFonts w:ascii="Times New Roman" w:hAnsi="Times New Roman" w:cs="Times New Roman"/>
+                <w:color w:val="000000" w:themeColor="text1"/>
+                <w:sz w:val="24"/>
+                <w:szCs w:val="24"/>
+              </w:rPr>
+              <w:t>corrected_str</w:t>
+            </w:r>
+            <w:proofErr w:type="spellEnd"/>
+            <w:r>
+              <w:rPr>
+                <w:rFonts w:ascii="Times New Roman" w:hAnsi="Times New Roman" w:cs="Times New Roman"/>
+                <w:color w:val="000000" w:themeColor="text1"/>
+                <w:sz w:val="24"/>
+                <w:szCs w:val="24"/>
+              </w:rPr>
+              <w:t>) is not None</w:t>
             </w:r>
           </w:p>
         </w:tc>
@@ -8096,7 +12304,23 @@
                 <w:rFonts w:ascii="Times New Roman" w:hAnsi="Times New Roman" w:cs="Times New Roman"/>
                 <w:color w:val="000000" w:themeColor="text1"/>
               </w:rPr>
-              <w:t>End-to-End Latency (ms)</w:t>
+              <w:t>End-to-End Latency (</w:t>
+            </w:r>
+            <w:proofErr w:type="spellStart"/>
+            <w:r>
+              <w:rPr>
+                <w:rFonts w:ascii="Times New Roman" w:hAnsi="Times New Roman" w:cs="Times New Roman"/>
+                <w:color w:val="000000" w:themeColor="text1"/>
+              </w:rPr>
+              <w:t>ms</w:t>
+            </w:r>
+            <w:proofErr w:type="spellEnd"/>
+            <w:r>
+              <w:rPr>
+                <w:rFonts w:ascii="Times New Roman" w:hAnsi="Times New Roman" w:cs="Times New Roman"/>
+                <w:color w:val="000000" w:themeColor="text1"/>
+              </w:rPr>
+              <w:t>)</w:t>
             </w:r>
           </w:p>
         </w:tc>
@@ -8222,8 +12446,17 @@
                 <w:rFonts w:ascii="Times New Roman" w:hAnsi="Times New Roman" w:cs="Times New Roman"/>
                 <w:color w:val="000000" w:themeColor="text1"/>
               </w:rPr>
-              <w:t>12.5 ms</w:t>
-            </w:r>
+              <w:t xml:space="preserve">12.5 </w:t>
+            </w:r>
+            <w:proofErr w:type="spellStart"/>
+            <w:r>
+              <w:rPr>
+                <w:rFonts w:ascii="Times New Roman" w:hAnsi="Times New Roman" w:cs="Times New Roman"/>
+                <w:color w:val="000000" w:themeColor="text1"/>
+              </w:rPr>
+              <w:t>ms</w:t>
+            </w:r>
+            <w:proofErr w:type="spellEnd"/>
           </w:p>
         </w:tc>
         <w:tc>
@@ -8272,7 +12505,23 @@
                 <w:rFonts w:ascii="Times New Roman" w:hAnsi="Times New Roman" w:cs="Times New Roman"/>
                 <w:color w:val="000000" w:themeColor="text1"/>
               </w:rPr>
-              <w:t>CNN from Scratch (AlexNet + Tesseract)</w:t>
+              <w:t>CNN from Scratch (</w:t>
+            </w:r>
+            <w:proofErr w:type="spellStart"/>
+            <w:r>
+              <w:rPr>
+                <w:rFonts w:ascii="Times New Roman" w:hAnsi="Times New Roman" w:cs="Times New Roman"/>
+                <w:color w:val="000000" w:themeColor="text1"/>
+              </w:rPr>
+              <w:t>AlexNet</w:t>
+            </w:r>
+            <w:proofErr w:type="spellEnd"/>
+            <w:r>
+              <w:rPr>
+                <w:rFonts w:ascii="Times New Roman" w:hAnsi="Times New Roman" w:cs="Times New Roman"/>
+                <w:color w:val="000000" w:themeColor="text1"/>
+              </w:rPr>
+              <w:t xml:space="preserve"> + Tesseract)</w:t>
             </w:r>
           </w:p>
         </w:tc>
@@ -8345,8 +12594,17 @@
                 <w:rFonts w:ascii="Times New Roman" w:hAnsi="Times New Roman" w:cs="Times New Roman"/>
                 <w:color w:val="000000" w:themeColor="text1"/>
               </w:rPr>
-              <w:t>45.0 ms</w:t>
-            </w:r>
+              <w:t xml:space="preserve">45.0 </w:t>
+            </w:r>
+            <w:proofErr w:type="spellStart"/>
+            <w:r>
+              <w:rPr>
+                <w:rFonts w:ascii="Times New Roman" w:hAnsi="Times New Roman" w:cs="Times New Roman"/>
+                <w:color w:val="000000" w:themeColor="text1"/>
+              </w:rPr>
+              <w:t>ms</w:t>
+            </w:r>
+            <w:proofErr w:type="spellEnd"/>
           </w:p>
         </w:tc>
         <w:tc>
@@ -8471,8 +12729,17 @@
                 <w:rFonts w:ascii="Times New Roman" w:hAnsi="Times New Roman" w:cs="Times New Roman"/>
                 <w:color w:val="000000" w:themeColor="text1"/>
               </w:rPr>
-              <w:t>22.0 ms</w:t>
-            </w:r>
+              <w:t xml:space="preserve">22.0 </w:t>
+            </w:r>
+            <w:proofErr w:type="spellStart"/>
+            <w:r>
+              <w:rPr>
+                <w:rFonts w:ascii="Times New Roman" w:hAnsi="Times New Roman" w:cs="Times New Roman"/>
+                <w:color w:val="000000" w:themeColor="text1"/>
+              </w:rPr>
+              <w:t>ms</w:t>
+            </w:r>
+            <w:proofErr w:type="spellEnd"/>
           </w:p>
         </w:tc>
         <w:tc>
@@ -9488,7 +13755,27 @@
           <w:sz w:val="24"/>
           <w:szCs w:val="24"/>
         </w:rPr>
-        <w:t>During training, convergence was monitored across 50 epochs. The object detection loss (CIoU and distribution focal loss) dropped rapidly from an initial value of 2.4 to stable convergence at 0.18 on the validation set by epoch 30, with no sign of overfitting. Similarly, the OCR model's CTC loss converged smoothly. Character Error Rate (CER) on the validation set dropped below 4.2% by epoch 22, and reached its lowest value at 3.2% by epoch 40. This stable convergence was aided by our dropout layers (0.3) and random augmentations, which prevented the networks from memorizing the clean training font geometries.</w:t>
+        <w:t>During training, convergence was monitored across 50 epochs. The object detection loss (</w:t>
+      </w:r>
+      <w:proofErr w:type="spellStart"/>
+      <w:r>
+        <w:rPr>
+          <w:rFonts w:ascii="Times New Roman" w:hAnsi="Times New Roman" w:cs="Times New Roman"/>
+          <w:color w:val="000000" w:themeColor="text1"/>
+          <w:sz w:val="24"/>
+          <w:szCs w:val="24"/>
+        </w:rPr>
+        <w:t>CIoU</w:t>
+      </w:r>
+      <w:proofErr w:type="spellEnd"/>
+      <w:r>
+        <w:rPr>
+          <w:rFonts w:ascii="Times New Roman" w:hAnsi="Times New Roman" w:cs="Times New Roman"/>
+          <w:color w:val="000000" w:themeColor="text1"/>
+          <w:sz w:val="24"/>
+          <w:szCs w:val="24"/>
+        </w:rPr>
+        <w:t xml:space="preserve"> and distribution focal loss) dropped rapidly from an initial value of 2.4 to stable convergence at 0.18 on the validation set by epoch 30, with no sign of overfitting. Similarly, the OCR model's CTC loss converged smoothly. Character Error Rate (CER) on the validation set dropped below 4.2% by epoch 22, and reached its lowest value at 3.2% by epoch 40. This stable convergence was aided by our dropout layers (0.3) and random augmentations, which prevented the networks from memorizing the clean training font geometries.</w:t>
       </w:r>
     </w:p>
     <w:p>
@@ -9819,7 +14106,27 @@
           <w:sz w:val="24"/>
           <w:szCs w:val="24"/>
         </w:rPr>
-        <w:t>Figure 9.1: Angle and Perspective Correction (Homography): Displays a physical vehicle plate captured at a 42-degree vertical tilt. The system overlays the detected green bounding box, detects the four corners, and warped the plate into a flat, highly readable horizontal layout.</w:t>
+        <w:t>Figure 9.1: Angle and Perspective Correction (</w:t>
+      </w:r>
+      <w:proofErr w:type="spellStart"/>
+      <w:r>
+        <w:rPr>
+          <w:rFonts w:ascii="Times New Roman" w:hAnsi="Times New Roman" w:cs="Times New Roman"/>
+          <w:color w:val="000000" w:themeColor="text1"/>
+          <w:sz w:val="24"/>
+          <w:szCs w:val="24"/>
+        </w:rPr>
+        <w:t>Homography</w:t>
+      </w:r>
+      <w:proofErr w:type="spellEnd"/>
+      <w:r>
+        <w:rPr>
+          <w:rFonts w:ascii="Times New Roman" w:hAnsi="Times New Roman" w:cs="Times New Roman"/>
+          <w:color w:val="000000" w:themeColor="text1"/>
+          <w:sz w:val="24"/>
+          <w:szCs w:val="24"/>
+        </w:rPr>
+        <w:t>): Displays a physical vehicle plate captured at a 42-degree vertical tilt. The system overlays the detected green bounding box, detects the four corners, and warped the plate into a flat, highly readable horizontal layout.</w:t>
       </w:r>
     </w:p>
     <w:p>
@@ -10133,7 +14440,39 @@
                 <w:rFonts w:ascii="Times New Roman" w:hAnsi="Times New Roman" w:cs="Times New Roman"/>
                 <w:color w:val="000000" w:themeColor="text1"/>
               </w:rPr>
-              <w:t>Heavier detectors (e.g., YOLOv8-Medium) increase localization recall by ~0.8% but double inference latency (to 45 ms), reducing real-time performance.</w:t>
+              <w:t xml:space="preserve">Heavier detectors (e.g., YOLOv8-Medium) increase localization </w:t>
+            </w:r>
+            <w:proofErr w:type="gramStart"/>
+            <w:r>
+              <w:rPr>
+                <w:rFonts w:ascii="Times New Roman" w:hAnsi="Times New Roman" w:cs="Times New Roman"/>
+                <w:color w:val="000000" w:themeColor="text1"/>
+              </w:rPr>
+              <w:t>recall</w:t>
+            </w:r>
+            <w:proofErr w:type="gramEnd"/>
+            <w:r>
+              <w:rPr>
+                <w:rFonts w:ascii="Times New Roman" w:hAnsi="Times New Roman" w:cs="Times New Roman"/>
+                <w:color w:val="000000" w:themeColor="text1"/>
+              </w:rPr>
+              <w:t xml:space="preserve"> by ~0.8% but double inference latency (to 45 </w:t>
+            </w:r>
+            <w:proofErr w:type="spellStart"/>
+            <w:r>
+              <w:rPr>
+                <w:rFonts w:ascii="Times New Roman" w:hAnsi="Times New Roman" w:cs="Times New Roman"/>
+                <w:color w:val="000000" w:themeColor="text1"/>
+              </w:rPr>
+              <w:t>ms</w:t>
+            </w:r>
+            <w:proofErr w:type="spellEnd"/>
+            <w:r>
+              <w:rPr>
+                <w:rFonts w:ascii="Times New Roman" w:hAnsi="Times New Roman" w:cs="Times New Roman"/>
+                <w:color w:val="000000" w:themeColor="text1"/>
+              </w:rPr>
+              <w:t>), reducing real-time performance.</w:t>
             </w:r>
           </w:p>
         </w:tc>
@@ -10157,7 +14496,55 @@
                 <w:rFonts w:ascii="Times New Roman" w:hAnsi="Times New Roman" w:cs="Times New Roman"/>
                 <w:color w:val="000000" w:themeColor="text1"/>
               </w:rPr>
-              <w:t>YOLOv8-Nano was selected because its fast execution (8 ms) leaves sufficient compute time for the subsequent OCR pipeline, ensuring we remain under the 50 ms limit.</w:t>
+              <w:t xml:space="preserve">YOLOv8-Nano was selected because its fast execution (8 </w:t>
+            </w:r>
+            <w:proofErr w:type="spellStart"/>
+            <w:r>
+              <w:rPr>
+                <w:rFonts w:ascii="Times New Roman" w:hAnsi="Times New Roman" w:cs="Times New Roman"/>
+                <w:color w:val="000000" w:themeColor="text1"/>
+              </w:rPr>
+              <w:t>ms</w:t>
+            </w:r>
+            <w:proofErr w:type="spellEnd"/>
+            <w:r>
+              <w:rPr>
+                <w:rFonts w:ascii="Times New Roman" w:hAnsi="Times New Roman" w:cs="Times New Roman"/>
+                <w:color w:val="000000" w:themeColor="text1"/>
+              </w:rPr>
+              <w:t xml:space="preserve">) leaves sufficient compute time for the subsequent OCR pipeline, ensuring we remain under the 50 </w:t>
+            </w:r>
+            <w:proofErr w:type="spellStart"/>
+            <w:r>
+              <w:rPr>
+                <w:rFonts w:ascii="Times New Roman" w:hAnsi="Times New Roman" w:cs="Times New Roman"/>
+                <w:color w:val="000000" w:themeColor="text1"/>
+              </w:rPr>
+              <w:t>ms</w:t>
+            </w:r>
+            <w:proofErr w:type="spellEnd"/>
+            <w:r>
+              <w:rPr>
+                <w:rFonts w:ascii="Times New Roman" w:hAnsi="Times New Roman" w:cs="Times New Roman"/>
+                <w:color w:val="000000" w:themeColor="text1"/>
+              </w:rPr>
+              <w:t xml:space="preserve"> </w:t>
+            </w:r>
+            <w:proofErr w:type="gramStart"/>
+            <w:r>
+              <w:rPr>
+                <w:rFonts w:ascii="Times New Roman" w:hAnsi="Times New Roman" w:cs="Times New Roman"/>
+                <w:color w:val="000000" w:themeColor="text1"/>
+              </w:rPr>
+              <w:t>limit</w:t>
+            </w:r>
+            <w:proofErr w:type="gramEnd"/>
+            <w:r>
+              <w:rPr>
+                <w:rFonts w:ascii="Times New Roman" w:hAnsi="Times New Roman" w:cs="Times New Roman"/>
+                <w:color w:val="000000" w:themeColor="text1"/>
+              </w:rPr>
+              <w:t>.</w:t>
             </w:r>
           </w:p>
         </w:tc>
@@ -10284,7 +14671,23 @@
                 <w:rFonts w:ascii="Times New Roman" w:hAnsi="Times New Roman" w:cs="Times New Roman"/>
                 <w:color w:val="000000" w:themeColor="text1"/>
               </w:rPr>
-              <w:t>Hosting models on a centralized cloud server allows easy updates and reduces edge cost, but high network latency and cell drops break real-time operations.</w:t>
+              <w:t xml:space="preserve">Hosting models on a centralized cloud server allows easy updates and reduces edge cost, but high network latency and cell </w:t>
+            </w:r>
+            <w:proofErr w:type="gramStart"/>
+            <w:r>
+              <w:rPr>
+                <w:rFonts w:ascii="Times New Roman" w:hAnsi="Times New Roman" w:cs="Times New Roman"/>
+                <w:color w:val="000000" w:themeColor="text1"/>
+              </w:rPr>
+              <w:t>drops</w:t>
+            </w:r>
+            <w:proofErr w:type="gramEnd"/>
+            <w:r>
+              <w:rPr>
+                <w:rFonts w:ascii="Times New Roman" w:hAnsi="Times New Roman" w:cs="Times New Roman"/>
+                <w:color w:val="000000" w:themeColor="text1"/>
+              </w:rPr>
+              <w:t xml:space="preserve"> break real-time operations.</w:t>
             </w:r>
           </w:p>
         </w:tc>
@@ -10610,7 +15013,55 @@
           <w:rFonts w:ascii="Times New Roman" w:hAnsi="Times New Roman" w:cs="Times New Roman"/>
           <w:color w:val="000000" w:themeColor="text1"/>
         </w:rPr>
-        <w:t>To ensure reliable, real-time vehicle monitoring, we designed a hybrid edge-cloud architecture. Inference is executed entirely at the edge on roadside cameras equipped with NVIDIA Jetson Orin-Nano processors. By exporting our PyTorch models to optimized ONNX formats and compiling them with NVIDIA TensorRT, we achieve FP16 quantization, which speeds up inference to just 22 milliseconds per frame. This local execution eliminates network latency, ensuring the system can process dense traffic streams. Only localized plate text, confidence scores, timestamps, and cropped license plate crops are synced to the central PostgreSQL/ElasticSearch database via secure, encrypted TLS connections.</w:t>
+        <w:t xml:space="preserve">To ensure reliable, real-time vehicle monitoring, we designed a hybrid edge-cloud architecture. Inference is executed entirely at the edge on roadside cameras equipped with NVIDIA Jetson Orin-Nano processors. By exporting our </w:t>
+      </w:r>
+      <w:proofErr w:type="spellStart"/>
+      <w:r>
+        <w:rPr>
+          <w:rFonts w:ascii="Times New Roman" w:hAnsi="Times New Roman" w:cs="Times New Roman"/>
+          <w:color w:val="000000" w:themeColor="text1"/>
+        </w:rPr>
+        <w:t>PyTorch</w:t>
+      </w:r>
+      <w:proofErr w:type="spellEnd"/>
+      <w:r>
+        <w:rPr>
+          <w:rFonts w:ascii="Times New Roman" w:hAnsi="Times New Roman" w:cs="Times New Roman"/>
+          <w:color w:val="000000" w:themeColor="text1"/>
+        </w:rPr>
+        <w:t xml:space="preserve"> models to optimized ONNX formats and compiling them with NVIDIA </w:t>
+      </w:r>
+      <w:proofErr w:type="spellStart"/>
+      <w:r>
+        <w:rPr>
+          <w:rFonts w:ascii="Times New Roman" w:hAnsi="Times New Roman" w:cs="Times New Roman"/>
+          <w:color w:val="000000" w:themeColor="text1"/>
+        </w:rPr>
+        <w:t>TensorRT</w:t>
+      </w:r>
+      <w:proofErr w:type="spellEnd"/>
+      <w:r>
+        <w:rPr>
+          <w:rFonts w:ascii="Times New Roman" w:hAnsi="Times New Roman" w:cs="Times New Roman"/>
+          <w:color w:val="000000" w:themeColor="text1"/>
+        </w:rPr>
+        <w:t>, we achieve FP16 quantization, which speeds up inference to just 22 milliseconds per frame. This local execution eliminates network latency, ensuring the system can process dense traffic streams. Only localized plate text, confidence scores, timestamps, and cropped license plate crops are synced to the central PostgreSQL/</w:t>
+      </w:r>
+      <w:proofErr w:type="spellStart"/>
+      <w:r>
+        <w:rPr>
+          <w:rFonts w:ascii="Times New Roman" w:hAnsi="Times New Roman" w:cs="Times New Roman"/>
+          <w:color w:val="000000" w:themeColor="text1"/>
+        </w:rPr>
+        <w:t>ElasticSearch</w:t>
+      </w:r>
+      <w:proofErr w:type="spellEnd"/>
+      <w:r>
+        <w:rPr>
+          <w:rFonts w:ascii="Times New Roman" w:hAnsi="Times New Roman" w:cs="Times New Roman"/>
+          <w:color w:val="000000" w:themeColor="text1"/>
+        </w:rPr>
+        <w:t xml:space="preserve"> database via secure, encrypted TLS connections.</w:t>
       </w:r>
     </w:p>
     <w:p>
@@ -10805,7 +15256,23 @@
           <w:rFonts w:ascii="Times New Roman" w:hAnsi="Times New Roman" w:cs="Times New Roman"/>
           <w:color w:val="000000" w:themeColor="text1"/>
         </w:rPr>
-        <w:t>Developing this ALPR system highlighted that preprocessing quality bounds downstream model performance. No amount of model sophistication can compensate for poor contrast, perspective tilt, or motion blur. Combining classical image preprocessing (to denoise and deskew) with a deep learning core proved far more effective than a purely end-to-end deep network. This hybrid design keeps the neural model size small and fast enough for edge devices, while maintaining robust performance in challenging real-world conditions.</w:t>
+        <w:t xml:space="preserve">Developing this ALPR system highlighted that preprocessing quality bounds downstream model performance. No amount of model sophistication can compensate for poor contrast, perspective tilt, or motion blur. Combining classical image preprocessing (to denoise and </w:t>
+      </w:r>
+      <w:proofErr w:type="spellStart"/>
+      <w:r>
+        <w:rPr>
+          <w:rFonts w:ascii="Times New Roman" w:hAnsi="Times New Roman" w:cs="Times New Roman"/>
+          <w:color w:val="000000" w:themeColor="text1"/>
+        </w:rPr>
+        <w:t>deskew</w:t>
+      </w:r>
+      <w:proofErr w:type="spellEnd"/>
+      <w:r>
+        <w:rPr>
+          <w:rFonts w:ascii="Times New Roman" w:hAnsi="Times New Roman" w:cs="Times New Roman"/>
+          <w:color w:val="000000" w:themeColor="text1"/>
+        </w:rPr>
+        <w:t>) with a deep learning core proved far more effective than a purely end-to-end deep network. This hybrid design keeps the neural model size small and fast enough for edge devices, while maintaining robust performance in challenging real-world conditions.</w:t>
       </w:r>
     </w:p>
     <w:p>
@@ -10843,7 +15310,23 @@
           <w:rFonts w:ascii="Times New Roman" w:hAnsi="Times New Roman" w:cs="Times New Roman"/>
           <w:color w:val="000000" w:themeColor="text1"/>
         </w:rPr>
-        <w:t>We encountered several significant engineering challenges during development. First, low-contrast plates during bad weather led to character segmentation errors. We resolved this by applying CLAHE and using a sequential CRNN reader, which reads entire character strings contextually and avoids individual character segmentation failures. Second, severe camera angles caused significant distortion. We solved this by implementing corner-detection homography, which warps skewed plates into a flat, horizontal layout. Finally, class imbalances in our dataset led to initial OCR errors. We resolved this by using class-weighted CTC loss and generating synthetic plates to ensure a balanced training set.</w:t>
+        <w:t xml:space="preserve">We encountered several significant engineering challenges during development. First, low-contrast plates during bad weather led to character segmentation errors. We resolved this by applying CLAHE and using a sequential CRNN reader, which reads entire character strings contextually and avoids individual character segmentation failures. Second, severe camera angles caused significant distortion. We solved this by implementing corner-detection </w:t>
+      </w:r>
+      <w:proofErr w:type="spellStart"/>
+      <w:r>
+        <w:rPr>
+          <w:rFonts w:ascii="Times New Roman" w:hAnsi="Times New Roman" w:cs="Times New Roman"/>
+          <w:color w:val="000000" w:themeColor="text1"/>
+        </w:rPr>
+        <w:t>homography</w:t>
+      </w:r>
+      <w:proofErr w:type="spellEnd"/>
+      <w:r>
+        <w:rPr>
+          <w:rFonts w:ascii="Times New Roman" w:hAnsi="Times New Roman" w:cs="Times New Roman"/>
+          <w:color w:val="000000" w:themeColor="text1"/>
+        </w:rPr>
+        <w:t>, which warps skewed plates into a flat, horizontal layout. Finally, class imbalances in our dataset led to initial OCR errors. We resolved this by using class-weighted CTC loss and generating synthetic plates to ensure a balanced training set.</w:t>
       </w:r>
     </w:p>
     <w:p>
@@ -10903,7 +15386,25 @@
           <w:bCs/>
           <w:color w:val="000000" w:themeColor="text1"/>
         </w:rPr>
-        <w:t>Hybrid Pipeline Optimization: Learned to blend classical OpenCV filters with deep PyTorch models, balancing computational speed and accuracy.</w:t>
+        <w:t xml:space="preserve">Hybrid Pipeline Optimization: Learned to blend classical OpenCV filters with deep </w:t>
+      </w:r>
+      <w:proofErr w:type="spellStart"/>
+      <w:r>
+        <w:rPr>
+          <w:rFonts w:ascii="Times New Roman" w:hAnsi="Times New Roman" w:cs="Times New Roman"/>
+          <w:bCs/>
+          <w:color w:val="000000" w:themeColor="text1"/>
+        </w:rPr>
+        <w:t>PyTorch</w:t>
+      </w:r>
+      <w:proofErr w:type="spellEnd"/>
+      <w:r>
+        <w:rPr>
+          <w:rFonts w:ascii="Times New Roman" w:hAnsi="Times New Roman" w:cs="Times New Roman"/>
+          <w:bCs/>
+          <w:color w:val="000000" w:themeColor="text1"/>
+        </w:rPr>
+        <w:t xml:space="preserve"> models, balancing computational speed and accuracy.</w:t>
       </w:r>
     </w:p>
     <w:p>
@@ -10923,7 +15424,25 @@
           <w:bCs/>
           <w:color w:val="000000" w:themeColor="text1"/>
         </w:rPr>
-        <w:t>Edge Compilation &amp; Quantization: Gained practical experience converting model weights to ONNX/TensorRT, optimizing performance for resource-constrained edge hardware.</w:t>
+        <w:t>Edge Compilation &amp; Quantization: Gained practical experience converting model weights to ONNX/</w:t>
+      </w:r>
+      <w:proofErr w:type="spellStart"/>
+      <w:r>
+        <w:rPr>
+          <w:rFonts w:ascii="Times New Roman" w:hAnsi="Times New Roman" w:cs="Times New Roman"/>
+          <w:bCs/>
+          <w:color w:val="000000" w:themeColor="text1"/>
+        </w:rPr>
+        <w:t>TensorRT</w:t>
+      </w:r>
+      <w:proofErr w:type="spellEnd"/>
+      <w:r>
+        <w:rPr>
+          <w:rFonts w:ascii="Times New Roman" w:hAnsi="Times New Roman" w:cs="Times New Roman"/>
+          <w:bCs/>
+          <w:color w:val="000000" w:themeColor="text1"/>
+        </w:rPr>
+        <w:t>, optimizing performance for resource-constrained edge hardware.</w:t>
       </w:r>
     </w:p>
     <w:p>
@@ -11450,7 +15969,15 @@
           <w:szCs w:val="24"/>
         </w:rPr>
         <w:br/>
-        <w:t>https://github.com/your-username/license-plate-alpr-system</w:t>
+      </w:r>
+      <w:r>
+        <w:rPr>
+          <w:rFonts w:ascii="Times New Roman" w:hAnsi="Times New Roman" w:cs="Times New Roman"/>
+          <w:color w:val="000000" w:themeColor="text1"/>
+          <w:sz w:val="24"/>
+          <w:szCs w:val="24"/>
+        </w:rPr>
+        <w:t>https://github.com/Nithiyashree07/Computer-Vision-CV</w:t>
       </w:r>
     </w:p>
     <w:p>
@@ -11536,7 +16063,25 @@
                 <w:color w:val="000000" w:themeColor="text1"/>
                 <w:sz w:val="17"/>
               </w:rPr>
-              <w:t>license-plate-alpr-system/</w:t>
+              <w:t>license-plate-</w:t>
+            </w:r>
+            <w:proofErr w:type="spellStart"/>
+            <w:r>
+              <w:rPr>
+                <w:rFonts w:ascii="Times New Roman" w:hAnsi="Times New Roman" w:cs="Times New Roman"/>
+                <w:color w:val="000000" w:themeColor="text1"/>
+                <w:sz w:val="17"/>
+              </w:rPr>
+              <w:t>alpr</w:t>
+            </w:r>
+            <w:proofErr w:type="spellEnd"/>
+            <w:r>
+              <w:rPr>
+                <w:rFonts w:ascii="Times New Roman" w:hAnsi="Times New Roman" w:cs="Times New Roman"/>
+                <w:color w:val="000000" w:themeColor="text1"/>
+                <w:sz w:val="17"/>
+              </w:rPr>
+              <w:t>-system/</w:t>
             </w:r>
             <w:r>
               <w:rPr>
@@ -11590,7 +16135,25 @@
                 <w:sz w:val="17"/>
               </w:rPr>
               <w:br/>
-              <w:t>├── src/</w:t>
+              <w:t xml:space="preserve">├── </w:t>
+            </w:r>
+            <w:proofErr w:type="spellStart"/>
+            <w:r>
+              <w:rPr>
+                <w:rFonts w:ascii="Times New Roman" w:hAnsi="Times New Roman" w:cs="Times New Roman"/>
+                <w:color w:val="000000" w:themeColor="text1"/>
+                <w:sz w:val="17"/>
+              </w:rPr>
+              <w:t>src</w:t>
+            </w:r>
+            <w:proofErr w:type="spellEnd"/>
+            <w:r>
+              <w:rPr>
+                <w:rFonts w:ascii="Times New Roman" w:hAnsi="Times New Roman" w:cs="Times New Roman"/>
+                <w:color w:val="000000" w:themeColor="text1"/>
+                <w:sz w:val="17"/>
+              </w:rPr>
+              <w:t>/</w:t>
             </w:r>
             <w:r>
               <w:rPr>
@@ -11653,7 +16216,25 @@
                 <w:sz w:val="17"/>
               </w:rPr>
               <w:br/>
-              <w:t>│   └── model_evaluation.ipynb      # Training curves and confusion matrix analysis</w:t>
+              <w:t xml:space="preserve">│   └── </w:t>
+            </w:r>
+            <w:proofErr w:type="spellStart"/>
+            <w:r>
+              <w:rPr>
+                <w:rFonts w:ascii="Times New Roman" w:hAnsi="Times New Roman" w:cs="Times New Roman"/>
+                <w:color w:val="000000" w:themeColor="text1"/>
+                <w:sz w:val="17"/>
+              </w:rPr>
+              <w:t>model_evaluation.ipynb</w:t>
+            </w:r>
+            <w:proofErr w:type="spellEnd"/>
+            <w:r>
+              <w:rPr>
+                <w:rFonts w:ascii="Times New Roman" w:hAnsi="Times New Roman" w:cs="Times New Roman"/>
+                <w:color w:val="000000" w:themeColor="text1"/>
+                <w:sz w:val="17"/>
+              </w:rPr>
+              <w:t xml:space="preserve">      # Training curves and confusion matrix analysis</w:t>
             </w:r>
             <w:r>
               <w:rPr>
@@ -12032,7 +16613,23 @@
                 <w:rFonts w:ascii="Times New Roman" w:hAnsi="Times New Roman" w:cs="Times New Roman"/>
                 <w:color w:val="000000" w:themeColor="text1"/>
               </w:rPr>
-              <w:t>Sections 6–9; src/ and notebooks/ in repository</w:t>
+              <w:t xml:space="preserve">Sections 6–9; </w:t>
+            </w:r>
+            <w:proofErr w:type="spellStart"/>
+            <w:r>
+              <w:rPr>
+                <w:rFonts w:ascii="Times New Roman" w:hAnsi="Times New Roman" w:cs="Times New Roman"/>
+                <w:color w:val="000000" w:themeColor="text1"/>
+              </w:rPr>
+              <w:t>src</w:t>
+            </w:r>
+            <w:proofErr w:type="spellEnd"/>
+            <w:r>
+              <w:rPr>
+                <w:rFonts w:ascii="Times New Roman" w:hAnsi="Times New Roman" w:cs="Times New Roman"/>
+                <w:color w:val="000000" w:themeColor="text1"/>
+              </w:rPr>
+              <w:t>/ and notebooks/ in repository</w:t>
             </w:r>
           </w:p>
         </w:tc>
@@ -12858,6 +17455,7 @@
           <w:szCs w:val="28"/>
         </w:rPr>
       </w:pPr>
+      <w:proofErr w:type="spellStart"/>
       <w:r>
         <w:rPr>
           <w:rFonts w:ascii="Times New Roman" w:hAnsi="Times New Roman" w:cs="Times New Roman"/>
@@ -12865,7 +17463,37 @@
           <w:sz w:val="24"/>
           <w:szCs w:val="28"/>
         </w:rPr>
-        <w:t>Laroca, R., Severo, E., Zanlorensi, L. A., &amp; Menotti, D. (2018). A Robust Real-Time Automatic License Plate Recognition System Based on YOLO Detector. Proceedings of the International Joint Conference on Neural Networks (IJCNN), 1-10.</w:t>
+        <w:t>Laroca</w:t>
+      </w:r>
+      <w:proofErr w:type="spellEnd"/>
+      <w:r>
+        <w:rPr>
+          <w:rFonts w:ascii="Times New Roman" w:hAnsi="Times New Roman" w:cs="Times New Roman"/>
+          <w:color w:val="000000" w:themeColor="text1"/>
+          <w:sz w:val="24"/>
+          <w:szCs w:val="28"/>
+        </w:rPr>
+        <w:t xml:space="preserve">, R., Severo, E., </w:t>
+      </w:r>
+      <w:proofErr w:type="spellStart"/>
+      <w:r>
+        <w:rPr>
+          <w:rFonts w:ascii="Times New Roman" w:hAnsi="Times New Roman" w:cs="Times New Roman"/>
+          <w:color w:val="000000" w:themeColor="text1"/>
+          <w:sz w:val="24"/>
+          <w:szCs w:val="28"/>
+        </w:rPr>
+        <w:t>Zanlorensi</w:t>
+      </w:r>
+      <w:proofErr w:type="spellEnd"/>
+      <w:r>
+        <w:rPr>
+          <w:rFonts w:ascii="Times New Roman" w:hAnsi="Times New Roman" w:cs="Times New Roman"/>
+          <w:color w:val="000000" w:themeColor="text1"/>
+          <w:sz w:val="24"/>
+          <w:szCs w:val="28"/>
+        </w:rPr>
+        <w:t>, L. A., &amp; Menotti, D. (2018). A Robust Real-Time Automatic License Plate Recognition System Based on YOLO Detector. Proceedings of the International Joint Conference on Neural Networks (IJCNN), 1-10.</w:t>
       </w:r>
     </w:p>
     <w:p>
@@ -12891,7 +17519,27 @@
           <w:sz w:val="24"/>
           <w:szCs w:val="28"/>
         </w:rPr>
-        <w:t>Tan, M., &amp; Le, Q. V. (2019). EfficientNet: Rethinking Model Scaling for Convolutional Neural Networks. Proceedings of the 36th International Conference on Machine Learning (ICML).</w:t>
+        <w:t xml:space="preserve">Tan, M., &amp; Le, Q. V. (2019). </w:t>
+      </w:r>
+      <w:proofErr w:type="spellStart"/>
+      <w:r>
+        <w:rPr>
+          <w:rFonts w:ascii="Times New Roman" w:hAnsi="Times New Roman" w:cs="Times New Roman"/>
+          <w:color w:val="000000" w:themeColor="text1"/>
+          <w:sz w:val="24"/>
+          <w:szCs w:val="28"/>
+        </w:rPr>
+        <w:t>EfficientNet</w:t>
+      </w:r>
+      <w:proofErr w:type="spellEnd"/>
+      <w:r>
+        <w:rPr>
+          <w:rFonts w:ascii="Times New Roman" w:hAnsi="Times New Roman" w:cs="Times New Roman"/>
+          <w:color w:val="000000" w:themeColor="text1"/>
+          <w:sz w:val="24"/>
+          <w:szCs w:val="28"/>
+        </w:rPr>
+        <w:t>: Rethinking Model Scaling for Convolutional Neural Networks. Proceedings of the 36th International Conference on Machine Learning (ICML).</w:t>
       </w:r>
     </w:p>
     <w:p>
@@ -13014,6 +17662,7 @@
           <w:szCs w:val="28"/>
         </w:rPr>
       </w:pPr>
+      <w:proofErr w:type="spellStart"/>
       <w:r>
         <w:rPr>
           <w:rFonts w:ascii="Times New Roman" w:hAnsi="Times New Roman" w:cs="Times New Roman"/>
@@ -13021,7 +17670,17 @@
           <w:sz w:val="24"/>
           <w:szCs w:val="28"/>
         </w:rPr>
-        <w:t>PyTorch Documentation and Tutorials — https://pytorch.org</w:t>
+        <w:t>PyTorch</w:t>
+      </w:r>
+      <w:proofErr w:type="spellEnd"/>
+      <w:r>
+        <w:rPr>
+          <w:rFonts w:ascii="Times New Roman" w:hAnsi="Times New Roman" w:cs="Times New Roman"/>
+          <w:color w:val="000000" w:themeColor="text1"/>
+          <w:sz w:val="24"/>
+          <w:szCs w:val="28"/>
+        </w:rPr>
+        <w:t xml:space="preserve"> Documentation and Tutorials — https://pytorch.org</w:t>
       </w:r>
     </w:p>
     <w:p>
@@ -25462,6 +30121,29 @@
       </w:tcPr>
     </w:tblStylePr>
   </w:style>
+  <w:style w:type="character" w:styleId="Hyperlink">
+    <w:name w:val="Hyperlink"/>
+    <w:basedOn w:val="DefaultParagraphFont"/>
+    <w:uiPriority w:val="99"/>
+    <w:unhideWhenUsed/>
+    <w:rsid w:val="002A3D03"/>
+    <w:rPr>
+      <w:color w:val="0000FF" w:themeColor="hyperlink"/>
+      <w:u w:val="single"/>
+    </w:rPr>
+  </w:style>
+  <w:style w:type="character" w:styleId="UnresolvedMention">
+    <w:name w:val="Unresolved Mention"/>
+    <w:basedOn w:val="DefaultParagraphFont"/>
+    <w:uiPriority w:val="99"/>
+    <w:semiHidden/>
+    <w:unhideWhenUsed/>
+    <w:rsid w:val="002A3D03"/>
+    <w:rPr>
+      <w:color w:val="605E5C"/>
+      <w:shd w:val="clear" w:color="auto" w:fill="E1DFDD"/>
+    </w:rPr>
+  </w:style>
 </w:styles>
 </file>
 
